--- a/src/Tests/Inputs/menus/06/input.docx
+++ b/src/Tests/Inputs/menus/06/input.docx
@@ -1,6 +1,6 @@
 
 <file path=word/document.xml><?xml version="1.0" encoding="utf-8"?>
-<w:document xmlns:wpc="http://schemas.microsoft.com/office/word/2010/wordprocessingCanvas" xmlns:cx="http://schemas.microsoft.com/office/drawing/2014/chartex" xmlns:cx1="http://schemas.microsoft.com/office/drawing/2015/9/8/chartex" xmlns:cx2="http://schemas.microsoft.com/office/drawing/2015/10/21/chartex" xmlns:cx3="http://schemas.microsoft.com/office/drawing/2016/5/9/chartex" xmlns:cx4="http://schemas.microsoft.com/office/drawing/2016/5/10/chartex" xmlns:cx5="http://schemas.microsoft.com/office/drawing/2016/5/11/chartex" xmlns:cx6="http://schemas.microsoft.com/office/drawing/2016/5/12/chartex" xmlns:cx7="http://schemas.microsoft.com/office/drawing/2016/5/13/chartex" xmlns:cx8="http://schemas.microsoft.com/office/drawing/2016/5/14/chartex" xmlns:mc="http://schemas.openxmlformats.org/markup-compatibility/2006" xmlns:aink="http://schemas.microsoft.com/office/drawing/2016/ink" xmlns:am3d="http://schemas.microsoft.com/office/drawing/2017/model3d" xmlns:o="urn:schemas-microsoft-com:office:office" xmlns:oel="http://schemas.microsoft.com/office/2019/extlst" xmlns:r="http://schemas.openxmlformats.org/officeDocument/2006/relationships" xmlns:m="http://schemas.openxmlformats.org/officeDocument/2006/math" xmlns:v="urn:schemas-microsoft-com:vml" xmlns:wp14="http://schemas.microsoft.com/office/word/2010/wordprocessingDrawing" xmlns:wp="http://schemas.openxmlformats.org/drawingml/2006/wordprocessingDrawing" xmlns:w10="urn:schemas-microsoft-com:office:word" xmlns:w="http://schemas.openxmlformats.org/wordprocessingml/2006/main" xmlns:w14="http://schemas.microsoft.com/office/word/2010/wordml" xmlns:w15="http://schemas.microsoft.com/office/word/2012/wordml" xmlns:w16cex="http://schemas.microsoft.com/office/word/2018/wordml/cex" xmlns:w16cid="http://schemas.microsoft.com/office/word/2016/wordml/cid" xmlns:w16="http://schemas.microsoft.com/office/word/2018/wordml" xmlns:w16du="http://schemas.microsoft.com/office/word/2023/wordml/word16du" xmlns:w16sdtdh="http://schemas.microsoft.com/office/word/2020/wordml/sdtdatahash" xmlns:w16se="http://schemas.microsoft.com/office/word/2015/wordml/symex" xmlns:wpg="http://schemas.microsoft.com/office/word/2010/wordprocessingGroup" xmlns:wpi="http://schemas.microsoft.com/office/word/2010/wordprocessingInk" xmlns:wne="http://schemas.microsoft.com/office/word/2006/wordml" xmlns:wps="http://schemas.microsoft.com/office/word/2010/wordprocessingShape" mc:Ignorable="w14 w15 w16se w16cid w16 w16cex w16sdtdh w16du wp14">
+<w:document xmlns:a="http://schemas.openxmlformats.org/drawingml/2006/main" xmlns:adec="http://schemas.microsoft.com/office/drawing/2017/decorative" xmlns:pic="http://schemas.openxmlformats.org/drawingml/2006/picture" xmlns:a14="http://schemas.microsoft.com/office/drawing/2010/main" xmlns:asvg="http://schemas.microsoft.com/office/drawing/2016/SVG/main" xmlns:wpc="http://schemas.microsoft.com/office/word/2010/wordprocessingCanvas" xmlns:cx="http://schemas.microsoft.com/office/drawing/2014/chartex" xmlns:cx1="http://schemas.microsoft.com/office/drawing/2015/9/8/chartex" xmlns:cx2="http://schemas.microsoft.com/office/drawing/2015/10/21/chartex" xmlns:cx3="http://schemas.microsoft.com/office/drawing/2016/5/9/chartex" xmlns:cx4="http://schemas.microsoft.com/office/drawing/2016/5/10/chartex" xmlns:cx5="http://schemas.microsoft.com/office/drawing/2016/5/11/chartex" xmlns:cx6="http://schemas.microsoft.com/office/drawing/2016/5/12/chartex" xmlns:cx7="http://schemas.microsoft.com/office/drawing/2016/5/13/chartex" xmlns:cx8="http://schemas.microsoft.com/office/drawing/2016/5/14/chartex" xmlns:mc="http://schemas.openxmlformats.org/markup-compatibility/2006" xmlns:aink="http://schemas.microsoft.com/office/drawing/2016/ink" xmlns:am3d="http://schemas.microsoft.com/office/drawing/2017/model3d" xmlns:o="urn:schemas-microsoft-com:office:office" xmlns:oel="http://schemas.microsoft.com/office/2019/extlst" xmlns:r="http://schemas.openxmlformats.org/officeDocument/2006/relationships" xmlns:m="http://schemas.openxmlformats.org/officeDocument/2006/math" xmlns:v="urn:schemas-microsoft-com:vml" xmlns:wp14="http://schemas.microsoft.com/office/word/2010/wordprocessingDrawing" xmlns:wp="http://schemas.openxmlformats.org/drawingml/2006/wordprocessingDrawing" xmlns:w10="urn:schemas-microsoft-com:office:word" xmlns:w="http://schemas.openxmlformats.org/wordprocessingml/2006/main" xmlns:w14="http://schemas.microsoft.com/office/word/2010/wordml" xmlns:w15="http://schemas.microsoft.com/office/word/2012/wordml" xmlns:w16cex="http://schemas.microsoft.com/office/word/2018/wordml/cex" xmlns:w16cid="http://schemas.microsoft.com/office/word/2016/wordml/cid" xmlns:w16="http://schemas.microsoft.com/office/word/2018/wordml" xmlns:w16du="http://schemas.microsoft.com/office/word/2023/wordml/word16du" xmlns:w16sdtdh="http://schemas.microsoft.com/office/word/2020/wordml/sdtdatahash" xmlns:w16se="http://schemas.microsoft.com/office/word/2015/wordml/symex" xmlns:wpg="http://schemas.microsoft.com/office/word/2010/wordprocessingGroup" xmlns:wpi="http://schemas.microsoft.com/office/word/2010/wordprocessingInk" xmlns:wne="http://schemas.microsoft.com/office/word/2006/wordml" xmlns:wps="http://schemas.microsoft.com/office/word/2010/wordprocessingShape" mc:Ignorable="w14 w15 w16se w16cid w16 w16cex w16sdtdh w16du wp14">
   <w:body>
     <w:p>
       <w:pPr>
@@ -13,7 +13,7 @@
         <mc:AlternateContent>
           <mc:Choice Requires="wpg">
             <w:drawing>
-              <wp:anchor distT="0" distB="0" distL="114300" distR="114300" simplePos="0" relativeHeight="251666944" behindDoc="1" locked="1" layoutInCell="1" allowOverlap="1" wp14:anchorId="3FE3517B" wp14:editId="0053A6B2">
+              <wp:anchor distT="0" distB="0" distL="114300" distR="114300" simplePos="0" relativeHeight="251666944" behindDoc="1" locked="1" layoutInCell="1" allowOverlap="1" wp14:editId="0053A6B2" wp14:anchorId="3FE3517B">
                 <wp:simplePos x="0" y="0"/>
                 <wp:positionH relativeFrom="column">
                   <wp:posOffset>-457200</wp:posOffset>
@@ -137,9 +137,9 @@
           </mc:Choice>
           <mc:Fallback>
             <w:pict>
-              <v:group w14:anchorId="3979E699" id="Group 7" o:spid="_x0000_s1026" alt="Decorative" style="position:absolute;margin-left:-36pt;margin-top:-36pt;width:616.5pt;height:798.75pt;z-index:-251649536;mso-width-relative:margin;mso-height-relative:margin" coordorigin="" coordsize="78295,101441" o:gfxdata="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">
-                <v:rect id="Rectangle 6" o:spid="_x0000_s1027" style="position:absolute;width:78295;height:101441;visibility:visible;mso-wrap-style:square;v-text-anchor:middle" o:gfxdata="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" fillcolor="#ebf8f9 [3204]" stroked="f" strokeweight="1pt"/>
-                <v:rect id="Rectangle 5" o:spid="_x0000_s1028" style="position:absolute;left:14173;width:49377;height:2011;visibility:visible;mso-wrap-style:square;v-text-anchor:middle" o:gfxdata="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" fillcolor="#e20000 [3205]" stroked="f" strokeweight="1pt"/>
+              <v:group id="Group 7" style="position:absolute;margin-left:-36pt;margin-top:-36pt;width:616.5pt;height:798.75pt;z-index:-251649536;mso-width-relative:margin;mso-height-relative:margin" alt="Decorative" coordsize="78295,101441" coordorigin="" o:spid="_x0000_s1026" o:gfxdata="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" w14:anchorId="3979E699">
+                <v:rect id="Rectangle 6" style="position:absolute;width:78295;height:101441;visibility:visible;mso-wrap-style:square;v-text-anchor:middle" o:spid="_x0000_s1027" fillcolor="#ebf8f9 [3204]" stroked="f" strokeweight="1pt" o:gfxdata="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"/>
+                <v:rect id="Rectangle 5" style="position:absolute;left:14173;width:49377;height:2011;visibility:visible;mso-wrap-style:square;v-text-anchor:middle" o:spid="_x0000_s1028" fillcolor="#e20000 [3205]" stroked="f" strokeweight="1pt" o:gfxdata="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"/>
                 <w10:anchorlock/>
               </v:group>
             </w:pict>
@@ -167,7 +167,7 @@
             <w:tcW w:w="10800" w:type="dxa"/>
             <w:gridSpan w:val="4"/>
             <w:tcBorders>
-              <w:bottom w:val="single" w:sz="18" w:space="0" w:color="auto"/>
+              <w:bottom w:val="single" w:color="auto" w:sz="18" w:space="0"/>
             </w:tcBorders>
           </w:tcPr>
           <w:p>
@@ -200,8 +200,8 @@
           <w:tcPr>
             <w:tcW w:w="3870" w:type="dxa"/>
             <w:tcBorders>
-              <w:top w:val="single" w:sz="18" w:space="0" w:color="auto"/>
-              <w:bottom w:val="single" w:sz="2" w:space="0" w:color="auto"/>
+              <w:top w:val="single" w:color="auto" w:sz="18" w:space="0"/>
+              <w:bottom w:val="single" w:color="auto" w:sz="2" w:space="0"/>
             </w:tcBorders>
             <w:tcMar>
               <w:top w:w="216" w:type="dxa"/>
@@ -394,8 +394,8 @@
           <w:tcPr>
             <w:tcW w:w="270" w:type="dxa"/>
             <w:tcBorders>
-              <w:top w:val="single" w:sz="18" w:space="0" w:color="auto"/>
-              <w:right w:val="single" w:sz="18" w:space="0" w:color="auto"/>
+              <w:top w:val="single" w:color="auto" w:sz="18" w:space="0"/>
+              <w:right w:val="single" w:color="auto" w:sz="18" w:space="0"/>
             </w:tcBorders>
             <w:tcMar>
               <w:top w:w="216" w:type="dxa"/>
@@ -415,8 +415,8 @@
           <w:tcPr>
             <w:tcW w:w="270" w:type="dxa"/>
             <w:tcBorders>
-              <w:top w:val="single" w:sz="18" w:space="0" w:color="auto"/>
-              <w:left w:val="single" w:sz="18" w:space="0" w:color="auto"/>
+              <w:top w:val="single" w:color="auto" w:sz="18" w:space="0"/>
+              <w:left w:val="single" w:color="auto" w:sz="18" w:space="0"/>
             </w:tcBorders>
             <w:tcMar>
               <w:top w:w="216" w:type="dxa"/>
@@ -436,8 +436,8 @@
           <w:tcPr>
             <w:tcW w:w="6390" w:type="dxa"/>
             <w:tcBorders>
-              <w:top w:val="single" w:sz="18" w:space="0" w:color="auto"/>
-              <w:bottom w:val="single" w:sz="2" w:space="0" w:color="auto"/>
+              <w:top w:val="single" w:color="auto" w:sz="18" w:space="0"/>
+              <w:bottom w:val="single" w:color="auto" w:sz="2" w:space="0"/>
             </w:tcBorders>
             <w:tcMar>
               <w:top w:w="216" w:type="dxa"/>
@@ -653,8 +653,8 @@
           <w:tcPr>
             <w:tcW w:w="3870" w:type="dxa"/>
             <w:tcBorders>
-              <w:top w:val="single" w:sz="2" w:space="0" w:color="auto"/>
-              <w:bottom w:val="single" w:sz="2" w:space="0" w:color="auto"/>
+              <w:top w:val="single" w:color="auto" w:sz="2" w:space="0"/>
+              <w:bottom w:val="single" w:color="auto" w:sz="2" w:space="0"/>
             </w:tcBorders>
             <w:vAlign w:val="center"/>
           </w:tcPr>
@@ -754,7 +754,7 @@
             <w:tcW w:w="270" w:type="dxa"/>
             <w:vMerge w:val="restart"/>
             <w:tcBorders>
-              <w:right w:val="single" w:sz="18" w:space="0" w:color="auto"/>
+              <w:right w:val="single" w:color="auto" w:sz="18" w:space="0"/>
             </w:tcBorders>
           </w:tcPr>
           <w:p>
@@ -771,7 +771,7 @@
             <w:tcW w:w="270" w:type="dxa"/>
             <w:vMerge w:val="restart"/>
             <w:tcBorders>
-              <w:left w:val="single" w:sz="18" w:space="0" w:color="auto"/>
+              <w:left w:val="single" w:color="auto" w:sz="18" w:space="0"/>
             </w:tcBorders>
           </w:tcPr>
           <w:p>
@@ -788,8 +788,8 @@
             <w:tcW w:w="6390" w:type="dxa"/>
             <w:vMerge w:val="restart"/>
             <w:tcBorders>
-              <w:top w:val="single" w:sz="2" w:space="0" w:color="auto"/>
-              <w:bottom w:val="single" w:sz="2" w:space="0" w:color="auto"/>
+              <w:top w:val="single" w:color="auto" w:sz="2" w:space="0"/>
+              <w:bottom w:val="single" w:color="auto" w:sz="2" w:space="0"/>
             </w:tcBorders>
             <w:vAlign w:val="center"/>
           </w:tcPr>
@@ -1008,7 +1008,7 @@
             <w:tcW w:w="3870" w:type="dxa"/>
             <w:vMerge w:val="restart"/>
             <w:tcBorders>
-              <w:top w:val="single" w:sz="2" w:space="0" w:color="auto"/>
+              <w:top w:val="single" w:color="auto" w:sz="2" w:space="0"/>
             </w:tcBorders>
             <w:tcMar>
               <w:left w:w="0" w:type="dxa"/>
@@ -1374,8 +1374,8 @@
           <w:tcPr>
             <w:tcW w:w="270" w:type="dxa"/>
             <w:tcBorders>
-              <w:bottom w:val="single" w:sz="18" w:space="0" w:color="auto"/>
-              <w:right w:val="single" w:sz="18" w:space="0" w:color="auto"/>
+              <w:bottom w:val="single" w:color="auto" w:sz="18" w:space="0"/>
+              <w:right w:val="single" w:color="auto" w:sz="18" w:space="0"/>
             </w:tcBorders>
           </w:tcPr>
           <w:p>
@@ -1391,8 +1391,8 @@
           <w:tcPr>
             <w:tcW w:w="270" w:type="dxa"/>
             <w:tcBorders>
-              <w:left w:val="single" w:sz="18" w:space="0" w:color="auto"/>
-              <w:bottom w:val="single" w:sz="18" w:space="0" w:color="auto"/>
+              <w:left w:val="single" w:color="auto" w:sz="18" w:space="0"/>
+              <w:bottom w:val="single" w:color="auto" w:sz="18" w:space="0"/>
             </w:tcBorders>
           </w:tcPr>
           <w:p>
@@ -1408,8 +1408,8 @@
           <w:tcPr>
             <w:tcW w:w="6390" w:type="dxa"/>
             <w:tcBorders>
-              <w:top w:val="single" w:sz="2" w:space="0" w:color="auto"/>
-              <w:bottom w:val="single" w:sz="18" w:space="0" w:color="auto"/>
+              <w:top w:val="single" w:color="auto" w:sz="2" w:space="0"/>
+              <w:bottom w:val="single" w:color="auto" w:sz="18" w:space="0"/>
             </w:tcBorders>
             <w:vAlign w:val="center"/>
           </w:tcPr>
@@ -1672,7 +1672,7 @@
         <mc:AlternateContent>
           <mc:Choice Requires="wps">
             <w:drawing>
-              <wp:anchor distT="0" distB="0" distL="114300" distR="114300" simplePos="0" relativeHeight="251668992" behindDoc="1" locked="1" layoutInCell="1" allowOverlap="1" wp14:anchorId="58327A2A" wp14:editId="06CFD351">
+              <wp:anchor distT="0" distB="0" distL="114300" distR="114300" simplePos="0" relativeHeight="251668992" behindDoc="1" locked="1" layoutInCell="1" allowOverlap="1" wp14:editId="06CFD351" wp14:anchorId="58327A2A">
                 <wp:simplePos x="0" y="0"/>
                 <wp:positionH relativeFrom="column">
                   <wp:posOffset>-464820</wp:posOffset>
@@ -1737,7 +1737,7 @@
           </mc:Choice>
           <mc:Fallback>
             <w:pict>
-              <v:rect w14:anchorId="52431437" id="Rectangle 8" o:spid="_x0000_s1026" alt="Decorative" style="position:absolute;margin-left:-36.6pt;margin-top:-36pt;width:612pt;height:11in;z-index:-251647488;visibility:visible;mso-wrap-style:square;mso-wrap-distance-left:9pt;mso-wrap-distance-top:0;mso-wrap-distance-right:9pt;mso-wrap-distance-bottom:0;mso-position-horizontal:absolute;mso-position-horizontal-relative:text;mso-position-vertical:absolute;mso-position-vertical-relative:text;v-text-anchor:middle" o:gfxdata="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" fillcolor="#ebf8f9 [3204]" stroked="f" strokeweight="1pt">
+              <v:rect id="Rectangle 8" style="position:absolute;margin-left:-36.6pt;margin-top:-36pt;width:612pt;height:11in;z-index:-251647488;visibility:visible;mso-wrap-style:square;mso-wrap-distance-left:9pt;mso-wrap-distance-top:0;mso-wrap-distance-right:9pt;mso-wrap-distance-bottom:0;mso-position-horizontal:absolute;mso-position-horizontal-relative:text;mso-position-vertical:absolute;mso-position-vertical-relative:text;v-text-anchor:middle" alt="Decorative" o:spid="_x0000_s1026" fillcolor="#ebf8f9 [3204]" stroked="f" strokeweight="1pt" o:gfxdata="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" w14:anchorId="52431437">
                 <w10:anchorlock/>
               </v:rect>
             </w:pict>
@@ -1764,7 +1764,7 @@
           <w:tcPr>
             <w:tcW w:w="1179" w:type="dxa"/>
             <w:tcBorders>
-              <w:bottom w:val="single" w:sz="4" w:space="0" w:color="E20000" w:themeColor="accent2"/>
+              <w:bottom w:val="single" w:color="E20000" w:themeColor="accent2" w:sz="4" w:space="0"/>
             </w:tcBorders>
           </w:tcPr>
           <w:p>
@@ -1779,7 +1779,7 @@
               <mc:AlternateContent>
                 <mc:Choice Requires="wps">
                   <w:drawing>
-                    <wp:anchor distT="0" distB="0" distL="114300" distR="114300" simplePos="0" relativeHeight="251658752" behindDoc="1" locked="1" layoutInCell="1" allowOverlap="1" wp14:anchorId="6F9B4D76" wp14:editId="590B1C61">
+                    <wp:anchor distT="0" distB="0" distL="114300" distR="114300" simplePos="0" relativeHeight="251658752" behindDoc="1" locked="1" layoutInCell="1" allowOverlap="1" wp14:editId="590B1C61" wp14:anchorId="6F9B4D76">
                       <wp:simplePos x="0" y="0"/>
                       <wp:positionH relativeFrom="margin">
                         <wp:posOffset>929640</wp:posOffset>
@@ -1853,7 +1853,7 @@
                 </mc:Choice>
                 <mc:Fallback>
                   <w:pict>
-                    <v:rect w14:anchorId="540038AA" id="Rectangle 4" o:spid="_x0000_s1026" alt="Decorative" style="position:absolute;margin-left:73.2pt;margin-top:-736.35pt;width:388.8pt;height:15.85pt;z-index:-251657728;visibility:visible;mso-wrap-style:square;mso-width-percent:0;mso-height-percent:0;mso-wrap-distance-left:9pt;mso-wrap-distance-top:0;mso-wrap-distance-right:9pt;mso-wrap-distance-bottom:0;mso-position-horizontal:absolute;mso-position-horizontal-relative:margin;mso-position-vertical:absolute;mso-position-vertical-relative:text;mso-width-percent:0;mso-height-percent:0;mso-width-relative:margin;mso-height-relative:margin;v-text-anchor:middle" o:gfxdata="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" fillcolor="#ff3007" stroked="f" strokeweight="1pt">
+                    <v:rect id="Rectangle 4" style="position:absolute;margin-left:73.2pt;margin-top:-736.35pt;width:388.8pt;height:15.85pt;z-index:-251657728;visibility:visible;mso-wrap-style:square;mso-width-percent:0;mso-height-percent:0;mso-wrap-distance-left:9pt;mso-wrap-distance-top:0;mso-wrap-distance-right:9pt;mso-wrap-distance-bottom:0;mso-position-horizontal:absolute;mso-position-horizontal-relative:margin;mso-position-vertical:absolute;mso-position-vertical-relative:text;mso-width-percent:0;mso-height-percent:0;mso-width-relative:margin;mso-height-relative:margin;v-text-anchor:middle" alt="Decorative" o:spid="_x0000_s1026" fillcolor="#ff3007" stroked="f" strokeweight="1pt" o:gfxdata="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" w14:anchorId="540038AA">
                       <w10:wrap anchorx="margin"/>
                       <w10:anchorlock/>
                     </v:rect>
@@ -1883,7 +1883,7 @@
             <w:tcW w:w="8361" w:type="dxa"/>
             <w:gridSpan w:val="2"/>
             <w:tcBorders>
-              <w:bottom w:val="single" w:sz="4" w:space="0" w:color="auto"/>
+              <w:bottom w:val="single" w:color="auto" w:sz="4" w:space="0"/>
             </w:tcBorders>
             <w:vAlign w:val="center"/>
           </w:tcPr>
@@ -1912,7 +1912,7 @@
           <w:tcPr>
             <w:tcW w:w="1260" w:type="dxa"/>
             <w:tcBorders>
-              <w:bottom w:val="single" w:sz="4" w:space="0" w:color="auto"/>
+              <w:bottom w:val="single" w:color="auto" w:sz="4" w:space="0"/>
             </w:tcBorders>
           </w:tcPr>
           <w:p>
@@ -1946,8 +1946,8 @@
             <w:tcW w:w="1179" w:type="dxa"/>
             <w:vMerge w:val="restart"/>
             <w:tcBorders>
-              <w:top w:val="single" w:sz="4" w:space="0" w:color="E20000" w:themeColor="accent2"/>
-              <w:bottom w:val="single" w:sz="4" w:space="0" w:color="E20000" w:themeColor="accent2"/>
+              <w:top w:val="single" w:color="E20000" w:themeColor="accent2" w:sz="4" w:space="0"/>
+              <w:bottom w:val="single" w:color="E20000" w:themeColor="accent2" w:sz="4" w:space="0"/>
             </w:tcBorders>
             <w:shd w:val="clear" w:color="auto" w:fill="E20000" w:themeFill="accent2"/>
             <w:vAlign w:val="bottom"/>
@@ -2019,9 +2019,9 @@
             <w:tcW w:w="3091" w:type="dxa"/>
             <w:vMerge w:val="restart"/>
             <w:tcBorders>
-              <w:top w:val="single" w:sz="4" w:space="0" w:color="auto"/>
-              <w:bottom w:val="single" w:sz="4" w:space="0" w:color="auto"/>
-              <w:right w:val="single" w:sz="4" w:space="0" w:color="auto"/>
+              <w:top w:val="single" w:color="auto" w:sz="4" w:space="0"/>
+              <w:bottom w:val="single" w:color="auto" w:sz="4" w:space="0"/>
+              <w:right w:val="single" w:color="auto" w:sz="4" w:space="0"/>
             </w:tcBorders>
             <w:tcMar>
               <w:left w:w="288" w:type="dxa"/>
@@ -2251,10 +2251,10 @@
             <w:tcW w:w="6530" w:type="dxa"/>
             <w:gridSpan w:val="2"/>
             <w:tcBorders>
-              <w:top w:val="single" w:sz="4" w:space="0" w:color="auto"/>
-              <w:left w:val="single" w:sz="4" w:space="0" w:color="auto"/>
-              <w:bottom w:val="single" w:sz="4" w:space="0" w:color="auto"/>
-              <w:right w:val="single" w:sz="4" w:space="0" w:color="auto"/>
+              <w:top w:val="single" w:color="auto" w:sz="4" w:space="0"/>
+              <w:left w:val="single" w:color="auto" w:sz="4" w:space="0"/>
+              <w:bottom w:val="single" w:color="auto" w:sz="4" w:space="0"/>
+              <w:right w:val="single" w:color="auto" w:sz="4" w:space="0"/>
             </w:tcBorders>
             <w:tcMar>
               <w:left w:w="288" w:type="dxa"/>
@@ -2502,7 +2502,7 @@
             <w:tcW w:w="1179" w:type="dxa"/>
             <w:vMerge/>
             <w:tcBorders>
-              <w:bottom w:val="single" w:sz="4" w:space="0" w:color="E20000" w:themeColor="accent2"/>
+              <w:bottom w:val="single" w:color="E20000" w:themeColor="accent2" w:sz="4" w:space="0"/>
             </w:tcBorders>
             <w:shd w:val="clear" w:color="auto" w:fill="E20000" w:themeFill="accent2"/>
           </w:tcPr>
@@ -2520,9 +2520,9 @@
             <w:tcW w:w="3091" w:type="dxa"/>
             <w:vMerge/>
             <w:tcBorders>
-              <w:top w:val="single" w:sz="4" w:space="0" w:color="auto"/>
-              <w:bottom w:val="single" w:sz="4" w:space="0" w:color="auto"/>
-              <w:right w:val="single" w:sz="4" w:space="0" w:color="auto"/>
+              <w:top w:val="single" w:color="auto" w:sz="4" w:space="0"/>
+              <w:bottom w:val="single" w:color="auto" w:sz="4" w:space="0"/>
+              <w:right w:val="single" w:color="auto" w:sz="4" w:space="0"/>
             </w:tcBorders>
             <w:tcMar>
               <w:left w:w="288" w:type="dxa"/>
@@ -2548,10 +2548,10 @@
             <w:gridSpan w:val="2"/>
             <w:vMerge w:val="restart"/>
             <w:tcBorders>
-              <w:top w:val="single" w:sz="4" w:space="0" w:color="auto"/>
-              <w:left w:val="single" w:sz="4" w:space="0" w:color="auto"/>
-              <w:bottom w:val="single" w:sz="4" w:space="0" w:color="auto"/>
-              <w:right w:val="single" w:sz="4" w:space="0" w:color="auto"/>
+              <w:top w:val="single" w:color="auto" w:sz="4" w:space="0"/>
+              <w:left w:val="single" w:color="auto" w:sz="4" w:space="0"/>
+              <w:bottom w:val="single" w:color="auto" w:sz="4" w:space="0"/>
+              <w:right w:val="single" w:color="auto" w:sz="4" w:space="0"/>
             </w:tcBorders>
             <w:tcMar>
               <w:left w:w="288" w:type="dxa"/>
@@ -2766,7 +2766,7 @@
             <w:tcW w:w="1179" w:type="dxa"/>
             <w:vMerge/>
             <w:tcBorders>
-              <w:bottom w:val="single" w:sz="4" w:space="0" w:color="E20000" w:themeColor="accent2"/>
+              <w:bottom w:val="single" w:color="E20000" w:themeColor="accent2" w:sz="4" w:space="0"/>
             </w:tcBorders>
             <w:shd w:val="clear" w:color="auto" w:fill="E20000" w:themeFill="accent2"/>
           </w:tcPr>
@@ -2787,9 +2787,9 @@
             <w:tcW w:w="3091" w:type="dxa"/>
             <w:vMerge w:val="restart"/>
             <w:tcBorders>
-              <w:top w:val="single" w:sz="4" w:space="0" w:color="auto"/>
-              <w:bottom w:val="single" w:sz="4" w:space="0" w:color="auto"/>
-              <w:right w:val="single" w:sz="4" w:space="0" w:color="auto"/>
+              <w:top w:val="single" w:color="auto" w:sz="4" w:space="0"/>
+              <w:bottom w:val="single" w:color="auto" w:sz="4" w:space="0"/>
+              <w:right w:val="single" w:color="auto" w:sz="4" w:space="0"/>
             </w:tcBorders>
             <w:tcMar>
               <w:left w:w="288" w:type="dxa"/>
@@ -3115,10 +3115,10 @@
             <w:gridSpan w:val="2"/>
             <w:vMerge/>
             <w:tcBorders>
-              <w:top w:val="single" w:sz="4" w:space="0" w:color="auto"/>
-              <w:left w:val="single" w:sz="4" w:space="0" w:color="auto"/>
-              <w:bottom w:val="single" w:sz="4" w:space="0" w:color="auto"/>
-              <w:right w:val="single" w:sz="4" w:space="0" w:color="auto"/>
+              <w:top w:val="single" w:color="auto" w:sz="4" w:space="0"/>
+              <w:left w:val="single" w:color="auto" w:sz="4" w:space="0"/>
+              <w:bottom w:val="single" w:color="auto" w:sz="4" w:space="0"/>
+              <w:right w:val="single" w:color="auto" w:sz="4" w:space="0"/>
             </w:tcBorders>
             <w:tcMar>
               <w:left w:w="288" w:type="dxa"/>
@@ -3145,7 +3145,7 @@
             <w:tcW w:w="1179" w:type="dxa"/>
             <w:vMerge/>
             <w:tcBorders>
-              <w:bottom w:val="single" w:sz="4" w:space="0" w:color="E20000" w:themeColor="accent2"/>
+              <w:bottom w:val="single" w:color="E20000" w:themeColor="accent2" w:sz="4" w:space="0"/>
             </w:tcBorders>
             <w:shd w:val="clear" w:color="auto" w:fill="E20000" w:themeFill="accent2"/>
           </w:tcPr>
@@ -3163,9 +3163,9 @@
             <w:tcW w:w="3091" w:type="dxa"/>
             <w:vMerge/>
             <w:tcBorders>
-              <w:top w:val="single" w:sz="4" w:space="0" w:color="auto"/>
-              <w:bottom w:val="single" w:sz="4" w:space="0" w:color="auto"/>
-              <w:right w:val="single" w:sz="4" w:space="0" w:color="auto"/>
+              <w:top w:val="single" w:color="auto" w:sz="4" w:space="0"/>
+              <w:bottom w:val="single" w:color="auto" w:sz="4" w:space="0"/>
+              <w:right w:val="single" w:color="auto" w:sz="4" w:space="0"/>
             </w:tcBorders>
             <w:tcMar>
               <w:left w:w="288" w:type="dxa"/>
@@ -3190,10 +3190,10 @@
             <w:tcW w:w="6530" w:type="dxa"/>
             <w:gridSpan w:val="2"/>
             <w:tcBorders>
-              <w:top w:val="single" w:sz="4" w:space="0" w:color="auto"/>
-              <w:left w:val="single" w:sz="4" w:space="0" w:color="auto"/>
-              <w:bottom w:val="single" w:sz="4" w:space="0" w:color="auto"/>
-              <w:right w:val="single" w:sz="4" w:space="0" w:color="auto"/>
+              <w:top w:val="single" w:color="auto" w:sz="4" w:space="0"/>
+              <w:left w:val="single" w:color="auto" w:sz="4" w:space="0"/>
+              <w:bottom w:val="single" w:color="auto" w:sz="4" w:space="0"/>
+              <w:right w:val="single" w:color="auto" w:sz="4" w:space="0"/>
             </w:tcBorders>
             <w:tcMar>
               <w:left w:w="288" w:type="dxa"/>
@@ -3444,7 +3444,7 @@
         <mc:AlternateContent>
           <mc:Choice Requires="wpg">
             <w:drawing>
-              <wp:anchor distT="0" distB="0" distL="114300" distR="114300" simplePos="0" relativeHeight="251663872" behindDoc="1" locked="1" layoutInCell="1" allowOverlap="1" wp14:anchorId="454A17C4" wp14:editId="242EA261">
+              <wp:anchor distT="0" distB="0" distL="114300" distR="114300" simplePos="0" relativeHeight="251663872" behindDoc="1" locked="1" layoutInCell="1" allowOverlap="1" wp14:editId="242EA261" wp14:anchorId="454A17C4">
                 <wp:simplePos x="0" y="0"/>
                 <wp:positionH relativeFrom="column">
                   <wp:posOffset>-457200</wp:posOffset>
@@ -3603,10 +3603,10 @@
           </mc:Choice>
           <mc:Fallback>
             <w:pict>
-              <v:group w14:anchorId="6B145B3F" id="Group 14" o:spid="_x0000_s1026" alt="Decorative" style="position:absolute;margin-left:-36pt;margin-top:-36pt;width:612pt;height:11in;z-index:-251652608" coordsize="77724,100584" o:gfxdata="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">
-                <v:rect id="Rectangle 11" o:spid="_x0000_s1027" style="position:absolute;width:77724;height:100584;visibility:visible;mso-wrap-style:square;v-text-anchor:middle" o:gfxdata="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" fillcolor="#ebf8f9 [3204]" stroked="f" strokeweight="1pt"/>
-                <v:rect id="Rectangle 12" o:spid="_x0000_s1028" style="position:absolute;top:98171;width:77724;height:2286;visibility:visible;mso-wrap-style:square;v-text-anchor:middle" o:gfxdata="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" fillcolor="#e20000 [3205]" stroked="f" strokeweight="1pt"/>
-                <v:rect id="Rectangle 13" o:spid="_x0000_s1029" style="position:absolute;width:77724;height:2286;visibility:visible;mso-wrap-style:square;v-text-anchor:middle" o:gfxdata="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" fillcolor="#e20000 [3205]" stroked="f" strokeweight="1pt"/>
+              <v:group id="Group 14" style="position:absolute;margin-left:-36pt;margin-top:-36pt;width:612pt;height:11in;z-index:-251652608" alt="Decorative" coordsize="77724,100584" o:spid="_x0000_s1026" o:gfxdata="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" w14:anchorId="6B145B3F">
+                <v:rect id="Rectangle 11" style="position:absolute;width:77724;height:100584;visibility:visible;mso-wrap-style:square;v-text-anchor:middle" o:spid="_x0000_s1027" fillcolor="#ebf8f9 [3204]" stroked="f" strokeweight="1pt" o:gfxdata="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"/>
+                <v:rect id="Rectangle 12" style="position:absolute;top:98171;width:77724;height:2286;visibility:visible;mso-wrap-style:square;v-text-anchor:middle" o:spid="_x0000_s1028" fillcolor="#e20000 [3205]" stroked="f" strokeweight="1pt" o:gfxdata="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"/>
+                <v:rect id="Rectangle 13" style="position:absolute;width:77724;height:2286;visibility:visible;mso-wrap-style:square;v-text-anchor:middle" o:spid="_x0000_s1029" fillcolor="#e20000 [3205]" stroked="f" strokeweight="1pt" o:gfxdata="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"/>
                 <w10:anchorlock/>
               </v:group>
             </w:pict>
@@ -3781,8 +3781,8 @@
             <w:gridSpan w:val="2"/>
             <w:vMerge w:val="restart"/>
             <w:tcBorders>
-              <w:left w:val="single" w:sz="2" w:space="0" w:color="auto"/>
-              <w:right w:val="single" w:sz="18" w:space="0" w:color="auto"/>
+              <w:left w:val="single" w:color="auto" w:sz="2" w:space="0"/>
+              <w:right w:val="single" w:color="auto" w:sz="18" w:space="0"/>
             </w:tcBorders>
             <w:tcMar>
               <w:left w:w="216" w:type="dxa"/>
@@ -4307,8 +4307,8 @@
           <w:tcPr>
             <w:tcW w:w="5220" w:type="dxa"/>
             <w:tcBorders>
-              <w:left w:val="single" w:sz="18" w:space="0" w:color="auto"/>
-              <w:right w:val="single" w:sz="18" w:space="0" w:color="auto"/>
+              <w:left w:val="single" w:color="auto" w:sz="18" w:space="0"/>
+              <w:right w:val="single" w:color="auto" w:sz="18" w:space="0"/>
             </w:tcBorders>
             <w:tcMar>
               <w:left w:w="288" w:type="dxa"/>
@@ -4499,8 +4499,8 @@
             <w:gridSpan w:val="2"/>
             <w:vMerge w:val="restart"/>
             <w:tcBorders>
-              <w:left w:val="single" w:sz="18" w:space="0" w:color="auto"/>
-              <w:right w:val="single" w:sz="2" w:space="0" w:color="auto"/>
+              <w:left w:val="single" w:color="auto" w:sz="18" w:space="0"/>
+              <w:right w:val="single" w:color="auto" w:sz="2" w:space="0"/>
             </w:tcBorders>
             <w:tcMar>
               <w:left w:w="216" w:type="dxa"/>
@@ -4989,8 +4989,8 @@
             <w:gridSpan w:val="2"/>
             <w:vMerge/>
             <w:tcBorders>
-              <w:left w:val="single" w:sz="2" w:space="0" w:color="auto"/>
-              <w:right w:val="single" w:sz="18" w:space="0" w:color="auto"/>
+              <w:left w:val="single" w:color="auto" w:sz="2" w:space="0"/>
+              <w:right w:val="single" w:color="auto" w:sz="18" w:space="0"/>
             </w:tcBorders>
           </w:tcPr>
           <w:p>
@@ -5010,9 +5010,9 @@
           <w:tcPr>
             <w:tcW w:w="5220" w:type="dxa"/>
             <w:tcBorders>
-              <w:top w:val="single" w:sz="2" w:space="0" w:color="auto"/>
-              <w:left w:val="single" w:sz="18" w:space="0" w:color="auto"/>
-              <w:right w:val="single" w:sz="18" w:space="0" w:color="auto"/>
+              <w:top w:val="single" w:color="auto" w:sz="2" w:space="0"/>
+              <w:left w:val="single" w:color="auto" w:sz="18" w:space="0"/>
+              <w:right w:val="single" w:color="auto" w:sz="18" w:space="0"/>
             </w:tcBorders>
             <w:tcMar>
               <w:left w:w="288" w:type="dxa"/>
@@ -5232,8 +5232,8 @@
             <w:gridSpan w:val="2"/>
             <w:vMerge/>
             <w:tcBorders>
-              <w:left w:val="single" w:sz="18" w:space="0" w:color="auto"/>
-              <w:right w:val="single" w:sz="2" w:space="0" w:color="auto"/>
+              <w:left w:val="single" w:color="auto" w:sz="18" w:space="0"/>
+              <w:right w:val="single" w:color="auto" w:sz="2" w:space="0"/>
             </w:tcBorders>
             <w:tcMar>
               <w:left w:w="288" w:type="dxa"/>
@@ -5261,8 +5261,8 @@
             <w:gridSpan w:val="2"/>
             <w:vMerge/>
             <w:tcBorders>
-              <w:left w:val="single" w:sz="2" w:space="0" w:color="auto"/>
-              <w:right w:val="single" w:sz="18" w:space="0" w:color="auto"/>
+              <w:left w:val="single" w:color="auto" w:sz="2" w:space="0"/>
+              <w:right w:val="single" w:color="auto" w:sz="18" w:space="0"/>
             </w:tcBorders>
           </w:tcPr>
           <w:p>
@@ -5283,9 +5283,9 @@
             <w:tcW w:w="5220" w:type="dxa"/>
             <w:vMerge w:val="restart"/>
             <w:tcBorders>
-              <w:top w:val="single" w:sz="2" w:space="0" w:color="auto"/>
-              <w:left w:val="single" w:sz="18" w:space="0" w:color="auto"/>
-              <w:right w:val="single" w:sz="18" w:space="0" w:color="auto"/>
+              <w:top w:val="single" w:color="auto" w:sz="2" w:space="0"/>
+              <w:left w:val="single" w:color="auto" w:sz="18" w:space="0"/>
+              <w:right w:val="single" w:color="auto" w:sz="18" w:space="0"/>
             </w:tcBorders>
             <w:tcMar>
               <w:left w:w="288" w:type="dxa"/>
@@ -5513,8 +5513,8 @@
             <w:gridSpan w:val="2"/>
             <w:vMerge/>
             <w:tcBorders>
-              <w:left w:val="single" w:sz="18" w:space="0" w:color="auto"/>
-              <w:right w:val="single" w:sz="2" w:space="0" w:color="auto"/>
+              <w:left w:val="single" w:color="auto" w:sz="18" w:space="0"/>
+              <w:right w:val="single" w:color="auto" w:sz="2" w:space="0"/>
             </w:tcBorders>
           </w:tcPr>
           <w:p>
@@ -5540,8 +5540,8 @@
             <w:gridSpan w:val="2"/>
             <w:vMerge/>
             <w:tcBorders>
-              <w:left w:val="single" w:sz="2" w:space="0" w:color="auto"/>
-              <w:right w:val="single" w:sz="18" w:space="0" w:color="auto"/>
+              <w:left w:val="single" w:color="auto" w:sz="2" w:space="0"/>
+              <w:right w:val="single" w:color="auto" w:sz="18" w:space="0"/>
             </w:tcBorders>
           </w:tcPr>
           <w:p>
@@ -5562,9 +5562,9 @@
             <w:tcW w:w="5220" w:type="dxa"/>
             <w:vMerge/>
             <w:tcBorders>
-              <w:top w:val="single" w:sz="2" w:space="0" w:color="auto"/>
-              <w:left w:val="single" w:sz="18" w:space="0" w:color="auto"/>
-              <w:right w:val="single" w:sz="18" w:space="0" w:color="auto"/>
+              <w:top w:val="single" w:color="auto" w:sz="2" w:space="0"/>
+              <w:left w:val="single" w:color="auto" w:sz="18" w:space="0"/>
+              <w:right w:val="single" w:color="auto" w:sz="18" w:space="0"/>
             </w:tcBorders>
           </w:tcPr>
           <w:p>
@@ -5585,8 +5585,8 @@
             <w:tcW w:w="2790" w:type="dxa"/>
             <w:gridSpan w:val="2"/>
             <w:tcBorders>
-              <w:left w:val="single" w:sz="18" w:space="0" w:color="auto"/>
-              <w:right w:val="single" w:sz="2" w:space="0" w:color="auto"/>
+              <w:left w:val="single" w:color="auto" w:sz="18" w:space="0"/>
+              <w:right w:val="single" w:color="auto" w:sz="2" w:space="0"/>
             </w:tcBorders>
             <w:vAlign w:val="bottom"/>
           </w:tcPr>

--- a/src/Tests/Inputs/menus/06/input.docx
+++ b/src/Tests/Inputs/menus/06/input.docx
@@ -7197,5614 +7197,6 @@
 </w:webSettings>
 </file>
 
-<file path=word/glossary/document.xml><?xml version="1.0" encoding="utf-8"?>
-<w:glossaryDocument xmlns:wpc="http://schemas.microsoft.com/office/word/2010/wordprocessingCanvas" xmlns:cx="http://schemas.microsoft.com/office/drawing/2014/chartex" xmlns:cx1="http://schemas.microsoft.com/office/drawing/2015/9/8/chartex" xmlns:cx2="http://schemas.microsoft.com/office/drawing/2015/10/21/chartex" xmlns:cx3="http://schemas.microsoft.com/office/drawing/2016/5/9/chartex" xmlns:cx4="http://schemas.microsoft.com/office/drawing/2016/5/10/chartex" xmlns:cx5="http://schemas.microsoft.com/office/drawing/2016/5/11/chartex" xmlns:cx6="http://schemas.microsoft.com/office/drawing/2016/5/12/chartex" xmlns:cx7="http://schemas.microsoft.com/office/drawing/2016/5/13/chartex" xmlns:cx8="http://schemas.microsoft.com/office/drawing/2016/5/14/chartex" xmlns:mc="http://schemas.openxmlformats.org/markup-compatibility/2006" xmlns:aink="http://schemas.microsoft.com/office/drawing/2016/ink" xmlns:am3d="http://schemas.microsoft.com/office/drawing/2017/model3d" xmlns:o="urn:schemas-microsoft-com:office:office" xmlns:oel="http://schemas.microsoft.com/office/2019/extlst" xmlns:r="http://schemas.openxmlformats.org/officeDocument/2006/relationships" xmlns:m="http://schemas.openxmlformats.org/officeDocument/2006/math" xmlns:v="urn:schemas-microsoft-com:vml" xmlns:wp14="http://schemas.microsoft.com/office/word/2010/wordprocessingDrawing" xmlns:wp="http://schemas.openxmlformats.org/drawingml/2006/wordprocessingDrawing" xmlns:w10="urn:schemas-microsoft-com:office:word" xmlns:w="http://schemas.openxmlformats.org/wordprocessingml/2006/main" xmlns:w14="http://schemas.microsoft.com/office/word/2010/wordml" xmlns:w15="http://schemas.microsoft.com/office/word/2012/wordml" xmlns:w16cex="http://schemas.microsoft.com/office/word/2018/wordml/cex" xmlns:w16cid="http://schemas.microsoft.com/office/word/2016/wordml/cid" xmlns:w16="http://schemas.microsoft.com/office/word/2018/wordml" xmlns:w16du="http://schemas.microsoft.com/office/word/2023/wordml/word16du" xmlns:w16sdtdh="http://schemas.microsoft.com/office/word/2020/wordml/sdtdatahash" xmlns:w16se="http://schemas.microsoft.com/office/word/2015/wordml/symex" xmlns:wpg="http://schemas.microsoft.com/office/word/2010/wordprocessingGroup" xmlns:wpi="http://schemas.microsoft.com/office/word/2010/wordprocessingInk" xmlns:wne="http://schemas.microsoft.com/office/word/2006/wordml" xmlns:wps="http://schemas.microsoft.com/office/word/2010/wordprocessingShape" mc:Ignorable="w14 w15 w16se w16cid w16 w16cex w16sdtdh w16du wp14">
-  <w:docParts>
-    <w:docPart>
-      <w:docPartPr>
-        <w:name w:val="312D916739B34F1D8294B5ECDCF786D1"/>
-        <w:category>
-          <w:name w:val="General"/>
-          <w:gallery w:val="placeholder"/>
-        </w:category>
-        <w:types>
-          <w:type w:val="bbPlcHdr"/>
-        </w:types>
-        <w:behaviors>
-          <w:behavior w:val="content"/>
-        </w:behaviors>
-        <w:guid w:val="{43BB62EF-972A-4A6A-A546-D1A02E273EF8}"/>
-      </w:docPartPr>
-      <w:docPartBody>
-        <w:p>
-          <w:r>
-            <w:t>BISTRO MENU</w:t>
-          </w:r>
-        </w:p>
-      </w:docPartBody>
-    </w:docPart>
-    <w:docPart>
-      <w:docPartPr>
-        <w:name w:val="BF0B63A442684B088A66313D8A18635E"/>
-        <w:category>
-          <w:name w:val="General"/>
-          <w:gallery w:val="placeholder"/>
-        </w:category>
-        <w:types>
-          <w:type w:val="bbPlcHdr"/>
-        </w:types>
-        <w:behaviors>
-          <w:behavior w:val="content"/>
-        </w:behaviors>
-        <w:guid w:val="{2D4A949F-74AB-453E-BE86-2B0F5EF78EC2}"/>
-      </w:docPartPr>
-      <w:docPartBody>
-        <w:p>
-          <w:r>
-            <w:t>DRINKS</w:t>
-          </w:r>
-        </w:p>
-      </w:docPartBody>
-    </w:docPart>
-    <w:docPart>
-      <w:docPartPr>
-        <w:name w:val="055750110E404CB89C56D3C912AF713D"/>
-        <w:category>
-          <w:name w:val="General"/>
-          <w:gallery w:val="placeholder"/>
-        </w:category>
-        <w:types>
-          <w:type w:val="bbPlcHdr"/>
-        </w:types>
-        <w:behaviors>
-          <w:behavior w:val="content"/>
-        </w:behaviors>
-        <w:guid w:val="{EE184CE0-9876-4EE8-8964-7621231025EB}"/>
-      </w:docPartPr>
-      <w:docPartBody>
-        <w:p>
-          <w:pPr>
-            <w:pStyle w:val="055750110E404CB89C56D3C912AF713D5"/>
-          </w:pPr>
-          <w:r>
-            <w:rPr>
-              <w:szCs w:val="18"/>
-            </w:rPr>
-            <w:t>SODA – 3</w:t>
-          </w:r>
-        </w:p>
-      </w:docPartBody>
-    </w:docPart>
-    <w:docPart>
-      <w:docPartPr>
-        <w:name w:val="3DA4BB7E3A9049D783C19828E0B8EA39"/>
-        <w:category>
-          <w:name w:val="General"/>
-          <w:gallery w:val="placeholder"/>
-        </w:category>
-        <w:types>
-          <w:type w:val="bbPlcHdr"/>
-        </w:types>
-        <w:behaviors>
-          <w:behavior w:val="content"/>
-        </w:behaviors>
-        <w:guid w:val="{A679DBF6-D666-41CC-8CE5-F536ED76ABC3}"/>
-      </w:docPartPr>
-      <w:docPartBody>
-        <w:p>
-          <w:pPr>
-            <w:pStyle w:val="3DA4BB7E3A9049D783C19828E0B8EA393"/>
-          </w:pPr>
-          <w:r>
-            <w:t>SALADS</w:t>
-          </w:r>
-        </w:p>
-      </w:docPartBody>
-    </w:docPart>
-    <w:docPart>
-      <w:docPartPr>
-        <w:name w:val="EDAF25C47DC44564AC213753C57797CD"/>
-        <w:category>
-          <w:name w:val="General"/>
-          <w:gallery w:val="placeholder"/>
-        </w:category>
-        <w:types>
-          <w:type w:val="bbPlcHdr"/>
-        </w:types>
-        <w:behaviors>
-          <w:behavior w:val="content"/>
-        </w:behaviors>
-        <w:guid w:val="{AA2C08BD-2A1A-41F4-B32B-0685C50A83C2}"/>
-      </w:docPartPr>
-      <w:docPartBody>
-        <w:p>
-          <w:pPr>
-            <w:pStyle w:val="EDAF25C47DC44564AC213753C57797CD3"/>
-          </w:pPr>
-          <w:r>
-            <w:t>ENTREES</w:t>
-          </w:r>
-        </w:p>
-      </w:docPartBody>
-    </w:docPart>
-    <w:docPart>
-      <w:docPartPr>
-        <w:name w:val="0AEABE956C594A709B8DBD69F410D950"/>
-        <w:category>
-          <w:name w:val="General"/>
-          <w:gallery w:val="placeholder"/>
-        </w:category>
-        <w:types>
-          <w:type w:val="bbPlcHdr"/>
-        </w:types>
-        <w:behaviors>
-          <w:behavior w:val="content"/>
-        </w:behaviors>
-        <w:guid w:val="{B0A8B47F-D10E-49D1-A0BE-70F4A9F64F86}"/>
-      </w:docPartPr>
-      <w:docPartBody>
-        <w:p>
-          <w:pPr>
-            <w:pStyle w:val="0AEABE956C594A709B8DBD69F410D9503"/>
-          </w:pPr>
-          <w:r>
-            <w:t>APPETIZERS</w:t>
-          </w:r>
-        </w:p>
-      </w:docPartBody>
-    </w:docPart>
-    <w:docPart>
-      <w:docPartPr>
-        <w:name w:val="6424864F31604346A42B9B828220D09C"/>
-        <w:category>
-          <w:name w:val="General"/>
-          <w:gallery w:val="placeholder"/>
-        </w:category>
-        <w:types>
-          <w:type w:val="bbPlcHdr"/>
-        </w:types>
-        <w:behaviors>
-          <w:behavior w:val="content"/>
-        </w:behaviors>
-        <w:guid w:val="{D104E724-39E7-48A2-AC44-B961543F7F8D}"/>
-      </w:docPartPr>
-      <w:docPartBody>
-        <w:p>
-          <w:r>
-            <w:t>DESSERTS</w:t>
-          </w:r>
-        </w:p>
-      </w:docPartBody>
-    </w:docPart>
-    <w:docPart>
-      <w:docPartPr>
-        <w:name w:val="9A17374E4EB34DB092B2E726A88A1841"/>
-        <w:category>
-          <w:name w:val="General"/>
-          <w:gallery w:val="placeholder"/>
-        </w:category>
-        <w:types>
-          <w:type w:val="bbPlcHdr"/>
-        </w:types>
-        <w:behaviors>
-          <w:behavior w:val="content"/>
-        </w:behaviors>
-        <w:guid w:val="{DDB0E993-055E-4911-85E7-EB41DFC2E9B2}"/>
-      </w:docPartPr>
-      <w:docPartBody>
-        <w:p>
-          <w:pPr>
-            <w:pStyle w:val="9A17374E4EB34DB092B2E726A88A1841"/>
-          </w:pPr>
-          <w:r>
-            <w:t>Cola, Lemon-Lime, Orange, Grape, Strawberry</w:t>
-          </w:r>
-        </w:p>
-      </w:docPartBody>
-    </w:docPart>
-    <w:docPart>
-      <w:docPartPr>
-        <w:name w:val="7533A081F9D24B528E25907CEDE1C6C0"/>
-        <w:category>
-          <w:name w:val="General"/>
-          <w:gallery w:val="placeholder"/>
-        </w:category>
-        <w:types>
-          <w:type w:val="bbPlcHdr"/>
-        </w:types>
-        <w:behaviors>
-          <w:behavior w:val="content"/>
-        </w:behaviors>
-        <w:guid w:val="{7FA06514-F177-4DC4-987B-C391F34D78F2}"/>
-      </w:docPartPr>
-      <w:docPartBody>
-        <w:p>
-          <w:r>
-            <w:t>LEMONADE – 3</w:t>
-          </w:r>
-        </w:p>
-      </w:docPartBody>
-    </w:docPart>
-    <w:docPart>
-      <w:docPartPr>
-        <w:name w:val="F0CADA2EBC11427A897B8BEA2D067C0A"/>
-        <w:category>
-          <w:name w:val="General"/>
-          <w:gallery w:val="placeholder"/>
-        </w:category>
-        <w:types>
-          <w:type w:val="bbPlcHdr"/>
-        </w:types>
-        <w:behaviors>
-          <w:behavior w:val="content"/>
-        </w:behaviors>
-        <w:guid w:val="{F8ABDFA1-1D20-4C28-8EB6-8646FB6C974B}"/>
-      </w:docPartPr>
-      <w:docPartBody>
-        <w:p>
-          <w:pPr>
-            <w:pStyle w:val="F0CADA2EBC11427A897B8BEA2D067C0A"/>
-          </w:pPr>
-          <w:r>
-            <w:t>Strawberry, Mint, Blueberry, Mango, Peach</w:t>
-          </w:r>
-        </w:p>
-      </w:docPartBody>
-    </w:docPart>
-    <w:docPart>
-      <w:docPartPr>
-        <w:name w:val="D095FBA1B9DA43AEAAAE03A43C5ABC38"/>
-        <w:category>
-          <w:name w:val="General"/>
-          <w:gallery w:val="placeholder"/>
-        </w:category>
-        <w:types>
-          <w:type w:val="bbPlcHdr"/>
-        </w:types>
-        <w:behaviors>
-          <w:behavior w:val="content"/>
-        </w:behaviors>
-        <w:guid w:val="{4BAE1FF5-A5FF-49FD-8749-A3A2BFC25182}"/>
-      </w:docPartPr>
-      <w:docPartBody>
-        <w:p>
-          <w:r>
-            <w:t>TEA – 2</w:t>
-          </w:r>
-        </w:p>
-      </w:docPartBody>
-    </w:docPart>
-    <w:docPart>
-      <w:docPartPr>
-        <w:name w:val="17B292B4A3A84A77A9415B20C645AF6B"/>
-        <w:category>
-          <w:name w:val="General"/>
-          <w:gallery w:val="placeholder"/>
-        </w:category>
-        <w:types>
-          <w:type w:val="bbPlcHdr"/>
-        </w:types>
-        <w:behaviors>
-          <w:behavior w:val="content"/>
-        </w:behaviors>
-        <w:guid w:val="{0E15FD26-89CD-4724-B15E-94D4C0455240}"/>
-      </w:docPartPr>
-      <w:docPartBody>
-        <w:p>
-          <w:r>
-            <w:t>CAESAR – 13</w:t>
-          </w:r>
-        </w:p>
-      </w:docPartBody>
-    </w:docPart>
-    <w:docPart>
-      <w:docPartPr>
-        <w:name w:val="52AF3DA6683649829DA63BF3278AE5BB"/>
-        <w:category>
-          <w:name w:val="General"/>
-          <w:gallery w:val="placeholder"/>
-        </w:category>
-        <w:types>
-          <w:type w:val="bbPlcHdr"/>
-        </w:types>
-        <w:behaviors>
-          <w:behavior w:val="content"/>
-        </w:behaviors>
-        <w:guid w:val="{F69709EB-C318-4203-8E3C-4D46BF5A4FDB}"/>
-      </w:docPartPr>
-      <w:docPartBody>
-        <w:p>
-          <w:r>
-            <w:t>Iceberg, grape tomatoes, cucumbers, feta cheese, olives</w:t>
-          </w:r>
-          <w:r>
-            <w:t>, croutons</w:t>
-          </w:r>
-        </w:p>
-      </w:docPartBody>
-    </w:docPart>
-    <w:docPart>
-      <w:docPartPr>
-        <w:name w:val="7282B5616FAE4D7D93E0A95A480B646E"/>
-        <w:category>
-          <w:name w:val="General"/>
-          <w:gallery w:val="placeholder"/>
-        </w:category>
-        <w:types>
-          <w:type w:val="bbPlcHdr"/>
-        </w:types>
-        <w:behaviors>
-          <w:behavior w:val="content"/>
-        </w:behaviors>
-        <w:guid w:val="{1FE1409B-E46E-4D8A-9161-AA9D795BBDC4}"/>
-      </w:docPartPr>
-      <w:docPartBody>
-        <w:p>
-          <w:r>
-            <w:t>Potato dumplings, roasted mushrooms, spinach</w:t>
-          </w:r>
-        </w:p>
-      </w:docPartBody>
-    </w:docPart>
-    <w:docPart>
-      <w:docPartPr>
-        <w:name w:val="1D5A79F5CA9542E9BE5CD650157D7F50"/>
-        <w:category>
-          <w:name w:val="General"/>
-          <w:gallery w:val="placeholder"/>
-        </w:category>
-        <w:types>
-          <w:type w:val="bbPlcHdr"/>
-        </w:types>
-        <w:behaviors>
-          <w:behavior w:val="content"/>
-        </w:behaviors>
-        <w:guid w:val="{C4C23E4E-8990-4F06-8EE8-683E9333D7B1}"/>
-      </w:docPartPr>
-      <w:docPartBody>
-        <w:p>
-          <w:r>
-            <w:t>Caramelized onions, roasted tomatoes, horseradish</w:t>
-          </w:r>
-        </w:p>
-      </w:docPartBody>
-    </w:docPart>
-    <w:docPart>
-      <w:docPartPr>
-        <w:name w:val="E8341BB7BF1641F6B603B2AE35DD5015"/>
-        <w:category>
-          <w:name w:val="General"/>
-          <w:gallery w:val="placeholder"/>
-        </w:category>
-        <w:types>
-          <w:type w:val="bbPlcHdr"/>
-        </w:types>
-        <w:behaviors>
-          <w:behavior w:val="content"/>
-        </w:behaviors>
-        <w:guid w:val="{237A3C49-492D-48BD-87C2-F252B5B95C3C}"/>
-      </w:docPartPr>
-      <w:docPartBody>
-        <w:p>
-          <w:r>
-            <w:t>Spinach, cream cheese, spices, tortilla chips</w:t>
-          </w:r>
-        </w:p>
-      </w:docPartBody>
-    </w:docPart>
-    <w:docPart>
-      <w:docPartPr>
-        <w:name w:val="10267A6253C74562B4E8C505D3FD021D"/>
-        <w:category>
-          <w:name w:val="General"/>
-          <w:gallery w:val="placeholder"/>
-        </w:category>
-        <w:types>
-          <w:type w:val="bbPlcHdr"/>
-        </w:types>
-        <w:behaviors>
-          <w:behavior w:val="content"/>
-        </w:behaviors>
-        <w:guid w:val="{73C6B276-3A97-42DD-9AF0-1508C7552EEE}"/>
-      </w:docPartPr>
-      <w:docPartBody>
-        <w:p>
-          <w:r>
-            <w:t>Freshly shucked oysters</w:t>
-          </w:r>
-        </w:p>
-      </w:docPartBody>
-    </w:docPart>
-    <w:docPart>
-      <w:docPartPr>
-        <w:name w:val="0C60B9A110AB4F40871CECB447F9F6D1"/>
-        <w:category>
-          <w:name w:val="General"/>
-          <w:gallery w:val="placeholder"/>
-        </w:category>
-        <w:types>
-          <w:type w:val="bbPlcHdr"/>
-        </w:types>
-        <w:behaviors>
-          <w:behavior w:val="content"/>
-        </w:behaviors>
-        <w:guid w:val="{697743A8-33CB-4C96-9902-EC7268050448}"/>
-      </w:docPartPr>
-      <w:docPartBody>
-        <w:p>
-          <w:r>
-            <w:t>Hand-cut</w:t>
-          </w:r>
-          <w:r>
-            <w:t xml:space="preserve"> fries, cheese, bacon, chives, jalapeno, sour cream</w:t>
-          </w:r>
-        </w:p>
-      </w:docPartBody>
-    </w:docPart>
-    <w:docPart>
-      <w:docPartPr>
-        <w:name w:val="471086F698594D67BF1D1527F5B8F989"/>
-        <w:category>
-          <w:name w:val="General"/>
-          <w:gallery w:val="placeholder"/>
-        </w:category>
-        <w:types>
-          <w:type w:val="bbPlcHdr"/>
-        </w:types>
-        <w:behaviors>
-          <w:behavior w:val="content"/>
-        </w:behaviors>
-        <w:guid w:val="{0DCD9633-DD54-4DBC-B382-301AE4F5D0D0}"/>
-      </w:docPartPr>
-      <w:docPartBody>
-        <w:p>
-          <w:r>
-            <w:t xml:space="preserve">Caramelized banana, cream  </w:t>
-          </w:r>
-        </w:p>
-      </w:docPartBody>
-    </w:docPart>
-    <w:docPart>
-      <w:docPartPr>
-        <w:name w:val="6E330FD8016642BA96AAEF8643118ED6"/>
-        <w:category>
-          <w:name w:val="General"/>
-          <w:gallery w:val="placeholder"/>
-        </w:category>
-        <w:types>
-          <w:type w:val="bbPlcHdr"/>
-        </w:types>
-        <w:behaviors>
-          <w:behavior w:val="content"/>
-        </w:behaviors>
-        <w:guid w:val="{8BF3D112-FFB9-4E7A-9748-DA026C8863E7}"/>
-      </w:docPartPr>
-      <w:docPartBody>
-        <w:p>
-          <w:r>
-            <w:t>Dark chocolate, nuts, vanilla ice cream</w:t>
-          </w:r>
-        </w:p>
-      </w:docPartBody>
-    </w:docPart>
-    <w:docPart>
-      <w:docPartPr>
-        <w:name w:val="3D404C33969D461DAF00C30BD2CD016E"/>
-        <w:category>
-          <w:name w:val="General"/>
-          <w:gallery w:val="placeholder"/>
-        </w:category>
-        <w:types>
-          <w:type w:val="bbPlcHdr"/>
-        </w:types>
-        <w:behaviors>
-          <w:behavior w:val="content"/>
-        </w:behaviors>
-        <w:guid w:val="{FCCCC4DD-B309-48B6-B97E-01EA87EA3E7E}"/>
-      </w:docPartPr>
-      <w:docPartBody>
-        <w:p>
-          <w:pPr>
-            <w:pStyle w:val="3D404C33969D461DAF00C30BD2CD016E"/>
-          </w:pPr>
-          <w:r>
-            <w:t>Drinks</w:t>
-          </w:r>
-        </w:p>
-      </w:docPartBody>
-    </w:docPart>
-    <w:docPart>
-      <w:docPartPr>
-        <w:name w:val="B27E8E9552AF4B54B600CF98FAC16CE6"/>
-        <w:category>
-          <w:name w:val="General"/>
-          <w:gallery w:val="placeholder"/>
-        </w:category>
-        <w:types>
-          <w:type w:val="bbPlcHdr"/>
-        </w:types>
-        <w:behaviors>
-          <w:behavior w:val="content"/>
-        </w:behaviors>
-        <w:guid w:val="{74AC9E58-B042-4630-B23A-F47CC20E5A60}"/>
-      </w:docPartPr>
-      <w:docPartBody>
-        <w:p>
-          <w:pPr>
-            <w:pStyle w:val="B27E8E9552AF4B54B600CF98FAC16CE6"/>
-          </w:pPr>
-          <w:r>
-            <w:t>SODA – 3</w:t>
-          </w:r>
-        </w:p>
-      </w:docPartBody>
-    </w:docPart>
-    <w:docPart>
-      <w:docPartPr>
-        <w:name w:val="0E92CC656352498A8758AA061653B256"/>
-        <w:category>
-          <w:name w:val="General"/>
-          <w:gallery w:val="placeholder"/>
-        </w:category>
-        <w:types>
-          <w:type w:val="bbPlcHdr"/>
-        </w:types>
-        <w:behaviors>
-          <w:behavior w:val="content"/>
-        </w:behaviors>
-        <w:guid w:val="{5BB8D152-1CB0-49DE-AE52-480F6E292EF4}"/>
-      </w:docPartPr>
-      <w:docPartBody>
-        <w:p>
-          <w:pPr>
-            <w:pStyle w:val="0E92CC656352498A8758AA061653B256"/>
-          </w:pPr>
-          <w:r>
-            <w:t>Cola, Lemon-Lime, Orange, Grape, Strawberry</w:t>
-          </w:r>
-        </w:p>
-      </w:docPartBody>
-    </w:docPart>
-    <w:docPart>
-      <w:docPartPr>
-        <w:name w:val="8C1EF2557B0948CDA2A7DED32DC57766"/>
-        <w:category>
-          <w:name w:val="General"/>
-          <w:gallery w:val="placeholder"/>
-        </w:category>
-        <w:types>
-          <w:type w:val="bbPlcHdr"/>
-        </w:types>
-        <w:behaviors>
-          <w:behavior w:val="content"/>
-        </w:behaviors>
-        <w:guid w:val="{49F1956B-3FD8-4F84-9E60-57160EA9A0D5}"/>
-      </w:docPartPr>
-      <w:docPartBody>
-        <w:p>
-          <w:pPr>
-            <w:pStyle w:val="8C1EF2557B0948CDA2A7DED32DC57766"/>
-          </w:pPr>
-          <w:r>
-            <w:t>LEMONADE – 3</w:t>
-          </w:r>
-        </w:p>
-      </w:docPartBody>
-    </w:docPart>
-    <w:docPart>
-      <w:docPartPr>
-        <w:name w:val="BE98A1D847924F3795EEAD10D630FFC0"/>
-        <w:category>
-          <w:name w:val="General"/>
-          <w:gallery w:val="placeholder"/>
-        </w:category>
-        <w:types>
-          <w:type w:val="bbPlcHdr"/>
-        </w:types>
-        <w:behaviors>
-          <w:behavior w:val="content"/>
-        </w:behaviors>
-        <w:guid w:val="{DF66917C-FD0F-4CFC-B39D-587D7C3426EB}"/>
-      </w:docPartPr>
-      <w:docPartBody>
-        <w:p>
-          <w:pPr>
-            <w:pStyle w:val="BE98A1D847924F3795EEAD10D630FFC0"/>
-          </w:pPr>
-          <w:r>
-            <w:t>Strawberry, Mint, Blueberry, Mango, Peach</w:t>
-          </w:r>
-        </w:p>
-      </w:docPartBody>
-    </w:docPart>
-    <w:docPart>
-      <w:docPartPr>
-        <w:name w:val="04FE58E0CD0240BAAD312D57BBE4A289"/>
-        <w:category>
-          <w:name w:val="General"/>
-          <w:gallery w:val="placeholder"/>
-        </w:category>
-        <w:types>
-          <w:type w:val="bbPlcHdr"/>
-        </w:types>
-        <w:behaviors>
-          <w:behavior w:val="content"/>
-        </w:behaviors>
-        <w:guid w:val="{562D734C-C0F7-487F-929D-A9AA74113413}"/>
-      </w:docPartPr>
-      <w:docPartBody>
-        <w:p>
-          <w:pPr>
-            <w:pStyle w:val="04FE58E0CD0240BAAD312D57BBE4A289"/>
-          </w:pPr>
-          <w:r>
-            <w:t>TEA – 2</w:t>
-          </w:r>
-        </w:p>
-      </w:docPartBody>
-    </w:docPart>
-    <w:docPart>
-      <w:docPartPr>
-        <w:name w:val="2CF2F653D3CA4AF89C5C0FAA152AD9C6"/>
-        <w:category>
-          <w:name w:val="General"/>
-          <w:gallery w:val="placeholder"/>
-        </w:category>
-        <w:types>
-          <w:type w:val="bbPlcHdr"/>
-        </w:types>
-        <w:behaviors>
-          <w:behavior w:val="content"/>
-        </w:behaviors>
-        <w:guid w:val="{76914E2F-873E-426F-98CB-C2B11472C8CA}"/>
-      </w:docPartPr>
-      <w:docPartBody>
-        <w:p>
-          <w:pPr>
-            <w:pStyle w:val="2CF2F653D3CA4AF89C5C0FAA152AD9C6"/>
-          </w:pPr>
-          <w:r>
-            <w:t>COFFEE- 2</w:t>
-          </w:r>
-        </w:p>
-      </w:docPartBody>
-    </w:docPart>
-    <w:docPart>
-      <w:docPartPr>
-        <w:name w:val="6DA9C20CEE6447AAB47DC00CA833790A"/>
-        <w:category>
-          <w:name w:val="General"/>
-          <w:gallery w:val="placeholder"/>
-        </w:category>
-        <w:types>
-          <w:type w:val="bbPlcHdr"/>
-        </w:types>
-        <w:behaviors>
-          <w:behavior w:val="content"/>
-        </w:behaviors>
-        <w:guid w:val="{796BD07A-C296-4940-BF80-B37C52B002E8}"/>
-      </w:docPartPr>
-      <w:docPartBody>
-        <w:p>
-          <w:pPr>
-            <w:pStyle w:val="6DA9C20CEE6447AAB47DC00CA833790A4"/>
-          </w:pPr>
-          <w:r>
-            <w:t>Salads</w:t>
-          </w:r>
-        </w:p>
-      </w:docPartBody>
-    </w:docPart>
-    <w:docPart>
-      <w:docPartPr>
-        <w:name w:val="051D19C116A04CE5B028BD702D2D4FD3"/>
-        <w:category>
-          <w:name w:val="General"/>
-          <w:gallery w:val="placeholder"/>
-        </w:category>
-        <w:types>
-          <w:type w:val="bbPlcHdr"/>
-        </w:types>
-        <w:behaviors>
-          <w:behavior w:val="content"/>
-        </w:behaviors>
-        <w:guid w:val="{4292FDA1-F5BC-4079-B5C8-BEA9F3FAE026}"/>
-      </w:docPartPr>
-      <w:docPartBody>
-        <w:p>
-          <w:pPr>
-            <w:pStyle w:val="051D19C116A04CE5B028BD702D2D4FD3"/>
-          </w:pPr>
-          <w:r>
-            <w:t>Lemon, olive oil, garlic, Parmesan cheese</w:t>
-          </w:r>
-        </w:p>
-      </w:docPartBody>
-    </w:docPart>
-    <w:docPart>
-      <w:docPartPr>
-        <w:name w:val="D61EF45BFA4142ABA0550A44DC10EF17"/>
-        <w:category>
-          <w:name w:val="General"/>
-          <w:gallery w:val="placeholder"/>
-        </w:category>
-        <w:types>
-          <w:type w:val="bbPlcHdr"/>
-        </w:types>
-        <w:behaviors>
-          <w:behavior w:val="content"/>
-        </w:behaviors>
-        <w:guid w:val="{9C6FAB6B-61F0-4905-8AA5-AC12389BFFE0}"/>
-      </w:docPartPr>
-      <w:docPartBody>
-        <w:p>
-          <w:pPr>
-            <w:pStyle w:val="D61EF45BFA4142ABA0550A44DC10EF174"/>
-          </w:pPr>
-          <w:r>
-            <w:t>Entrees</w:t>
-          </w:r>
-        </w:p>
-      </w:docPartBody>
-    </w:docPart>
-    <w:docPart>
-      <w:docPartPr>
-        <w:name w:val="BE03F4D4917E492189C1C5E65D93D45C"/>
-        <w:category>
-          <w:name w:val="General"/>
-          <w:gallery w:val="placeholder"/>
-        </w:category>
-        <w:types>
-          <w:type w:val="bbPlcHdr"/>
-        </w:types>
-        <w:behaviors>
-          <w:behavior w:val="content"/>
-        </w:behaviors>
-        <w:guid w:val="{FF49B44B-4496-42A1-89A2-05116E0C27D8}"/>
-      </w:docPartPr>
-      <w:docPartBody>
-        <w:p>
-          <w:pPr>
-            <w:pStyle w:val="BE03F4D4917E492189C1C5E65D93D45C4"/>
-          </w:pPr>
-          <w:r>
-            <w:t>Appetizers</w:t>
-          </w:r>
-        </w:p>
-      </w:docPartBody>
-    </w:docPart>
-    <w:docPart>
-      <w:docPartPr>
-        <w:name w:val="FFE9B99FBC99487F8AD3632383158D97"/>
-        <w:category>
-          <w:name w:val="General"/>
-          <w:gallery w:val="placeholder"/>
-        </w:category>
-        <w:types>
-          <w:type w:val="bbPlcHdr"/>
-        </w:types>
-        <w:behaviors>
-          <w:behavior w:val="content"/>
-        </w:behaviors>
-        <w:guid w:val="{489B2726-29F2-4D0A-8B4F-3EA9AD9EF031}"/>
-      </w:docPartPr>
-      <w:docPartBody>
-        <w:p>
-          <w:pPr>
-            <w:pStyle w:val="FFE9B99FBC99487F8AD3632383158D973"/>
-          </w:pPr>
-          <w:r>
-            <w:t>Desserts</w:t>
-          </w:r>
-        </w:p>
-      </w:docPartBody>
-    </w:docPart>
-    <w:docPart>
-      <w:docPartPr>
-        <w:name w:val="9D2DE68BE914439A96054BA50447D0A2"/>
-        <w:category>
-          <w:name w:val="General"/>
-          <w:gallery w:val="placeholder"/>
-        </w:category>
-        <w:types>
-          <w:type w:val="bbPlcHdr"/>
-        </w:types>
-        <w:behaviors>
-          <w:behavior w:val="content"/>
-        </w:behaviors>
-        <w:guid w:val="{494CBE19-A325-47BD-9127-CA3671354D36}"/>
-      </w:docPartPr>
-      <w:docPartBody>
-        <w:p>
-          <w:pPr>
-            <w:pStyle w:val="9D2DE68BE914439A96054BA50447D0A2"/>
-          </w:pPr>
-          <w:r>
-            <w:t>BISTRO MENU</w:t>
-          </w:r>
-        </w:p>
-      </w:docPartBody>
-    </w:docPart>
-    <w:docPart>
-      <w:docPartPr>
-        <w:name w:val="160624D20CD54EDA832331C3CACB1D02"/>
-        <w:category>
-          <w:name w:val="General"/>
-          <w:gallery w:val="placeholder"/>
-        </w:category>
-        <w:types>
-          <w:type w:val="bbPlcHdr"/>
-        </w:types>
-        <w:behaviors>
-          <w:behavior w:val="content"/>
-        </w:behaviors>
-        <w:guid w:val="{56F41ED1-FE3C-4159-8EFD-865A01AC61CB}"/>
-      </w:docPartPr>
-      <w:docPartBody>
-        <w:p>
-          <w:r>
-            <w:t>EST.</w:t>
-          </w:r>
-        </w:p>
-      </w:docPartBody>
-    </w:docPart>
-    <w:docPart>
-      <w:docPartPr>
-        <w:name w:val="2E78CEFC0B3F4A21B004452C89485396"/>
-        <w:category>
-          <w:name w:val="General"/>
-          <w:gallery w:val="placeholder"/>
-        </w:category>
-        <w:types>
-          <w:type w:val="bbPlcHdr"/>
-        </w:types>
-        <w:behaviors>
-          <w:behavior w:val="content"/>
-        </w:behaviors>
-        <w:guid w:val="{796BD441-8C45-4B5A-ADAE-D5333FBFDCEA}"/>
-      </w:docPartPr>
-      <w:docPartBody>
-        <w:p>
-          <w:r>
-            <w:t>1981</w:t>
-          </w:r>
-        </w:p>
-      </w:docPartBody>
-    </w:docPart>
-    <w:docPart>
-      <w:docPartPr>
-        <w:name w:val="C59E1787FDF748AE8D5195C632CCE691"/>
-        <w:category>
-          <w:name w:val="General"/>
-          <w:gallery w:val="placeholder"/>
-        </w:category>
-        <w:types>
-          <w:type w:val="bbPlcHdr"/>
-        </w:types>
-        <w:behaviors>
-          <w:behavior w:val="content"/>
-        </w:behaviors>
-        <w:guid w:val="{87BC3521-BB40-4BB0-8476-5DE863871EC3}"/>
-      </w:docPartPr>
-      <w:docPartBody>
-        <w:p>
-          <w:pPr>
-            <w:pStyle w:val="C59E1787FDF748AE8D5195C632CCE6912"/>
-          </w:pPr>
-          <w:r>
-            <w:t>Salads</w:t>
-          </w:r>
-        </w:p>
-      </w:docPartBody>
-    </w:docPart>
-    <w:docPart>
-      <w:docPartPr>
-        <w:name w:val="56A2F9CE1CD54717B25B61C8290CEE0D"/>
-        <w:category>
-          <w:name w:val="General"/>
-          <w:gallery w:val="placeholder"/>
-        </w:category>
-        <w:types>
-          <w:type w:val="bbPlcHdr"/>
-        </w:types>
-        <w:behaviors>
-          <w:behavior w:val="content"/>
-        </w:behaviors>
-        <w:guid w:val="{4B37222B-BFCD-4CAF-8D7B-043B4B920B4C}"/>
-      </w:docPartPr>
-      <w:docPartBody>
-        <w:p>
-          <w:pPr>
-            <w:pStyle w:val="56A2F9CE1CD54717B25B61C8290CEE0D3"/>
-          </w:pPr>
-          <w:r>
-            <w:t>Entrees</w:t>
-          </w:r>
-        </w:p>
-      </w:docPartBody>
-    </w:docPart>
-    <w:docPart>
-      <w:docPartPr>
-        <w:name w:val="D4827C13FE774E35BA873B0B53B26899"/>
-        <w:category>
-          <w:name w:val="General"/>
-          <w:gallery w:val="placeholder"/>
-        </w:category>
-        <w:types>
-          <w:type w:val="bbPlcHdr"/>
-        </w:types>
-        <w:behaviors>
-          <w:behavior w:val="content"/>
-        </w:behaviors>
-        <w:guid w:val="{0B1B0B65-9B72-4807-8F15-B7275707CBE8}"/>
-      </w:docPartPr>
-      <w:docPartBody>
-        <w:p>
-          <w:pPr>
-            <w:pStyle w:val="D4827C13FE774E35BA873B0B53B268992"/>
-          </w:pPr>
-          <w:r>
-            <w:t>Desserts</w:t>
-          </w:r>
-        </w:p>
-      </w:docPartBody>
-    </w:docPart>
-    <w:docPart>
-      <w:docPartPr>
-        <w:name w:val="E6CC6377AFB74152A6C527B5976AD2D8"/>
-        <w:category>
-          <w:name w:val="General"/>
-          <w:gallery w:val="placeholder"/>
-        </w:category>
-        <w:types>
-          <w:type w:val="bbPlcHdr"/>
-        </w:types>
-        <w:behaviors>
-          <w:behavior w:val="content"/>
-        </w:behaviors>
-        <w:guid w:val="{723A27F4-1660-4FDB-8972-59F313E0C7CF}"/>
-      </w:docPartPr>
-      <w:docPartBody>
-        <w:p>
-          <w:pPr>
-            <w:pStyle w:val="E6CC6377AFB74152A6C527B5976AD2D8"/>
-          </w:pPr>
-          <w:r>
-            <w:t>Drinks</w:t>
-          </w:r>
-        </w:p>
-      </w:docPartBody>
-    </w:docPart>
-    <w:docPart>
-      <w:docPartPr>
-        <w:name w:val="F84848360578422D8BC2878817E3D543"/>
-        <w:category>
-          <w:name w:val="General"/>
-          <w:gallery w:val="placeholder"/>
-        </w:category>
-        <w:types>
-          <w:type w:val="bbPlcHdr"/>
-        </w:types>
-        <w:behaviors>
-          <w:behavior w:val="content"/>
-        </w:behaviors>
-        <w:guid w:val="{2C849AEC-0BF8-4361-8266-EE3D63797EB0}"/>
-      </w:docPartPr>
-      <w:docPartBody>
-        <w:p>
-          <w:pPr>
-            <w:pStyle w:val="F84848360578422D8BC2878817E3D5433"/>
-          </w:pPr>
-          <w:r>
-            <w:t>Appetizers</w:t>
-          </w:r>
-        </w:p>
-      </w:docPartBody>
-    </w:docPart>
-    <w:docPart>
-      <w:docPartPr>
-        <w:name w:val="72AE1E04483A4113AC5D4B2137FC1A38"/>
-        <w:category>
-          <w:name w:val="General"/>
-          <w:gallery w:val="placeholder"/>
-        </w:category>
-        <w:types>
-          <w:type w:val="bbPlcHdr"/>
-        </w:types>
-        <w:behaviors>
-          <w:behavior w:val="content"/>
-        </w:behaviors>
-        <w:guid w:val="{0601FCBB-10E6-4464-925A-A11F288902A6}"/>
-      </w:docPartPr>
-      <w:docPartBody>
-        <w:p>
-          <w:pPr>
-            <w:pStyle w:val="72AE1E04483A4113AC5D4B2137FC1A38"/>
-          </w:pPr>
-          <w:r>
-            <w:t>BISTRO MENU</w:t>
-          </w:r>
-        </w:p>
-      </w:docPartBody>
-    </w:docPart>
-    <w:docPart>
-      <w:docPartPr>
-        <w:name w:val="087E975D54BB4C7BA7E854B84879787E"/>
-        <w:category>
-          <w:name w:val="General"/>
-          <w:gallery w:val="placeholder"/>
-        </w:category>
-        <w:types>
-          <w:type w:val="bbPlcHdr"/>
-        </w:types>
-        <w:behaviors>
-          <w:behavior w:val="content"/>
-        </w:behaviors>
-        <w:guid w:val="{ED462E51-8C5A-4668-9387-580019B942CD}"/>
-      </w:docPartPr>
-      <w:docPartBody>
-        <w:p>
-          <w:pPr>
-            <w:pStyle w:val="087E975D54BB4C7BA7E854B84879787E"/>
-          </w:pPr>
-          <w:r>
-            <w:t>EST.</w:t>
-          </w:r>
-        </w:p>
-      </w:docPartBody>
-    </w:docPart>
-    <w:docPart>
-      <w:docPartPr>
-        <w:name w:val="D442FAFCCD83443FAA4C3D6869CC01DC"/>
-        <w:category>
-          <w:name w:val="General"/>
-          <w:gallery w:val="placeholder"/>
-        </w:category>
-        <w:types>
-          <w:type w:val="bbPlcHdr"/>
-        </w:types>
-        <w:behaviors>
-          <w:behavior w:val="content"/>
-        </w:behaviors>
-        <w:guid w:val="{CE0627B3-0982-4A66-B895-746C461DBCE2}"/>
-      </w:docPartPr>
-      <w:docPartBody>
-        <w:p>
-          <w:pPr>
-            <w:pStyle w:val="D442FAFCCD83443FAA4C3D6869CC01DC"/>
-          </w:pPr>
-          <w:r>
-            <w:t>1981</w:t>
-          </w:r>
-        </w:p>
-      </w:docPartBody>
-    </w:docPart>
-    <w:docPart>
-      <w:docPartPr>
-        <w:name w:val="06284AEA372F4339984E7D0C3FC7D146"/>
-        <w:category>
-          <w:name w:val="General"/>
-          <w:gallery w:val="placeholder"/>
-        </w:category>
-        <w:types>
-          <w:type w:val="bbPlcHdr"/>
-        </w:types>
-        <w:behaviors>
-          <w:behavior w:val="content"/>
-        </w:behaviors>
-        <w:guid w:val="{C511B8D3-B5BE-4415-ADEF-138FD3A4FBB3}"/>
-      </w:docPartPr>
-      <w:docPartBody>
-        <w:p>
-          <w:pPr>
-            <w:pStyle w:val="06284AEA372F4339984E7D0C3FC7D146"/>
-          </w:pPr>
-          <w:r>
-            <w:t xml:space="preserve">Mixed greens, avocado, grilled chicken, tomato, </w:t>
-          </w:r>
-          <w:r>
-            <w:t>hard-boiled</w:t>
-          </w:r>
-          <w:r>
-            <w:t xml:space="preserve"> egg, chives</w:t>
-          </w:r>
-          <w:r>
-            <w:t>, blue cheese</w:t>
-          </w:r>
-        </w:p>
-      </w:docPartBody>
-    </w:docPart>
-    <w:docPart>
-      <w:docPartPr>
-        <w:name w:val="B43369869BEE421293883049938071A2"/>
-        <w:category>
-          <w:name w:val="General"/>
-          <w:gallery w:val="placeholder"/>
-        </w:category>
-        <w:types>
-          <w:type w:val="bbPlcHdr"/>
-        </w:types>
-        <w:behaviors>
-          <w:behavior w:val="content"/>
-        </w:behaviors>
-        <w:guid w:val="{FD1B6380-A881-40D1-9C7F-B982761ADD38}"/>
-      </w:docPartPr>
-      <w:docPartBody>
-        <w:p>
-          <w:pPr>
-            <w:pStyle w:val="B43369869BEE421293883049938071A2"/>
-          </w:pPr>
-          <w:r>
-            <w:t>onion rings - 7</w:t>
-          </w:r>
-        </w:p>
-      </w:docPartBody>
-    </w:docPart>
-    <w:docPart>
-      <w:docPartPr>
-        <w:name w:val="52FE496B67FA4FA29D7F05172BF634F2"/>
-        <w:category>
-          <w:name w:val="General"/>
-          <w:gallery w:val="placeholder"/>
-        </w:category>
-        <w:types>
-          <w:type w:val="bbPlcHdr"/>
-        </w:types>
-        <w:behaviors>
-          <w:behavior w:val="content"/>
-        </w:behaviors>
-        <w:guid w:val="{0CFFE7C7-BA2C-43B7-98AA-BE60E41832CD}"/>
-      </w:docPartPr>
-      <w:docPartBody>
-        <w:p>
-          <w:pPr>
-            <w:pStyle w:val="52FE496B67FA4FA29D7F05172BF634F2"/>
-          </w:pPr>
-          <w:r>
-            <w:t>Chamomile, Black, Earl</w:t>
-          </w:r>
-          <w:r>
-            <w:t xml:space="preserve"> Grey, Matcha, Jasmine, Chai, Fruit blend</w:t>
-          </w:r>
-        </w:p>
-      </w:docPartBody>
-    </w:docPart>
-    <w:docPart>
-      <w:docPartPr>
-        <w:name w:val="AFA7DCB49CDA4059B98D8A7D27D57D69"/>
-        <w:category>
-          <w:name w:val="General"/>
-          <w:gallery w:val="placeholder"/>
-        </w:category>
-        <w:types>
-          <w:type w:val="bbPlcHdr"/>
-        </w:types>
-        <w:behaviors>
-          <w:behavior w:val="content"/>
-        </w:behaviors>
-        <w:guid w:val="{E2EFA10A-7ADD-4C8C-8649-7CECA70B990C}"/>
-      </w:docPartPr>
-      <w:docPartBody>
-        <w:p>
-          <w:r>
-            <w:t>cobb -</w:t>
-          </w:r>
-          <w:r>
-            <w:t xml:space="preserve"> </w:t>
-          </w:r>
-          <w:r>
-            <w:t>14</w:t>
-          </w:r>
-        </w:p>
-      </w:docPartBody>
-    </w:docPart>
-    <w:docPart>
-      <w:docPartPr>
-        <w:name w:val="5D494C86FF7E424E8C9359DEB1459924"/>
-        <w:category>
-          <w:name w:val="General"/>
-          <w:gallery w:val="placeholder"/>
-        </w:category>
-        <w:types>
-          <w:type w:val="bbPlcHdr"/>
-        </w:types>
-        <w:behaviors>
-          <w:behavior w:val="content"/>
-        </w:behaviors>
-        <w:guid w:val="{04004052-5138-472B-8F51-1231926B2E58}"/>
-      </w:docPartPr>
-      <w:docPartBody>
-        <w:p>
-          <w:r>
-            <w:t>Romaine, grilled chicken, croutons, pine nuts, Parmesan cheese</w:t>
-          </w:r>
-        </w:p>
-      </w:docPartBody>
-    </w:docPart>
-    <w:docPart>
-      <w:docPartPr>
-        <w:name w:val="68BFAE8CA64540B69E41583B4274A77D"/>
-        <w:category>
-          <w:name w:val="General"/>
-          <w:gallery w:val="placeholder"/>
-        </w:category>
-        <w:types>
-          <w:type w:val="bbPlcHdr"/>
-        </w:types>
-        <w:behaviors>
-          <w:behavior w:val="content"/>
-        </w:behaviors>
-        <w:guid w:val="{5654AF2E-B385-4432-B39E-E8DA9DD4A9A6}"/>
-      </w:docPartPr>
-      <w:docPartBody>
-        <w:p>
-          <w:r>
-            <w:t>G</w:t>
-          </w:r>
-          <w:r>
-            <w:t>reek -</w:t>
-          </w:r>
-          <w:r>
-            <w:t xml:space="preserve"> </w:t>
-          </w:r>
-          <w:r>
-            <w:t>12</w:t>
-          </w:r>
-        </w:p>
-      </w:docPartBody>
-    </w:docPart>
-    <w:docPart>
-      <w:docPartPr>
-        <w:name w:val="E52F2BA8B8BE459E8AFCEBBDDFAEFE34"/>
-        <w:category>
-          <w:name w:val="General"/>
-          <w:gallery w:val="placeholder"/>
-        </w:category>
-        <w:types>
-          <w:type w:val="bbPlcHdr"/>
-        </w:types>
-        <w:behaviors>
-          <w:behavior w:val="content"/>
-        </w:behaviors>
-        <w:guid w:val="{2CE9E91E-6D5E-4264-89D1-642B21BAF259}"/>
-      </w:docPartPr>
-      <w:docPartBody>
-        <w:p>
-          <w:r>
-            <w:t>burger - 16</w:t>
-          </w:r>
-        </w:p>
-      </w:docPartBody>
-    </w:docPart>
-    <w:docPart>
-      <w:docPartPr>
-        <w:name w:val="763053A73D804B08AAFA2CE8C9AA99B3"/>
-        <w:category>
-          <w:name w:val="General"/>
-          <w:gallery w:val="placeholder"/>
-        </w:category>
-        <w:types>
-          <w:type w:val="bbPlcHdr"/>
-        </w:types>
-        <w:behaviors>
-          <w:behavior w:val="content"/>
-        </w:behaviors>
-        <w:guid w:val="{582C2ADC-774C-4AAD-A2CC-03FD293C5FFE}"/>
-      </w:docPartPr>
-      <w:docPartBody>
-        <w:p>
-          <w:r>
-            <w:t>7oz custom ground beef patty, triple cream brie, alfalfa sprouts, caramelized onions</w:t>
-          </w:r>
-        </w:p>
-      </w:docPartBody>
-    </w:docPart>
-    <w:docPart>
-      <w:docPartPr>
-        <w:name w:val="9C9D4B68815C43EAAE4F8AA1B042F6F3"/>
-        <w:category>
-          <w:name w:val="General"/>
-          <w:gallery w:val="placeholder"/>
-        </w:category>
-        <w:types>
-          <w:type w:val="bbPlcHdr"/>
-        </w:types>
-        <w:behaviors>
-          <w:behavior w:val="content"/>
-        </w:behaviors>
-        <w:guid w:val="{2A00CC9C-129C-4E55-BCE8-183FA4808E06}"/>
-      </w:docPartPr>
-      <w:docPartBody>
-        <w:p>
-          <w:r>
-            <w:t>pasta - 15</w:t>
-          </w:r>
-        </w:p>
-      </w:docPartBody>
-    </w:docPart>
-    <w:docPart>
-      <w:docPartPr>
-        <w:name w:val="0F21E1243A814E3982E24231899F9343"/>
-        <w:category>
-          <w:name w:val="General"/>
-          <w:gallery w:val="placeholder"/>
-        </w:category>
-        <w:types>
-          <w:type w:val="bbPlcHdr"/>
-        </w:types>
-        <w:behaviors>
-          <w:behavior w:val="content"/>
-        </w:behaviors>
-        <w:guid w:val="{4B9CD4F0-8869-4988-8B51-D0ECC1AF7189}"/>
-      </w:docPartPr>
-      <w:docPartBody>
-        <w:p>
-          <w:r>
-            <w:t>Hand-made pasta, black truffle, olive oil, shaved Parmesan</w:t>
-          </w:r>
-        </w:p>
-      </w:docPartBody>
-    </w:docPart>
-    <w:docPart>
-      <w:docPartPr>
-        <w:name w:val="948C93ACC7644BC1B38C35495C26CB9A"/>
-        <w:category>
-          <w:name w:val="General"/>
-          <w:gallery w:val="placeholder"/>
-        </w:category>
-        <w:types>
-          <w:type w:val="bbPlcHdr"/>
-        </w:types>
-        <w:behaviors>
-          <w:behavior w:val="content"/>
-        </w:behaviors>
-        <w:guid w:val="{E6DAFD95-D891-4D1D-8C72-A21FDC50144F}"/>
-      </w:docPartPr>
-      <w:docPartBody>
-        <w:p>
-          <w:r>
-            <w:t>gnocchi – 14</w:t>
-          </w:r>
-        </w:p>
-      </w:docPartBody>
-    </w:docPart>
-    <w:docPart>
-      <w:docPartPr>
-        <w:name w:val="29271FF3038D4BB6A3C5DCFB18A4452F"/>
-        <w:category>
-          <w:name w:val="General"/>
-          <w:gallery w:val="placeholder"/>
-        </w:category>
-        <w:types>
-          <w:type w:val="bbPlcHdr"/>
-        </w:types>
-        <w:behaviors>
-          <w:behavior w:val="content"/>
-        </w:behaviors>
-        <w:guid w:val="{DBF9EB75-390D-482E-AA8E-A6D2BB0FD11D}"/>
-      </w:docPartPr>
-      <w:docPartBody>
-        <w:p>
-          <w:r>
-            <w:t>grilled steak sandwich - 17</w:t>
-          </w:r>
-        </w:p>
-      </w:docPartBody>
-    </w:docPart>
-    <w:docPart>
-      <w:docPartPr>
-        <w:name w:val="350EB858BEB94A7283F8198D3686FA65"/>
-        <w:category>
-          <w:name w:val="General"/>
-          <w:gallery w:val="placeholder"/>
-        </w:category>
-        <w:types>
-          <w:type w:val="bbPlcHdr"/>
-        </w:types>
-        <w:behaviors>
-          <w:behavior w:val="content"/>
-        </w:behaviors>
-        <w:guid w:val="{CEB3AD4C-2241-4DCD-ACD7-20E086463BF6}"/>
-      </w:docPartPr>
-      <w:docPartBody>
-        <w:p>
-          <w:r>
-            <w:t>potato cakes – 7</w:t>
-          </w:r>
-        </w:p>
-      </w:docPartBody>
-    </w:docPart>
-    <w:docPart>
-      <w:docPartPr>
-        <w:name w:val="907FA184D7484C58B7D18E42D03BCE72"/>
-        <w:category>
-          <w:name w:val="General"/>
-          <w:gallery w:val="placeholder"/>
-        </w:category>
-        <w:types>
-          <w:type w:val="bbPlcHdr"/>
-        </w:types>
-        <w:behaviors>
-          <w:behavior w:val="content"/>
-        </w:behaviors>
-        <w:guid w:val="{2C60F597-4DF5-407B-845C-5D4A1DF960CA}"/>
-      </w:docPartPr>
-      <w:docPartBody>
-        <w:p>
-          <w:r>
-            <w:t>Fried potato, apple jelly, sour cream</w:t>
-          </w:r>
-        </w:p>
-      </w:docPartBody>
-    </w:docPart>
-    <w:docPart>
-      <w:docPartPr>
-        <w:name w:val="D0CDD8EA4FA6469EB50A7563369DEB86"/>
-        <w:category>
-          <w:name w:val="General"/>
-          <w:gallery w:val="placeholder"/>
-        </w:category>
-        <w:types>
-          <w:type w:val="bbPlcHdr"/>
-        </w:types>
-        <w:behaviors>
-          <w:behavior w:val="content"/>
-        </w:behaviors>
-        <w:guid w:val="{CBE50E7D-49A1-4618-8E1E-7E0AB3617E40}"/>
-      </w:docPartPr>
-      <w:docPartBody>
-        <w:p>
-          <w:r>
-            <w:t>spinach dip - 5</w:t>
-          </w:r>
-        </w:p>
-      </w:docPartBody>
-    </w:docPart>
-    <w:docPart>
-      <w:docPartPr>
-        <w:name w:val="D124804E8FD6414A802D2B61E9829609"/>
-        <w:category>
-          <w:name w:val="General"/>
-          <w:gallery w:val="placeholder"/>
-        </w:category>
-        <w:types>
-          <w:type w:val="bbPlcHdr"/>
-        </w:types>
-        <w:behaviors>
-          <w:behavior w:val="content"/>
-        </w:behaviors>
-        <w:guid w:val="{31B9A460-323F-45EA-B891-9D383A9D8078}"/>
-      </w:docPartPr>
-      <w:docPartBody>
-        <w:p>
-          <w:r>
-            <w:t>oysters - 13</w:t>
-          </w:r>
-        </w:p>
-      </w:docPartBody>
-    </w:docPart>
-    <w:docPart>
-      <w:docPartPr>
-        <w:name w:val="CD29DA017AA542A9B02A9F01C73E3B7E"/>
-        <w:category>
-          <w:name w:val="General"/>
-          <w:gallery w:val="placeholder"/>
-        </w:category>
-        <w:types>
-          <w:type w:val="bbPlcHdr"/>
-        </w:types>
-        <w:behaviors>
-          <w:behavior w:val="content"/>
-        </w:behaviors>
-        <w:guid w:val="{AD2D9EBD-AE97-4FFA-A18B-CE1C44013DC4}"/>
-      </w:docPartPr>
-      <w:docPartBody>
-        <w:p>
-          <w:r>
-            <w:t>cheese fries - 4</w:t>
-          </w:r>
-        </w:p>
-      </w:docPartBody>
-    </w:docPart>
-    <w:docPart>
-      <w:docPartPr>
-        <w:name w:val="09128A3F603B43E1B6EE6B8DA7F1421A"/>
-        <w:category>
-          <w:name w:val="General"/>
-          <w:gallery w:val="placeholder"/>
-        </w:category>
-        <w:types>
-          <w:type w:val="bbPlcHdr"/>
-        </w:types>
-        <w:behaviors>
-          <w:behavior w:val="content"/>
-        </w:behaviors>
-        <w:guid w:val="{E907B313-9923-4BF6-B4F5-F0D5D8EFD970}"/>
-      </w:docPartPr>
-      <w:docPartBody>
-        <w:p>
-          <w:r>
-            <w:t xml:space="preserve">Thick cut yellow onion, </w:t>
-          </w:r>
-          <w:r>
-            <w:t>beer battered</w:t>
-          </w:r>
-          <w:r>
-            <w:t>, panko coated</w:t>
-          </w:r>
-        </w:p>
-      </w:docPartBody>
-    </w:docPart>
-    <w:docPart>
-      <w:docPartPr>
-        <w:name w:val="33E355C91D974D44AD64E68B337AB999"/>
-        <w:category>
-          <w:name w:val="General"/>
-          <w:gallery w:val="placeholder"/>
-        </w:category>
-        <w:types>
-          <w:type w:val="bbPlcHdr"/>
-        </w:types>
-        <w:behaviors>
-          <w:behavior w:val="content"/>
-        </w:behaviors>
-        <w:guid w:val="{0BC93473-C7D1-4DA7-8A37-344DE6AA1D91}"/>
-      </w:docPartPr>
-      <w:docPartBody>
-        <w:p>
-          <w:r>
-            <w:t>caramel cheesecake - 13</w:t>
-          </w:r>
-        </w:p>
-      </w:docPartBody>
-    </w:docPart>
-    <w:docPart>
-      <w:docPartPr>
-        <w:name w:val="63472D5680EE425CB7D5474328F53F16"/>
-        <w:category>
-          <w:name w:val="General"/>
-          <w:gallery w:val="placeholder"/>
-        </w:category>
-        <w:types>
-          <w:type w:val="bbPlcHdr"/>
-        </w:types>
-        <w:behaviors>
-          <w:behavior w:val="content"/>
-        </w:behaviors>
-        <w:guid w:val="{F7AB184F-71F3-4542-BACA-27433DB5CE44}"/>
-      </w:docPartPr>
-      <w:docPartBody>
-        <w:p>
-          <w:r>
-            <w:t>apple cobbler - 12</w:t>
-          </w:r>
-        </w:p>
-      </w:docPartBody>
-    </w:docPart>
-    <w:docPart>
-      <w:docPartPr>
-        <w:name w:val="22E9FC58A13F44029F1F9F5501CCFA77"/>
-        <w:category>
-          <w:name w:val="General"/>
-          <w:gallery w:val="placeholder"/>
-        </w:category>
-        <w:types>
-          <w:type w:val="bbPlcHdr"/>
-        </w:types>
-        <w:behaviors>
-          <w:behavior w:val="content"/>
-        </w:behaviors>
-        <w:guid w:val="{24061819-6F05-4667-9A0F-64E0EF0FD1DA}"/>
-      </w:docPartPr>
-      <w:docPartBody>
-        <w:p>
-          <w:r>
-            <w:t>Cinnamon crumble, vanilla ice cream, heirloom apples</w:t>
-          </w:r>
-        </w:p>
-      </w:docPartBody>
-    </w:docPart>
-    <w:docPart>
-      <w:docPartPr>
-        <w:name w:val="2FBE34721C0A4865A188EFB442DE8CA5"/>
-        <w:category>
-          <w:name w:val="General"/>
-          <w:gallery w:val="placeholder"/>
-        </w:category>
-        <w:types>
-          <w:type w:val="bbPlcHdr"/>
-        </w:types>
-        <w:behaviors>
-          <w:behavior w:val="content"/>
-        </w:behaviors>
-        <w:guid w:val="{EBDFFD3B-DDF9-4582-AF22-6CC8F0AEAAA9}"/>
-      </w:docPartPr>
-      <w:docPartBody>
-        <w:p>
-          <w:r>
-            <w:t>brownie sundae - 9</w:t>
-          </w:r>
-        </w:p>
-      </w:docPartBody>
-    </w:docPart>
-    <w:docPart>
-      <w:docPartPr>
-        <w:name w:val="AE3D68256F5144ECB405E4B2AB4882B2"/>
-        <w:category>
-          <w:name w:val="General"/>
-          <w:gallery w:val="placeholder"/>
-        </w:category>
-        <w:types>
-          <w:type w:val="bbPlcHdr"/>
-        </w:types>
-        <w:behaviors>
-          <w:behavior w:val="content"/>
-        </w:behaviors>
-        <w:guid w:val="{0923A4B8-B572-4EBA-B512-E9DC9025CA72}"/>
-      </w:docPartPr>
-      <w:docPartBody>
-        <w:p>
-          <w:r>
-            <w:t>flan - 8</w:t>
-          </w:r>
-        </w:p>
-      </w:docPartBody>
-    </w:docPart>
-    <w:docPart>
-      <w:docPartPr>
-        <w:name w:val="8A9ED6A8DFB74A439E273BF9E80B5772"/>
-        <w:category>
-          <w:name w:val="General"/>
-          <w:gallery w:val="placeholder"/>
-        </w:category>
-        <w:types>
-          <w:type w:val="bbPlcHdr"/>
-        </w:types>
-        <w:behaviors>
-          <w:behavior w:val="content"/>
-        </w:behaviors>
-        <w:guid w:val="{B6F6D2C0-D072-441B-B5BB-6656849C7A4D}"/>
-      </w:docPartPr>
-      <w:docPartBody>
-        <w:p>
-          <w:r>
-            <w:t>Vanilla custard with sweet caramel sauce</w:t>
-          </w:r>
-        </w:p>
-      </w:docPartBody>
-    </w:docPart>
-    <w:docPart>
-      <w:docPartPr>
-        <w:name w:val="52215DD4EBCA49E79402FD9AFB1C5210"/>
-        <w:category>
-          <w:name w:val="General"/>
-          <w:gallery w:val="placeholder"/>
-        </w:category>
-        <w:types>
-          <w:type w:val="bbPlcHdr"/>
-        </w:types>
-        <w:behaviors>
-          <w:behavior w:val="content"/>
-        </w:behaviors>
-        <w:guid w:val="{C210718B-A71F-4931-9E94-738791CB0642}"/>
-      </w:docPartPr>
-      <w:docPartBody>
-        <w:p>
-          <w:pPr>
-            <w:pStyle w:val="52215DD4EBCA49E79402FD9AFB1C5210"/>
-          </w:pPr>
-          <w:r>
-            <w:t>cobb -</w:t>
-          </w:r>
-          <w:r>
-            <w:t xml:space="preserve"> </w:t>
-          </w:r>
-          <w:r>
-            <w:t>14</w:t>
-          </w:r>
-        </w:p>
-      </w:docPartBody>
-    </w:docPart>
-    <w:docPart>
-      <w:docPartPr>
-        <w:name w:val="6A2E7CDECAAA478B8D5F6E17F1FD3419"/>
-        <w:category>
-          <w:name w:val="General"/>
-          <w:gallery w:val="placeholder"/>
-        </w:category>
-        <w:types>
-          <w:type w:val="bbPlcHdr"/>
-        </w:types>
-        <w:behaviors>
-          <w:behavior w:val="content"/>
-        </w:behaviors>
-        <w:guid w:val="{91C9B47C-FBCB-4CF4-A246-C65E3D9E8E51}"/>
-      </w:docPartPr>
-      <w:docPartBody>
-        <w:p>
-          <w:pPr>
-            <w:pStyle w:val="6A2E7CDECAAA478B8D5F6E17F1FD3419"/>
-          </w:pPr>
-          <w:r>
-            <w:t xml:space="preserve">Mixed greens, avocado, grilled chicken, tomato, </w:t>
-          </w:r>
-          <w:r>
-            <w:t>hard-boiled</w:t>
-          </w:r>
-          <w:r>
-            <w:t xml:space="preserve"> egg, chives</w:t>
-          </w:r>
-          <w:r>
-            <w:t>, blue cheese</w:t>
-          </w:r>
-        </w:p>
-      </w:docPartBody>
-    </w:docPart>
-    <w:docPart>
-      <w:docPartPr>
-        <w:name w:val="A7D91E9A3C3742E1B24125E667EC74C0"/>
-        <w:category>
-          <w:name w:val="General"/>
-          <w:gallery w:val="placeholder"/>
-        </w:category>
-        <w:types>
-          <w:type w:val="bbPlcHdr"/>
-        </w:types>
-        <w:behaviors>
-          <w:behavior w:val="content"/>
-        </w:behaviors>
-        <w:guid w:val="{EF4659B6-6929-42D9-AFAA-6AB744088106}"/>
-      </w:docPartPr>
-      <w:docPartBody>
-        <w:p>
-          <w:pPr>
-            <w:pStyle w:val="A7D91E9A3C3742E1B24125E667EC74C0"/>
-          </w:pPr>
-          <w:r>
-            <w:t>CAESAR – 13</w:t>
-          </w:r>
-        </w:p>
-      </w:docPartBody>
-    </w:docPart>
-    <w:docPart>
-      <w:docPartPr>
-        <w:name w:val="47A6416C53984030A689A623D95789E1"/>
-        <w:category>
-          <w:name w:val="General"/>
-          <w:gallery w:val="placeholder"/>
-        </w:category>
-        <w:types>
-          <w:type w:val="bbPlcHdr"/>
-        </w:types>
-        <w:behaviors>
-          <w:behavior w:val="content"/>
-        </w:behaviors>
-        <w:guid w:val="{A6D2BB08-BE68-40F5-B21C-855492F3E334}"/>
-      </w:docPartPr>
-      <w:docPartBody>
-        <w:p>
-          <w:pPr>
-            <w:pStyle w:val="47A6416C53984030A689A623D95789E1"/>
-          </w:pPr>
-          <w:r>
-            <w:t>Romaine, grilled chicken, croutons, pine nuts, Parmesan cheese</w:t>
-          </w:r>
-        </w:p>
-      </w:docPartBody>
-    </w:docPart>
-    <w:docPart>
-      <w:docPartPr>
-        <w:name w:val="F35A16152B1F4731937642C8BC35DB39"/>
-        <w:category>
-          <w:name w:val="General"/>
-          <w:gallery w:val="placeholder"/>
-        </w:category>
-        <w:types>
-          <w:type w:val="bbPlcHdr"/>
-        </w:types>
-        <w:behaviors>
-          <w:behavior w:val="content"/>
-        </w:behaviors>
-        <w:guid w:val="{0B104C94-2509-40BD-9894-9A8B78FE569D}"/>
-      </w:docPartPr>
-      <w:docPartBody>
-        <w:p>
-          <w:pPr>
-            <w:pStyle w:val="F35A16152B1F4731937642C8BC35DB39"/>
-          </w:pPr>
-          <w:r>
-            <w:t>G</w:t>
-          </w:r>
-          <w:r>
-            <w:t>reek -</w:t>
-          </w:r>
-          <w:r>
-            <w:t xml:space="preserve"> </w:t>
-          </w:r>
-          <w:r>
-            <w:t>12</w:t>
-          </w:r>
-        </w:p>
-      </w:docPartBody>
-    </w:docPart>
-    <w:docPart>
-      <w:docPartPr>
-        <w:name w:val="EC7A77E3DDE540D9BAD1730583DCC14F"/>
-        <w:category>
-          <w:name w:val="General"/>
-          <w:gallery w:val="placeholder"/>
-        </w:category>
-        <w:types>
-          <w:type w:val="bbPlcHdr"/>
-        </w:types>
-        <w:behaviors>
-          <w:behavior w:val="content"/>
-        </w:behaviors>
-        <w:guid w:val="{B2A5AA67-DB3A-4F9C-8BD4-6BCDDDEE2FB5}"/>
-      </w:docPartPr>
-      <w:docPartBody>
-        <w:p>
-          <w:pPr>
-            <w:pStyle w:val="EC7A77E3DDE540D9BAD1730583DCC14F"/>
-          </w:pPr>
-          <w:r>
-            <w:t>Iceberg, grape tomatoes, cucumbers, feta cheese, olives</w:t>
-          </w:r>
-          <w:r>
-            <w:t>, croutons</w:t>
-          </w:r>
-        </w:p>
-      </w:docPartBody>
-    </w:docPart>
-    <w:docPart>
-      <w:docPartPr>
-        <w:name w:val="1D3BB3BA156A426682BA1AAE951D1092"/>
-        <w:category>
-          <w:name w:val="General"/>
-          <w:gallery w:val="placeholder"/>
-        </w:category>
-        <w:types>
-          <w:type w:val="bbPlcHdr"/>
-        </w:types>
-        <w:behaviors>
-          <w:behavior w:val="content"/>
-        </w:behaviors>
-        <w:guid w:val="{B53029A6-3475-4FA4-9BC6-EC9FF18449E2}"/>
-      </w:docPartPr>
-      <w:docPartBody>
-        <w:p>
-          <w:r>
-            <w:t>ARUGULA – 11</w:t>
-          </w:r>
-        </w:p>
-      </w:docPartBody>
-    </w:docPart>
-    <w:docPart>
-      <w:docPartPr>
-        <w:name w:val="D887F6BF218949D7B69648254AC67C9C"/>
-        <w:category>
-          <w:name w:val="General"/>
-          <w:gallery w:val="placeholder"/>
-        </w:category>
-        <w:types>
-          <w:type w:val="bbPlcHdr"/>
-        </w:types>
-        <w:behaviors>
-          <w:behavior w:val="content"/>
-        </w:behaviors>
-        <w:guid w:val="{213F3FDB-9D90-45F9-AE79-80701649DD69}"/>
-      </w:docPartPr>
-      <w:docPartBody>
-        <w:p>
-          <w:pPr>
-            <w:pStyle w:val="D887F6BF218949D7B69648254AC67C9C"/>
-          </w:pPr>
-          <w:r>
-            <w:t>Chamomile, Black, Earl Grey, Matcha, Jasmine, Chai, Fruit blend</w:t>
-          </w:r>
-        </w:p>
-      </w:docPartBody>
-    </w:docPart>
-    <w:docPart>
-      <w:docPartPr>
-        <w:name w:val="2300863CB7304F92868E15D8B603BA6E"/>
-        <w:category>
-          <w:name w:val="General"/>
-          <w:gallery w:val="placeholder"/>
-        </w:category>
-        <w:types>
-          <w:type w:val="bbPlcHdr"/>
-        </w:types>
-        <w:behaviors>
-          <w:behavior w:val="content"/>
-        </w:behaviors>
-        <w:guid w:val="{01E485E5-E901-443A-BC91-29B78E1247A8}"/>
-      </w:docPartPr>
-      <w:docPartBody>
-        <w:p>
-          <w:r>
-            <w:t>Dark roast, Blonde, Medium, French</w:t>
-          </w:r>
-        </w:p>
-      </w:docPartBody>
-    </w:docPart>
-    <w:docPart>
-      <w:docPartPr>
-        <w:name w:val="732FAF1C690749069073B55D0B6F5D0E"/>
-        <w:category>
-          <w:name w:val="General"/>
-          <w:gallery w:val="placeholder"/>
-        </w:category>
-        <w:types>
-          <w:type w:val="bbPlcHdr"/>
-        </w:types>
-        <w:behaviors>
-          <w:behavior w:val="content"/>
-        </w:behaviors>
-        <w:guid w:val="{BEE343C2-AA29-40F9-B2B8-AD158DC0311A}"/>
-      </w:docPartPr>
-      <w:docPartBody>
-        <w:p>
-          <w:pPr>
-            <w:pStyle w:val="732FAF1C690749069073B55D0B6F5D0E"/>
-          </w:pPr>
-          <w:r>
-            <w:t>potato cakes – 7</w:t>
-          </w:r>
-        </w:p>
-      </w:docPartBody>
-    </w:docPart>
-    <w:docPart>
-      <w:docPartPr>
-        <w:name w:val="D2FCD65B0A3746BDB8FB60213D0EFC8E"/>
-        <w:category>
-          <w:name w:val="General"/>
-          <w:gallery w:val="placeholder"/>
-        </w:category>
-        <w:types>
-          <w:type w:val="bbPlcHdr"/>
-        </w:types>
-        <w:behaviors>
-          <w:behavior w:val="content"/>
-        </w:behaviors>
-        <w:guid w:val="{ED01D5C2-6017-4869-8BA3-2C660B32E455}"/>
-      </w:docPartPr>
-      <w:docPartBody>
-        <w:p>
-          <w:pPr>
-            <w:pStyle w:val="D2FCD65B0A3746BDB8FB60213D0EFC8E"/>
-          </w:pPr>
-          <w:r>
-            <w:t>Fried potato, apple jelly, sour cream</w:t>
-          </w:r>
-        </w:p>
-      </w:docPartBody>
-    </w:docPart>
-    <w:docPart>
-      <w:docPartPr>
-        <w:name w:val="A602851637D64F1B94A196FBE80DCD51"/>
-        <w:category>
-          <w:name w:val="General"/>
-          <w:gallery w:val="placeholder"/>
-        </w:category>
-        <w:types>
-          <w:type w:val="bbPlcHdr"/>
-        </w:types>
-        <w:behaviors>
-          <w:behavior w:val="content"/>
-        </w:behaviors>
-        <w:guid w:val="{BFB47DB2-42D2-45DA-9978-A11AEEC83B0E}"/>
-      </w:docPartPr>
-      <w:docPartBody>
-        <w:p>
-          <w:pPr>
-            <w:pStyle w:val="A602851637D64F1B94A196FBE80DCD51"/>
-          </w:pPr>
-          <w:r>
-            <w:t>spinach dip - 5</w:t>
-          </w:r>
-        </w:p>
-      </w:docPartBody>
-    </w:docPart>
-    <w:docPart>
-      <w:docPartPr>
-        <w:name w:val="B37CA8E9AF964993AAC4EA8BCBCE19DC"/>
-        <w:category>
-          <w:name w:val="General"/>
-          <w:gallery w:val="placeholder"/>
-        </w:category>
-        <w:types>
-          <w:type w:val="bbPlcHdr"/>
-        </w:types>
-        <w:behaviors>
-          <w:behavior w:val="content"/>
-        </w:behaviors>
-        <w:guid w:val="{FDA317CB-D604-4AD3-8FD2-D509F4E3A6C0}"/>
-      </w:docPartPr>
-      <w:docPartBody>
-        <w:p>
-          <w:pPr>
-            <w:pStyle w:val="B37CA8E9AF964993AAC4EA8BCBCE19DC"/>
-          </w:pPr>
-          <w:r>
-            <w:t>Spinach, cream cheese, spices, tortilla chips</w:t>
-          </w:r>
-        </w:p>
-      </w:docPartBody>
-    </w:docPart>
-    <w:docPart>
-      <w:docPartPr>
-        <w:name w:val="5935E92305CF4D36A62AE40268A99317"/>
-        <w:category>
-          <w:name w:val="General"/>
-          <w:gallery w:val="placeholder"/>
-        </w:category>
-        <w:types>
-          <w:type w:val="bbPlcHdr"/>
-        </w:types>
-        <w:behaviors>
-          <w:behavior w:val="content"/>
-        </w:behaviors>
-        <w:guid w:val="{1793E0F2-38D1-4951-84D1-9682369C952B}"/>
-      </w:docPartPr>
-      <w:docPartBody>
-        <w:p>
-          <w:pPr>
-            <w:pStyle w:val="5935E92305CF4D36A62AE40268A99317"/>
-          </w:pPr>
-          <w:r>
-            <w:t>oysters - 13</w:t>
-          </w:r>
-        </w:p>
-      </w:docPartBody>
-    </w:docPart>
-    <w:docPart>
-      <w:docPartPr>
-        <w:name w:val="0AE3DABB638A4CC6899933E674D5A722"/>
-        <w:category>
-          <w:name w:val="General"/>
-          <w:gallery w:val="placeholder"/>
-        </w:category>
-        <w:types>
-          <w:type w:val="bbPlcHdr"/>
-        </w:types>
-        <w:behaviors>
-          <w:behavior w:val="content"/>
-        </w:behaviors>
-        <w:guid w:val="{98F63B69-62A3-4D59-996A-6AC901B1BF18}"/>
-      </w:docPartPr>
-      <w:docPartBody>
-        <w:p>
-          <w:pPr>
-            <w:pStyle w:val="0AE3DABB638A4CC6899933E674D5A722"/>
-          </w:pPr>
-          <w:r>
-            <w:t>Freshly shucked oysters</w:t>
-          </w:r>
-        </w:p>
-      </w:docPartBody>
-    </w:docPart>
-    <w:docPart>
-      <w:docPartPr>
-        <w:name w:val="C9D327C9312E4F23BA9DE7FB647A3F60"/>
-        <w:category>
-          <w:name w:val="General"/>
-          <w:gallery w:val="placeholder"/>
-        </w:category>
-        <w:types>
-          <w:type w:val="bbPlcHdr"/>
-        </w:types>
-        <w:behaviors>
-          <w:behavior w:val="content"/>
-        </w:behaviors>
-        <w:guid w:val="{1CDC3461-28AA-4893-ADD8-564C1F697493}"/>
-      </w:docPartPr>
-      <w:docPartBody>
-        <w:p>
-          <w:pPr>
-            <w:pStyle w:val="C9D327C9312E4F23BA9DE7FB647A3F60"/>
-          </w:pPr>
-          <w:r>
-            <w:t>cheese fries - 4</w:t>
-          </w:r>
-        </w:p>
-      </w:docPartBody>
-    </w:docPart>
-    <w:docPart>
-      <w:docPartPr>
-        <w:name w:val="9DAC20A9E8DF4DB9A28034C66D35E6D0"/>
-        <w:category>
-          <w:name w:val="General"/>
-          <w:gallery w:val="placeholder"/>
-        </w:category>
-        <w:types>
-          <w:type w:val="bbPlcHdr"/>
-        </w:types>
-        <w:behaviors>
-          <w:behavior w:val="content"/>
-        </w:behaviors>
-        <w:guid w:val="{3E934841-3C2F-4958-8217-6EF64D8966FD}"/>
-      </w:docPartPr>
-      <w:docPartBody>
-        <w:p>
-          <w:pPr>
-            <w:pStyle w:val="9DAC20A9E8DF4DB9A28034C66D35E6D0"/>
-          </w:pPr>
-          <w:r>
-            <w:t>Hand-cut</w:t>
-          </w:r>
-          <w:r>
-            <w:t xml:space="preserve"> fries, cheese, bacon, chives, jalapeno, sour cream</w:t>
-          </w:r>
-        </w:p>
-      </w:docPartBody>
-    </w:docPart>
-    <w:docPart>
-      <w:docPartPr>
-        <w:name w:val="6A5E52C64BD94CE2A60EFE31D5B43653"/>
-        <w:category>
-          <w:name w:val="General"/>
-          <w:gallery w:val="placeholder"/>
-        </w:category>
-        <w:types>
-          <w:type w:val="bbPlcHdr"/>
-        </w:types>
-        <w:behaviors>
-          <w:behavior w:val="content"/>
-        </w:behaviors>
-        <w:guid w:val="{6EEEF356-3F96-4354-9F04-F3258E1E49CF}"/>
-      </w:docPartPr>
-      <w:docPartBody>
-        <w:p>
-          <w:pPr>
-            <w:pStyle w:val="6A5E52C64BD94CE2A60EFE31D5B43653"/>
-          </w:pPr>
-          <w:r>
-            <w:t>onion rings - 7</w:t>
-          </w:r>
-        </w:p>
-      </w:docPartBody>
-    </w:docPart>
-    <w:docPart>
-      <w:docPartPr>
-        <w:name w:val="F3FC606EF9B54DB198CC27BDFAA377B2"/>
-        <w:category>
-          <w:name w:val="General"/>
-          <w:gallery w:val="placeholder"/>
-        </w:category>
-        <w:types>
-          <w:type w:val="bbPlcHdr"/>
-        </w:types>
-        <w:behaviors>
-          <w:behavior w:val="content"/>
-        </w:behaviors>
-        <w:guid w:val="{C06F1887-2012-4AF6-BC88-6ED85D31D4BA}"/>
-      </w:docPartPr>
-      <w:docPartBody>
-        <w:p>
-          <w:pPr>
-            <w:pStyle w:val="F3FC606EF9B54DB198CC27BDFAA377B2"/>
-          </w:pPr>
-          <w:r>
-            <w:t xml:space="preserve">Thick cut yellow onion, </w:t>
-          </w:r>
-          <w:r>
-            <w:t>beer battered</w:t>
-          </w:r>
-          <w:r>
-            <w:t>, panko coated</w:t>
-          </w:r>
-        </w:p>
-      </w:docPartBody>
-    </w:docPart>
-    <w:docPart>
-      <w:docPartPr>
-        <w:name w:val="E0CEC502C6B041CC8E1BD585E6962987"/>
-        <w:category>
-          <w:name w:val="General"/>
-          <w:gallery w:val="placeholder"/>
-        </w:category>
-        <w:types>
-          <w:type w:val="bbPlcHdr"/>
-        </w:types>
-        <w:behaviors>
-          <w:behavior w:val="content"/>
-        </w:behaviors>
-        <w:guid w:val="{9EE24FA0-5504-40BF-8CA4-32F33F2A4509}"/>
-      </w:docPartPr>
-      <w:docPartBody>
-        <w:p>
-          <w:pPr>
-            <w:pStyle w:val="E0CEC502C6B041CC8E1BD585E6962987"/>
-          </w:pPr>
-          <w:r>
-            <w:t>Fried Pickles</w:t>
-          </w:r>
-          <w:r>
-            <w:t xml:space="preserve"> - 5</w:t>
-          </w:r>
-        </w:p>
-      </w:docPartBody>
-    </w:docPart>
-    <w:docPart>
-      <w:docPartPr>
-        <w:name w:val="2409DB1EC6CA490A9F3D279875D18F14"/>
-        <w:category>
-          <w:name w:val="General"/>
-          <w:gallery w:val="placeholder"/>
-        </w:category>
-        <w:types>
-          <w:type w:val="bbPlcHdr"/>
-        </w:types>
-        <w:behaviors>
-          <w:behavior w:val="content"/>
-        </w:behaviors>
-        <w:guid w:val="{1B0B52D8-6069-484B-B61D-C54D2F626385}"/>
-      </w:docPartPr>
-      <w:docPartBody>
-        <w:p>
-          <w:pPr>
-            <w:pStyle w:val="2409DB1EC6CA490A9F3D279875D18F14"/>
-          </w:pPr>
-          <w:r>
-            <w:t>Battered + lightly fried dill pickles</w:t>
-          </w:r>
-        </w:p>
-      </w:docPartBody>
-    </w:docPart>
-    <w:docPart>
-      <w:docPartPr>
-        <w:name w:val="F05DDC3EFEDC4BDD9DF6D9F7A28B28F6"/>
-        <w:category>
-          <w:name w:val="General"/>
-          <w:gallery w:val="placeholder"/>
-        </w:category>
-        <w:types>
-          <w:type w:val="bbPlcHdr"/>
-        </w:types>
-        <w:behaviors>
-          <w:behavior w:val="content"/>
-        </w:behaviors>
-        <w:guid w:val="{D5C67400-8A82-4BB8-BC5B-3684DF5F055C}"/>
-      </w:docPartPr>
-      <w:docPartBody>
-        <w:p>
-          <w:pPr>
-            <w:pStyle w:val="F05DDC3EFEDC4BDD9DF6D9F7A28B28F6"/>
-          </w:pPr>
-          <w:r>
-            <w:t>burger - 16</w:t>
-          </w:r>
-        </w:p>
-      </w:docPartBody>
-    </w:docPart>
-    <w:docPart>
-      <w:docPartPr>
-        <w:name w:val="96FB4EF651C0434A84C4D04852BB805C"/>
-        <w:category>
-          <w:name w:val="General"/>
-          <w:gallery w:val="placeholder"/>
-        </w:category>
-        <w:types>
-          <w:type w:val="bbPlcHdr"/>
-        </w:types>
-        <w:behaviors>
-          <w:behavior w:val="content"/>
-        </w:behaviors>
-        <w:guid w:val="{D25E8C7A-A16D-48AE-BCEA-E8F519A78A93}"/>
-      </w:docPartPr>
-      <w:docPartBody>
-        <w:p>
-          <w:pPr>
-            <w:pStyle w:val="96FB4EF651C0434A84C4D04852BB805C"/>
-          </w:pPr>
-          <w:r>
-            <w:t>7oz custom ground beef patty, triple cream brie, alfalfa sprouts, caramelized onions</w:t>
-          </w:r>
-        </w:p>
-      </w:docPartBody>
-    </w:docPart>
-    <w:docPart>
-      <w:docPartPr>
-        <w:name w:val="5EBB6D46C6954930BA3B0AEF441C6CC6"/>
-        <w:category>
-          <w:name w:val="General"/>
-          <w:gallery w:val="placeholder"/>
-        </w:category>
-        <w:types>
-          <w:type w:val="bbPlcHdr"/>
-        </w:types>
-        <w:behaviors>
-          <w:behavior w:val="content"/>
-        </w:behaviors>
-        <w:guid w:val="{0109BEFF-4ECF-4250-A795-98214EE726DB}"/>
-      </w:docPartPr>
-      <w:docPartBody>
-        <w:p>
-          <w:pPr>
-            <w:pStyle w:val="5EBB6D46C6954930BA3B0AEF441C6CC6"/>
-          </w:pPr>
-          <w:r>
-            <w:t>pasta - 15</w:t>
-          </w:r>
-        </w:p>
-      </w:docPartBody>
-    </w:docPart>
-    <w:docPart>
-      <w:docPartPr>
-        <w:name w:val="C8557781C38F4F9A8D63CC7EFE82F2D7"/>
-        <w:category>
-          <w:name w:val="General"/>
-          <w:gallery w:val="placeholder"/>
-        </w:category>
-        <w:types>
-          <w:type w:val="bbPlcHdr"/>
-        </w:types>
-        <w:behaviors>
-          <w:behavior w:val="content"/>
-        </w:behaviors>
-        <w:guid w:val="{8E6CF981-BAED-4845-945C-138186F89E9A}"/>
-      </w:docPartPr>
-      <w:docPartBody>
-        <w:p>
-          <w:pPr>
-            <w:pStyle w:val="C8557781C38F4F9A8D63CC7EFE82F2D7"/>
-          </w:pPr>
-          <w:r>
-            <w:t>Hand-made pasta, black truffle, olive oil, shaved Parmesan</w:t>
-          </w:r>
-        </w:p>
-      </w:docPartBody>
-    </w:docPart>
-    <w:docPart>
-      <w:docPartPr>
-        <w:name w:val="2FB00DD7A65C4847ACCB25DD2AEE26E2"/>
-        <w:category>
-          <w:name w:val="General"/>
-          <w:gallery w:val="placeholder"/>
-        </w:category>
-        <w:types>
-          <w:type w:val="bbPlcHdr"/>
-        </w:types>
-        <w:behaviors>
-          <w:behavior w:val="content"/>
-        </w:behaviors>
-        <w:guid w:val="{1C1E2A84-9D2D-4E03-87D2-D0A0B831F65C}"/>
-      </w:docPartPr>
-      <w:docPartBody>
-        <w:p>
-          <w:pPr>
-            <w:pStyle w:val="2FB00DD7A65C4847ACCB25DD2AEE26E2"/>
-          </w:pPr>
-          <w:r>
-            <w:t>gnocchi – 14</w:t>
-          </w:r>
-        </w:p>
-      </w:docPartBody>
-    </w:docPart>
-    <w:docPart>
-      <w:docPartPr>
-        <w:name w:val="81CE7035653146D887B22DEC49F0873D"/>
-        <w:category>
-          <w:name w:val="General"/>
-          <w:gallery w:val="placeholder"/>
-        </w:category>
-        <w:types>
-          <w:type w:val="bbPlcHdr"/>
-        </w:types>
-        <w:behaviors>
-          <w:behavior w:val="content"/>
-        </w:behaviors>
-        <w:guid w:val="{0CDF57ED-3871-4FC0-88BF-8BBE3A5F26E4}"/>
-      </w:docPartPr>
-      <w:docPartBody>
-        <w:p>
-          <w:pPr>
-            <w:pStyle w:val="81CE7035653146D887B22DEC49F0873D"/>
-          </w:pPr>
-          <w:r>
-            <w:t>Potato dumplings, roasted mushrooms, spinach</w:t>
-          </w:r>
-        </w:p>
-      </w:docPartBody>
-    </w:docPart>
-    <w:docPart>
-      <w:docPartPr>
-        <w:name w:val="4CC914739A42478AA729C84A9FCF05E1"/>
-        <w:category>
-          <w:name w:val="General"/>
-          <w:gallery w:val="placeholder"/>
-        </w:category>
-        <w:types>
-          <w:type w:val="bbPlcHdr"/>
-        </w:types>
-        <w:behaviors>
-          <w:behavior w:val="content"/>
-        </w:behaviors>
-        <w:guid w:val="{F5215433-EBA9-4544-80D2-F64FC5D0CCA8}"/>
-      </w:docPartPr>
-      <w:docPartBody>
-        <w:p>
-          <w:pPr>
-            <w:pStyle w:val="4CC914739A42478AA729C84A9FCF05E1"/>
-          </w:pPr>
-          <w:r>
-            <w:t>grilled steak sandwich - 17</w:t>
-          </w:r>
-        </w:p>
-      </w:docPartBody>
-    </w:docPart>
-    <w:docPart>
-      <w:docPartPr>
-        <w:name w:val="332FCC4ED9D844F4967008540517FBBF"/>
-        <w:category>
-          <w:name w:val="General"/>
-          <w:gallery w:val="placeholder"/>
-        </w:category>
-        <w:types>
-          <w:type w:val="bbPlcHdr"/>
-        </w:types>
-        <w:behaviors>
-          <w:behavior w:val="content"/>
-        </w:behaviors>
-        <w:guid w:val="{74D9F8F2-91FD-4860-A9A6-8924321F895C}"/>
-      </w:docPartPr>
-      <w:docPartBody>
-        <w:p>
-          <w:pPr>
-            <w:pStyle w:val="332FCC4ED9D844F4967008540517FBBF"/>
-          </w:pPr>
-          <w:r>
-            <w:t>Caramelized onions, roasted tomatoes, horseradish</w:t>
-          </w:r>
-        </w:p>
-      </w:docPartBody>
-    </w:docPart>
-    <w:docPart>
-      <w:docPartPr>
-        <w:name w:val="648942A6027748A8871A4567E0D80EFB"/>
-        <w:category>
-          <w:name w:val="General"/>
-          <w:gallery w:val="placeholder"/>
-        </w:category>
-        <w:types>
-          <w:type w:val="bbPlcHdr"/>
-        </w:types>
-        <w:behaviors>
-          <w:behavior w:val="content"/>
-        </w:behaviors>
-        <w:guid w:val="{E4C2F000-1D80-4BA9-B470-8007A6FA669B}"/>
-      </w:docPartPr>
-      <w:docPartBody>
-        <w:p>
-          <w:pPr>
-            <w:pStyle w:val="648942A6027748A8871A4567E0D80EFB"/>
-          </w:pPr>
-          <w:r>
-            <w:t>caramel cheesecake - 13</w:t>
-          </w:r>
-        </w:p>
-      </w:docPartBody>
-    </w:docPart>
-    <w:docPart>
-      <w:docPartPr>
-        <w:name w:val="7BFC8F9464F44F1288281BC341AEEDF8"/>
-        <w:category>
-          <w:name w:val="General"/>
-          <w:gallery w:val="placeholder"/>
-        </w:category>
-        <w:types>
-          <w:type w:val="bbPlcHdr"/>
-        </w:types>
-        <w:behaviors>
-          <w:behavior w:val="content"/>
-        </w:behaviors>
-        <w:guid w:val="{6CF14163-784B-486A-B42C-5FC4D89359D7}"/>
-      </w:docPartPr>
-      <w:docPartBody>
-        <w:p>
-          <w:pPr>
-            <w:pStyle w:val="7BFC8F9464F44F1288281BC341AEEDF8"/>
-          </w:pPr>
-          <w:r>
-            <w:t xml:space="preserve">Caramelized banana, cream  </w:t>
-          </w:r>
-        </w:p>
-      </w:docPartBody>
-    </w:docPart>
-    <w:docPart>
-      <w:docPartPr>
-        <w:name w:val="EF6AAA817199413DB57E3913597CC825"/>
-        <w:category>
-          <w:name w:val="General"/>
-          <w:gallery w:val="placeholder"/>
-        </w:category>
-        <w:types>
-          <w:type w:val="bbPlcHdr"/>
-        </w:types>
-        <w:behaviors>
-          <w:behavior w:val="content"/>
-        </w:behaviors>
-        <w:guid w:val="{6DB80000-9E04-402C-B972-B2279D69784D}"/>
-      </w:docPartPr>
-      <w:docPartBody>
-        <w:p>
-          <w:pPr>
-            <w:pStyle w:val="EF6AAA817199413DB57E3913597CC825"/>
-          </w:pPr>
-          <w:r>
-            <w:t>apple cobbler - 12</w:t>
-          </w:r>
-        </w:p>
-      </w:docPartBody>
-    </w:docPart>
-    <w:docPart>
-      <w:docPartPr>
-        <w:name w:val="A98E5A08DE304186B997243E85D5EFD2"/>
-        <w:category>
-          <w:name w:val="General"/>
-          <w:gallery w:val="placeholder"/>
-        </w:category>
-        <w:types>
-          <w:type w:val="bbPlcHdr"/>
-        </w:types>
-        <w:behaviors>
-          <w:behavior w:val="content"/>
-        </w:behaviors>
-        <w:guid w:val="{938F579B-87A4-49A5-9B69-5EFB6660D6AE}"/>
-      </w:docPartPr>
-      <w:docPartBody>
-        <w:p>
-          <w:pPr>
-            <w:pStyle w:val="A98E5A08DE304186B997243E85D5EFD2"/>
-          </w:pPr>
-          <w:r>
-            <w:t>Cinnamon crumble, vanilla ice cream, heirloom apples</w:t>
-          </w:r>
-        </w:p>
-      </w:docPartBody>
-    </w:docPart>
-    <w:docPart>
-      <w:docPartPr>
-        <w:name w:val="5B80ADBD6B2B417896BABFAB4E31DB6F"/>
-        <w:category>
-          <w:name w:val="General"/>
-          <w:gallery w:val="placeholder"/>
-        </w:category>
-        <w:types>
-          <w:type w:val="bbPlcHdr"/>
-        </w:types>
-        <w:behaviors>
-          <w:behavior w:val="content"/>
-        </w:behaviors>
-        <w:guid w:val="{9B3CA1D1-53AB-4E29-9483-B4B00AA94477}"/>
-      </w:docPartPr>
-      <w:docPartBody>
-        <w:p>
-          <w:pPr>
-            <w:pStyle w:val="5B80ADBD6B2B417896BABFAB4E31DB6F"/>
-          </w:pPr>
-          <w:r>
-            <w:t>brownie sundae - 9</w:t>
-          </w:r>
-        </w:p>
-      </w:docPartBody>
-    </w:docPart>
-    <w:docPart>
-      <w:docPartPr>
-        <w:name w:val="9AC9A0844BFC4CA8A280634E0E1AEAF6"/>
-        <w:category>
-          <w:name w:val="General"/>
-          <w:gallery w:val="placeholder"/>
-        </w:category>
-        <w:types>
-          <w:type w:val="bbPlcHdr"/>
-        </w:types>
-        <w:behaviors>
-          <w:behavior w:val="content"/>
-        </w:behaviors>
-        <w:guid w:val="{3C6EEFD0-584D-4B4C-8986-FA4DDEB1FC2B}"/>
-      </w:docPartPr>
-      <w:docPartBody>
-        <w:p>
-          <w:pPr>
-            <w:pStyle w:val="9AC9A0844BFC4CA8A280634E0E1AEAF6"/>
-          </w:pPr>
-          <w:r>
-            <w:t>Dark chocolate, nuts, vanilla ice cream</w:t>
-          </w:r>
-        </w:p>
-      </w:docPartBody>
-    </w:docPart>
-    <w:docPart>
-      <w:docPartPr>
-        <w:name w:val="B8C58DF88E6A4BBABBDD0103CFE67477"/>
-        <w:category>
-          <w:name w:val="General"/>
-          <w:gallery w:val="placeholder"/>
-        </w:category>
-        <w:types>
-          <w:type w:val="bbPlcHdr"/>
-        </w:types>
-        <w:behaviors>
-          <w:behavior w:val="content"/>
-        </w:behaviors>
-        <w:guid w:val="{B2CD123A-D298-4223-9FC5-84673B0E4761}"/>
-      </w:docPartPr>
-      <w:docPartBody>
-        <w:p>
-          <w:pPr>
-            <w:pStyle w:val="B8C58DF88E6A4BBABBDD0103CFE67477"/>
-          </w:pPr>
-          <w:r>
-            <w:t>flan - 8</w:t>
-          </w:r>
-        </w:p>
-      </w:docPartBody>
-    </w:docPart>
-    <w:docPart>
-      <w:docPartPr>
-        <w:name w:val="D37416E60BCD4897B59B8BEC185B5A30"/>
-        <w:category>
-          <w:name w:val="General"/>
-          <w:gallery w:val="placeholder"/>
-        </w:category>
-        <w:types>
-          <w:type w:val="bbPlcHdr"/>
-        </w:types>
-        <w:behaviors>
-          <w:behavior w:val="content"/>
-        </w:behaviors>
-        <w:guid w:val="{03E7DDF4-67D3-40FD-8A58-CB5FFE13C277}"/>
-      </w:docPartPr>
-      <w:docPartBody>
-        <w:p>
-          <w:pPr>
-            <w:pStyle w:val="D37416E60BCD4897B59B8BEC185B5A30"/>
-          </w:pPr>
-          <w:r>
-            <w:t>Vanilla custard with sweet caramel sauce</w:t>
-          </w:r>
-        </w:p>
-      </w:docPartBody>
-    </w:docPart>
-    <w:docPart>
-      <w:docPartPr>
-        <w:name w:val="8592C1A22EAD4BADAB6CCE75D81A73F3"/>
-        <w:category>
-          <w:name w:val="General"/>
-          <w:gallery w:val="placeholder"/>
-        </w:category>
-        <w:types>
-          <w:type w:val="bbPlcHdr"/>
-        </w:types>
-        <w:behaviors>
-          <w:behavior w:val="content"/>
-        </w:behaviors>
-        <w:guid w:val="{2710BA49-6379-4965-86A3-CE8177C7D3E0}"/>
-      </w:docPartPr>
-      <w:docPartBody>
-        <w:p>
-          <w:pPr>
-            <w:pStyle w:val="8592C1A22EAD4BADAB6CCE75D81A73F3"/>
-          </w:pPr>
-          <w:r>
-            <w:t>caramel cheesecake - 13</w:t>
-          </w:r>
-        </w:p>
-      </w:docPartBody>
-    </w:docPart>
-    <w:docPart>
-      <w:docPartPr>
-        <w:name w:val="059F307643E74F36BA8DADBD35010EE3"/>
-        <w:category>
-          <w:name w:val="General"/>
-          <w:gallery w:val="placeholder"/>
-        </w:category>
-        <w:types>
-          <w:type w:val="bbPlcHdr"/>
-        </w:types>
-        <w:behaviors>
-          <w:behavior w:val="content"/>
-        </w:behaviors>
-        <w:guid w:val="{27DF4D32-D134-4FFA-865D-C1F57C4EF6D3}"/>
-      </w:docPartPr>
-      <w:docPartBody>
-        <w:p>
-          <w:pPr>
-            <w:pStyle w:val="059F307643E74F36BA8DADBD35010EE3"/>
-          </w:pPr>
-          <w:r>
-            <w:t xml:space="preserve">Caramelized banana, cream  </w:t>
-          </w:r>
-        </w:p>
-      </w:docPartBody>
-    </w:docPart>
-    <w:docPart>
-      <w:docPartPr>
-        <w:name w:val="6C5684426E414318AF52BB09E19B65DF"/>
-        <w:category>
-          <w:name w:val="General"/>
-          <w:gallery w:val="placeholder"/>
-        </w:category>
-        <w:types>
-          <w:type w:val="bbPlcHdr"/>
-        </w:types>
-        <w:behaviors>
-          <w:behavior w:val="content"/>
-        </w:behaviors>
-        <w:guid w:val="{B0A3205A-E655-4ABF-AF2B-9EAAE656927E}"/>
-      </w:docPartPr>
-      <w:docPartBody>
-        <w:p>
-          <w:pPr>
-            <w:pStyle w:val="6C5684426E414318AF52BB09E19B65DF"/>
-          </w:pPr>
-          <w:r>
-            <w:t>apple cobbler - 12</w:t>
-          </w:r>
-        </w:p>
-      </w:docPartBody>
-    </w:docPart>
-    <w:docPart>
-      <w:docPartPr>
-        <w:name w:val="D4A83E63905A493E85CA6299831B3E55"/>
-        <w:category>
-          <w:name w:val="General"/>
-          <w:gallery w:val="placeholder"/>
-        </w:category>
-        <w:types>
-          <w:type w:val="bbPlcHdr"/>
-        </w:types>
-        <w:behaviors>
-          <w:behavior w:val="content"/>
-        </w:behaviors>
-        <w:guid w:val="{7CAED217-723E-439E-A449-D0168557897E}"/>
-      </w:docPartPr>
-      <w:docPartBody>
-        <w:p>
-          <w:pPr>
-            <w:pStyle w:val="D4A83E63905A493E85CA6299831B3E55"/>
-          </w:pPr>
-          <w:r>
-            <w:t>Cinnamon crumble, vanilla ice cream, heirloom apples</w:t>
-          </w:r>
-        </w:p>
-      </w:docPartBody>
-    </w:docPart>
-    <w:docPart>
-      <w:docPartPr>
-        <w:name w:val="67E4624B1C9946C9B6AABB2D8E2FCA3A"/>
-        <w:category>
-          <w:name w:val="General"/>
-          <w:gallery w:val="placeholder"/>
-        </w:category>
-        <w:types>
-          <w:type w:val="bbPlcHdr"/>
-        </w:types>
-        <w:behaviors>
-          <w:behavior w:val="content"/>
-        </w:behaviors>
-        <w:guid w:val="{5682ED54-E809-4E7E-BFF4-C0D4DE1037E7}"/>
-      </w:docPartPr>
-      <w:docPartBody>
-        <w:p>
-          <w:pPr>
-            <w:pStyle w:val="67E4624B1C9946C9B6AABB2D8E2FCA3A"/>
-          </w:pPr>
-          <w:r>
-            <w:t>brownie sundae - 9</w:t>
-          </w:r>
-        </w:p>
-      </w:docPartBody>
-    </w:docPart>
-    <w:docPart>
-      <w:docPartPr>
-        <w:name w:val="FB92EB799C264C76BE1EC1B99C1BFFC7"/>
-        <w:category>
-          <w:name w:val="General"/>
-          <w:gallery w:val="placeholder"/>
-        </w:category>
-        <w:types>
-          <w:type w:val="bbPlcHdr"/>
-        </w:types>
-        <w:behaviors>
-          <w:behavior w:val="content"/>
-        </w:behaviors>
-        <w:guid w:val="{FD37E098-180E-4D05-BF53-66C620176E00}"/>
-      </w:docPartPr>
-      <w:docPartBody>
-        <w:p>
-          <w:pPr>
-            <w:pStyle w:val="FB92EB799C264C76BE1EC1B99C1BFFC7"/>
-          </w:pPr>
-          <w:r>
-            <w:t>Dark chocolate, nuts, vanilla ice cream</w:t>
-          </w:r>
-        </w:p>
-      </w:docPartBody>
-    </w:docPart>
-    <w:docPart>
-      <w:docPartPr>
-        <w:name w:val="29E8CB2073184F20928E84C478930581"/>
-        <w:category>
-          <w:name w:val="General"/>
-          <w:gallery w:val="placeholder"/>
-        </w:category>
-        <w:types>
-          <w:type w:val="bbPlcHdr"/>
-        </w:types>
-        <w:behaviors>
-          <w:behavior w:val="content"/>
-        </w:behaviors>
-        <w:guid w:val="{3A6998D0-C149-44A0-9910-10826F99E05C}"/>
-      </w:docPartPr>
-      <w:docPartBody>
-        <w:p>
-          <w:pPr>
-            <w:pStyle w:val="29E8CB2073184F20928E84C478930581"/>
-          </w:pPr>
-          <w:r>
-            <w:t>flan - 8</w:t>
-          </w:r>
-        </w:p>
-      </w:docPartBody>
-    </w:docPart>
-    <w:docPart>
-      <w:docPartPr>
-        <w:name w:val="D7789223B2DB402FB879EA4863AEB9A1"/>
-        <w:category>
-          <w:name w:val="General"/>
-          <w:gallery w:val="placeholder"/>
-        </w:category>
-        <w:types>
-          <w:type w:val="bbPlcHdr"/>
-        </w:types>
-        <w:behaviors>
-          <w:behavior w:val="content"/>
-        </w:behaviors>
-        <w:guid w:val="{F350A301-D76A-4C17-A54E-A277DF859589}"/>
-      </w:docPartPr>
-      <w:docPartBody>
-        <w:p>
-          <w:pPr>
-            <w:pStyle w:val="D7789223B2DB402FB879EA4863AEB9A1"/>
-          </w:pPr>
-          <w:r>
-            <w:t>Vanilla custard with sweet caramel sauce</w:t>
-          </w:r>
-        </w:p>
-      </w:docPartBody>
-    </w:docPart>
-    <w:docPart>
-      <w:docPartPr>
-        <w:name w:val="D04FAD6176544A4E9047BB5FBC4072DF"/>
-        <w:category>
-          <w:name w:val="General"/>
-          <w:gallery w:val="placeholder"/>
-        </w:category>
-        <w:types>
-          <w:type w:val="bbPlcHdr"/>
-        </w:types>
-        <w:behaviors>
-          <w:behavior w:val="content"/>
-        </w:behaviors>
-        <w:guid w:val="{A03E62CA-55C9-4496-9F56-F7428009EC48}"/>
-      </w:docPartPr>
-      <w:docPartBody>
-        <w:p>
-          <w:pPr>
-            <w:pStyle w:val="D04FAD6176544A4E9047BB5FBC4072DF"/>
-          </w:pPr>
-          <w:r>
-            <w:t>burger - 16</w:t>
-          </w:r>
-        </w:p>
-      </w:docPartBody>
-    </w:docPart>
-    <w:docPart>
-      <w:docPartPr>
-        <w:name w:val="F59B5FC26BE84A729117DE6ECEB90997"/>
-        <w:category>
-          <w:name w:val="General"/>
-          <w:gallery w:val="placeholder"/>
-        </w:category>
-        <w:types>
-          <w:type w:val="bbPlcHdr"/>
-        </w:types>
-        <w:behaviors>
-          <w:behavior w:val="content"/>
-        </w:behaviors>
-        <w:guid w:val="{5B1FA07B-B1A2-4313-A848-60A88F1A766A}"/>
-      </w:docPartPr>
-      <w:docPartBody>
-        <w:p>
-          <w:pPr>
-            <w:pStyle w:val="F59B5FC26BE84A729117DE6ECEB90997"/>
-          </w:pPr>
-          <w:r>
-            <w:t>7oz custom ground beef patty, triple cream brie, alfalfa sprouts, caramelized onions</w:t>
-          </w:r>
-        </w:p>
-      </w:docPartBody>
-    </w:docPart>
-    <w:docPart>
-      <w:docPartPr>
-        <w:name w:val="CBDA35DC60574864B6F5F086553C82AE"/>
-        <w:category>
-          <w:name w:val="General"/>
-          <w:gallery w:val="placeholder"/>
-        </w:category>
-        <w:types>
-          <w:type w:val="bbPlcHdr"/>
-        </w:types>
-        <w:behaviors>
-          <w:behavior w:val="content"/>
-        </w:behaviors>
-        <w:guid w:val="{79D37C83-FB5A-48DB-B901-75C0574EADBF}"/>
-      </w:docPartPr>
-      <w:docPartBody>
-        <w:p>
-          <w:pPr>
-            <w:pStyle w:val="CBDA35DC60574864B6F5F086553C82AE"/>
-          </w:pPr>
-          <w:r>
-            <w:t>pasta - 15</w:t>
-          </w:r>
-        </w:p>
-      </w:docPartBody>
-    </w:docPart>
-    <w:docPart>
-      <w:docPartPr>
-        <w:name w:val="84E928E016064D58889EC600115A6CD9"/>
-        <w:category>
-          <w:name w:val="General"/>
-          <w:gallery w:val="placeholder"/>
-        </w:category>
-        <w:types>
-          <w:type w:val="bbPlcHdr"/>
-        </w:types>
-        <w:behaviors>
-          <w:behavior w:val="content"/>
-        </w:behaviors>
-        <w:guid w:val="{A7571EB8-658F-4E6E-AAF1-D06804A5B555}"/>
-      </w:docPartPr>
-      <w:docPartBody>
-        <w:p>
-          <w:pPr>
-            <w:pStyle w:val="84E928E016064D58889EC600115A6CD9"/>
-          </w:pPr>
-          <w:r>
-            <w:t>Hand-made pasta, black truffle, olive oil, shaved Parmesan</w:t>
-          </w:r>
-        </w:p>
-      </w:docPartBody>
-    </w:docPart>
-    <w:docPart>
-      <w:docPartPr>
-        <w:name w:val="85C6B0B8C9DE4DB286FC68BB75016BC5"/>
-        <w:category>
-          <w:name w:val="General"/>
-          <w:gallery w:val="placeholder"/>
-        </w:category>
-        <w:types>
-          <w:type w:val="bbPlcHdr"/>
-        </w:types>
-        <w:behaviors>
-          <w:behavior w:val="content"/>
-        </w:behaviors>
-        <w:guid w:val="{9C0BA924-A7E4-4199-8F05-31EB59DD01B7}"/>
-      </w:docPartPr>
-      <w:docPartBody>
-        <w:p>
-          <w:pPr>
-            <w:pStyle w:val="85C6B0B8C9DE4DB286FC68BB75016BC5"/>
-          </w:pPr>
-          <w:r>
-            <w:t>gnocchi – 14</w:t>
-          </w:r>
-        </w:p>
-      </w:docPartBody>
-    </w:docPart>
-    <w:docPart>
-      <w:docPartPr>
-        <w:name w:val="07DEDC1BFE4B4B53AA3307345AFE0D55"/>
-        <w:category>
-          <w:name w:val="General"/>
-          <w:gallery w:val="placeholder"/>
-        </w:category>
-        <w:types>
-          <w:type w:val="bbPlcHdr"/>
-        </w:types>
-        <w:behaviors>
-          <w:behavior w:val="content"/>
-        </w:behaviors>
-        <w:guid w:val="{158DA698-274B-498B-8587-FE68C7C945A9}"/>
-      </w:docPartPr>
-      <w:docPartBody>
-        <w:p>
-          <w:pPr>
-            <w:pStyle w:val="07DEDC1BFE4B4B53AA3307345AFE0D55"/>
-          </w:pPr>
-          <w:r>
-            <w:t>Potato dumplings, roasted mushrooms, spinach</w:t>
-          </w:r>
-        </w:p>
-      </w:docPartBody>
-    </w:docPart>
-    <w:docPart>
-      <w:docPartPr>
-        <w:name w:val="A84B06B7563E4FC6858A6E4045536E6A"/>
-        <w:category>
-          <w:name w:val="General"/>
-          <w:gallery w:val="placeholder"/>
-        </w:category>
-        <w:types>
-          <w:type w:val="bbPlcHdr"/>
-        </w:types>
-        <w:behaviors>
-          <w:behavior w:val="content"/>
-        </w:behaviors>
-        <w:guid w:val="{7B6D21C1-5E69-4903-85D0-E692C7A30586}"/>
-      </w:docPartPr>
-      <w:docPartBody>
-        <w:p>
-          <w:pPr>
-            <w:pStyle w:val="A84B06B7563E4FC6858A6E4045536E6A"/>
-          </w:pPr>
-          <w:r>
-            <w:t>grilled steak sandwich - 17</w:t>
-          </w:r>
-        </w:p>
-      </w:docPartBody>
-    </w:docPart>
-    <w:docPart>
-      <w:docPartPr>
-        <w:name w:val="51BFDE3BC53E428BBD079259D7D4E5AC"/>
-        <w:category>
-          <w:name w:val="General"/>
-          <w:gallery w:val="placeholder"/>
-        </w:category>
-        <w:types>
-          <w:type w:val="bbPlcHdr"/>
-        </w:types>
-        <w:behaviors>
-          <w:behavior w:val="content"/>
-        </w:behaviors>
-        <w:guid w:val="{E474D9E6-AEA4-453B-BBC1-637696CF30A2}"/>
-      </w:docPartPr>
-      <w:docPartBody>
-        <w:p>
-          <w:pPr>
-            <w:pStyle w:val="51BFDE3BC53E428BBD079259D7D4E5AC"/>
-          </w:pPr>
-          <w:r>
-            <w:t>Caramelized onions, roasted tomatoes, horseradish</w:t>
-          </w:r>
-        </w:p>
-      </w:docPartBody>
-    </w:docPart>
-    <w:docPart>
-      <w:docPartPr>
-        <w:name w:val="B2C8381EA34941898F9C5858AED3B205"/>
-        <w:category>
-          <w:name w:val="General"/>
-          <w:gallery w:val="placeholder"/>
-        </w:category>
-        <w:types>
-          <w:type w:val="bbPlcHdr"/>
-        </w:types>
-        <w:behaviors>
-          <w:behavior w:val="content"/>
-        </w:behaviors>
-        <w:guid w:val="{9737C88A-B24D-4415-8CBB-C1715F30AA98}"/>
-      </w:docPartPr>
-      <w:docPartBody>
-        <w:p>
-          <w:pPr>
-            <w:pStyle w:val="B2C8381EA34941898F9C5858AED3B205"/>
-          </w:pPr>
-          <w:r>
-            <w:t>potato cakes – 7</w:t>
-          </w:r>
-        </w:p>
-      </w:docPartBody>
-    </w:docPart>
-    <w:docPart>
-      <w:docPartPr>
-        <w:name w:val="A1A33318981A48AF820C1AACE416821F"/>
-        <w:category>
-          <w:name w:val="General"/>
-          <w:gallery w:val="placeholder"/>
-        </w:category>
-        <w:types>
-          <w:type w:val="bbPlcHdr"/>
-        </w:types>
-        <w:behaviors>
-          <w:behavior w:val="content"/>
-        </w:behaviors>
-        <w:guid w:val="{7041A628-C70F-4D48-BBF0-3B9648702782}"/>
-      </w:docPartPr>
-      <w:docPartBody>
-        <w:p>
-          <w:pPr>
-            <w:pStyle w:val="A1A33318981A48AF820C1AACE416821F"/>
-          </w:pPr>
-          <w:r>
-            <w:t>Fried potato, apple jelly, sour cream</w:t>
-          </w:r>
-        </w:p>
-      </w:docPartBody>
-    </w:docPart>
-    <w:docPart>
-      <w:docPartPr>
-        <w:name w:val="2C6AE40E9CF34BA0927F7F6152B94F79"/>
-        <w:category>
-          <w:name w:val="General"/>
-          <w:gallery w:val="placeholder"/>
-        </w:category>
-        <w:types>
-          <w:type w:val="bbPlcHdr"/>
-        </w:types>
-        <w:behaviors>
-          <w:behavior w:val="content"/>
-        </w:behaviors>
-        <w:guid w:val="{252B3052-E6BE-45A4-9E46-0CD6936536CB}"/>
-      </w:docPartPr>
-      <w:docPartBody>
-        <w:p>
-          <w:pPr>
-            <w:pStyle w:val="2C6AE40E9CF34BA0927F7F6152B94F79"/>
-          </w:pPr>
-          <w:r>
-            <w:t>spinach dip - 5</w:t>
-          </w:r>
-        </w:p>
-      </w:docPartBody>
-    </w:docPart>
-    <w:docPart>
-      <w:docPartPr>
-        <w:name w:val="12BB18D1E055482B98DAF743A7430187"/>
-        <w:category>
-          <w:name w:val="General"/>
-          <w:gallery w:val="placeholder"/>
-        </w:category>
-        <w:types>
-          <w:type w:val="bbPlcHdr"/>
-        </w:types>
-        <w:behaviors>
-          <w:behavior w:val="content"/>
-        </w:behaviors>
-        <w:guid w:val="{2B78D45D-6DC0-4F98-B689-3AC5367D79F7}"/>
-      </w:docPartPr>
-      <w:docPartBody>
-        <w:p>
-          <w:pPr>
-            <w:pStyle w:val="12BB18D1E055482B98DAF743A7430187"/>
-          </w:pPr>
-          <w:r>
-            <w:t>Spinach, cream cheese, spices, tortilla chips</w:t>
-          </w:r>
-        </w:p>
-      </w:docPartBody>
-    </w:docPart>
-    <w:docPart>
-      <w:docPartPr>
-        <w:name w:val="B2B04FFC88114AAEACB4340A18F0FC58"/>
-        <w:category>
-          <w:name w:val="General"/>
-          <w:gallery w:val="placeholder"/>
-        </w:category>
-        <w:types>
-          <w:type w:val="bbPlcHdr"/>
-        </w:types>
-        <w:behaviors>
-          <w:behavior w:val="content"/>
-        </w:behaviors>
-        <w:guid w:val="{C5F5D5B5-C213-4AA5-8C81-5B61FF517E00}"/>
-      </w:docPartPr>
-      <w:docPartBody>
-        <w:p>
-          <w:pPr>
-            <w:pStyle w:val="B2B04FFC88114AAEACB4340A18F0FC58"/>
-          </w:pPr>
-          <w:r>
-            <w:t>oysters - 13</w:t>
-          </w:r>
-        </w:p>
-      </w:docPartBody>
-    </w:docPart>
-    <w:docPart>
-      <w:docPartPr>
-        <w:name w:val="394C103C644F4F02860254A1758F6489"/>
-        <w:category>
-          <w:name w:val="General"/>
-          <w:gallery w:val="placeholder"/>
-        </w:category>
-        <w:types>
-          <w:type w:val="bbPlcHdr"/>
-        </w:types>
-        <w:behaviors>
-          <w:behavior w:val="content"/>
-        </w:behaviors>
-        <w:guid w:val="{AD95EECC-86D8-440E-9DE2-FF059549D866}"/>
-      </w:docPartPr>
-      <w:docPartBody>
-        <w:p>
-          <w:pPr>
-            <w:pStyle w:val="394C103C644F4F02860254A1758F6489"/>
-          </w:pPr>
-          <w:r>
-            <w:t>Freshly shucked oysters</w:t>
-          </w:r>
-        </w:p>
-      </w:docPartBody>
-    </w:docPart>
-    <w:docPart>
-      <w:docPartPr>
-        <w:name w:val="3756277AEF2D435BA570762D6F131B58"/>
-        <w:category>
-          <w:name w:val="General"/>
-          <w:gallery w:val="placeholder"/>
-        </w:category>
-        <w:types>
-          <w:type w:val="bbPlcHdr"/>
-        </w:types>
-        <w:behaviors>
-          <w:behavior w:val="content"/>
-        </w:behaviors>
-        <w:guid w:val="{13EDDE3A-7CB6-4872-A02E-CADC2E90E650}"/>
-      </w:docPartPr>
-      <w:docPartBody>
-        <w:p>
-          <w:pPr>
-            <w:pStyle w:val="3756277AEF2D435BA570762D6F131B58"/>
-          </w:pPr>
-          <w:r>
-            <w:t>cheese fries - 4</w:t>
-          </w:r>
-        </w:p>
-      </w:docPartBody>
-    </w:docPart>
-    <w:docPart>
-      <w:docPartPr>
-        <w:name w:val="A1441E6FD30F4122B0469E08F201EA5C"/>
-        <w:category>
-          <w:name w:val="General"/>
-          <w:gallery w:val="placeholder"/>
-        </w:category>
-        <w:types>
-          <w:type w:val="bbPlcHdr"/>
-        </w:types>
-        <w:behaviors>
-          <w:behavior w:val="content"/>
-        </w:behaviors>
-        <w:guid w:val="{4E8E7179-B9AD-4ED0-9DDD-C87C73A8A6CA}"/>
-      </w:docPartPr>
-      <w:docPartBody>
-        <w:p>
-          <w:pPr>
-            <w:pStyle w:val="A1441E6FD30F4122B0469E08F201EA5C"/>
-          </w:pPr>
-          <w:r>
-            <w:t>Hand-cut</w:t>
-          </w:r>
-          <w:r>
-            <w:t xml:space="preserve"> fries, cheese, bacon, chives, jalapeno, sour cream</w:t>
-          </w:r>
-        </w:p>
-      </w:docPartBody>
-    </w:docPart>
-    <w:docPart>
-      <w:docPartPr>
-        <w:name w:val="E3D0F6BE05D94629BFDF87003462345A"/>
-        <w:category>
-          <w:name w:val="General"/>
-          <w:gallery w:val="placeholder"/>
-        </w:category>
-        <w:types>
-          <w:type w:val="bbPlcHdr"/>
-        </w:types>
-        <w:behaviors>
-          <w:behavior w:val="content"/>
-        </w:behaviors>
-        <w:guid w:val="{8B013DD9-9D0D-422C-9C8D-093D964269BC}"/>
-      </w:docPartPr>
-      <w:docPartBody>
-        <w:p>
-          <w:pPr>
-            <w:pStyle w:val="E3D0F6BE05D94629BFDF87003462345A"/>
-          </w:pPr>
-          <w:r>
-            <w:t>onion rings - 7</w:t>
-          </w:r>
-        </w:p>
-      </w:docPartBody>
-    </w:docPart>
-    <w:docPart>
-      <w:docPartPr>
-        <w:name w:val="E3139FD7A98F43EF9B27D57021836F74"/>
-        <w:category>
-          <w:name w:val="General"/>
-          <w:gallery w:val="placeholder"/>
-        </w:category>
-        <w:types>
-          <w:type w:val="bbPlcHdr"/>
-        </w:types>
-        <w:behaviors>
-          <w:behavior w:val="content"/>
-        </w:behaviors>
-        <w:guid w:val="{06D4575C-62F3-4C72-B841-15EBE39375CC}"/>
-      </w:docPartPr>
-      <w:docPartBody>
-        <w:p>
-          <w:pPr>
-            <w:pStyle w:val="E3139FD7A98F43EF9B27D57021836F74"/>
-          </w:pPr>
-          <w:r>
-            <w:t xml:space="preserve">Thick cut yellow onion, </w:t>
-          </w:r>
-          <w:r>
-            <w:t>beer battered</w:t>
-          </w:r>
-          <w:r>
-            <w:t>, panko coated</w:t>
-          </w:r>
-        </w:p>
-      </w:docPartBody>
-    </w:docPart>
-    <w:docPart>
-      <w:docPartPr>
-        <w:name w:val="7E2C9A1AFB604840AD357F52A8FEA198"/>
-        <w:category>
-          <w:name w:val="General"/>
-          <w:gallery w:val="placeholder"/>
-        </w:category>
-        <w:types>
-          <w:type w:val="bbPlcHdr"/>
-        </w:types>
-        <w:behaviors>
-          <w:behavior w:val="content"/>
-        </w:behaviors>
-        <w:guid w:val="{6F20D103-C3B0-4010-83A2-610D9DC0765B}"/>
-      </w:docPartPr>
-      <w:docPartBody>
-        <w:p>
-          <w:pPr>
-            <w:pStyle w:val="7E2C9A1AFB604840AD357F52A8FEA198"/>
-          </w:pPr>
-          <w:r>
-            <w:t>Fried Pickles</w:t>
-          </w:r>
-          <w:r>
-            <w:t xml:space="preserve"> - 5</w:t>
-          </w:r>
-        </w:p>
-      </w:docPartBody>
-    </w:docPart>
-    <w:docPart>
-      <w:docPartPr>
-        <w:name w:val="AB6D4867CA9A4469B69242CF1F1D042D"/>
-        <w:category>
-          <w:name w:val="General"/>
-          <w:gallery w:val="placeholder"/>
-        </w:category>
-        <w:types>
-          <w:type w:val="bbPlcHdr"/>
-        </w:types>
-        <w:behaviors>
-          <w:behavior w:val="content"/>
-        </w:behaviors>
-        <w:guid w:val="{096D275D-5E7B-43CB-831A-F5C91750821B}"/>
-      </w:docPartPr>
-      <w:docPartBody>
-        <w:p>
-          <w:pPr>
-            <w:pStyle w:val="AB6D4867CA9A4469B69242CF1F1D042D"/>
-          </w:pPr>
-          <w:r>
-            <w:t>Battered + lightly fried dill pickles</w:t>
-          </w:r>
-        </w:p>
-      </w:docPartBody>
-    </w:docPart>
-    <w:docPart>
-      <w:docPartPr>
-        <w:name w:val="22E5FB626C03467B8C5C7FDE4FBF2873"/>
-        <w:category>
-          <w:name w:val="General"/>
-          <w:gallery w:val="placeholder"/>
-        </w:category>
-        <w:types>
-          <w:type w:val="bbPlcHdr"/>
-        </w:types>
-        <w:behaviors>
-          <w:behavior w:val="content"/>
-        </w:behaviors>
-        <w:guid w:val="{6D547F0D-F46B-48C3-8E42-75816996DBD2}"/>
-      </w:docPartPr>
-      <w:docPartBody>
-        <w:p>
-          <w:r>
-            <w:t>poutine – 4</w:t>
-          </w:r>
-        </w:p>
-      </w:docPartBody>
-    </w:docPart>
-    <w:docPart>
-      <w:docPartPr>
-        <w:name w:val="14861D610FD046609BF006106C974989"/>
-        <w:category>
-          <w:name w:val="General"/>
-          <w:gallery w:val="placeholder"/>
-        </w:category>
-        <w:types>
-          <w:type w:val="bbPlcHdr"/>
-        </w:types>
-        <w:behaviors>
-          <w:behavior w:val="content"/>
-        </w:behaviors>
-        <w:guid w:val="{6D37E400-AF74-41FF-85BE-70487C7B2503}"/>
-      </w:docPartPr>
-      <w:docPartBody>
-        <w:p>
-          <w:r>
-            <w:t xml:space="preserve">Gold potato fries, cheese curds, </w:t>
-          </w:r>
-          <w:r>
-            <w:t>house-made</w:t>
-          </w:r>
-          <w:r>
-            <w:t xml:space="preserve"> veal gravy</w:t>
-          </w:r>
-        </w:p>
-      </w:docPartBody>
-    </w:docPart>
-    <w:docPart>
-      <w:docPartPr>
-        <w:name w:val="B63323B0565548A09000DF8F2A2B38F1"/>
-        <w:category>
-          <w:name w:val="General"/>
-          <w:gallery w:val="placeholder"/>
-        </w:category>
-        <w:types>
-          <w:type w:val="bbPlcHdr"/>
-        </w:types>
-        <w:behaviors>
-          <w:behavior w:val="content"/>
-        </w:behaviors>
-        <w:guid w:val="{CBA3A161-2A56-4028-BBB2-1B1EA0E62CB9}"/>
-      </w:docPartPr>
-      <w:docPartBody>
-        <w:p>
-          <w:r>
-            <w:t>house bread – 5</w:t>
-          </w:r>
-        </w:p>
-      </w:docPartBody>
-    </w:docPart>
-    <w:docPart>
-      <w:docPartPr>
-        <w:name w:val="5DC61EDC8CE048ABBB14EA66E8066CE2"/>
-        <w:category>
-          <w:name w:val="General"/>
-          <w:gallery w:val="placeholder"/>
-        </w:category>
-        <w:types>
-          <w:type w:val="bbPlcHdr"/>
-        </w:types>
-        <w:behaviors>
-          <w:behavior w:val="content"/>
-        </w:behaviors>
-        <w:guid w:val="{728D2252-CEB5-485A-A1F8-E13AB29DAE5F}"/>
-      </w:docPartPr>
-      <w:docPartBody>
-        <w:p>
-          <w:r>
-            <w:t>With balsamic and olive oil</w:t>
-          </w:r>
-        </w:p>
-      </w:docPartBody>
-    </w:docPart>
-    <w:docPart>
-      <w:docPartPr>
-        <w:name w:val="1405F2A74CBB440293494A40E6C7CDAB"/>
-        <w:category>
-          <w:name w:val="General"/>
-          <w:gallery w:val="placeholder"/>
-        </w:category>
-        <w:types>
-          <w:type w:val="bbPlcHdr"/>
-        </w:types>
-        <w:behaviors>
-          <w:behavior w:val="content"/>
-        </w:behaviors>
-        <w:guid w:val="{597F7EEA-6B96-4500-BDA6-10CDF61BF582}"/>
-      </w:docPartPr>
-      <w:docPartBody>
-        <w:p>
-          <w:pPr>
-            <w:pStyle w:val="1405F2A74CBB440293494A40E6C7CDAB"/>
-          </w:pPr>
-          <w:r>
-            <w:t>ARUGULA – 11</w:t>
-          </w:r>
-        </w:p>
-      </w:docPartBody>
-    </w:docPart>
-    <w:docPart>
-      <w:docPartPr>
-        <w:name w:val="1B48396142C04A5B82E3493793B802E6"/>
-        <w:category>
-          <w:name w:val="General"/>
-          <w:gallery w:val="placeholder"/>
-        </w:category>
-        <w:types>
-          <w:type w:val="bbPlcHdr"/>
-        </w:types>
-        <w:behaviors>
-          <w:behavior w:val="content"/>
-        </w:behaviors>
-        <w:guid w:val="{7EA1D3F8-6E5D-4194-A519-ADA5F4610912}"/>
-      </w:docPartPr>
-      <w:docPartBody>
-        <w:p>
-          <w:pPr>
-            <w:pStyle w:val="1B48396142C04A5B82E3493793B802E6"/>
-          </w:pPr>
-          <w:r>
-            <w:t>Lemon, olive oil, garlic, Parmesan cheese</w:t>
-          </w:r>
-        </w:p>
-      </w:docPartBody>
-    </w:docPart>
-    <w:docPart>
-      <w:docPartPr>
-        <w:name w:val="67200026A3AB42D49D6CA93C6B0587AC"/>
-        <w:category>
-          <w:name w:val="General"/>
-          <w:gallery w:val="placeholder"/>
-        </w:category>
-        <w:types>
-          <w:type w:val="bbPlcHdr"/>
-        </w:types>
-        <w:behaviors>
-          <w:behavior w:val="content"/>
-        </w:behaviors>
-        <w:guid w:val="{EAB7867B-3596-462F-A8F0-77B1CCAB4E89}"/>
-      </w:docPartPr>
-      <w:docPartBody>
-        <w:p>
-          <w:pPr>
-            <w:pStyle w:val="67200026A3AB42D49D6CA93C6B0587AC"/>
-          </w:pPr>
-          <w:r>
-            <w:t>CAESAR – 13</w:t>
-          </w:r>
-        </w:p>
-      </w:docPartBody>
-    </w:docPart>
-    <w:docPart>
-      <w:docPartPr>
-        <w:name w:val="421F2F427A4A41EB8CB36D39C12AF2C4"/>
-        <w:category>
-          <w:name w:val="General"/>
-          <w:gallery w:val="placeholder"/>
-        </w:category>
-        <w:types>
-          <w:type w:val="bbPlcHdr"/>
-        </w:types>
-        <w:behaviors>
-          <w:behavior w:val="content"/>
-        </w:behaviors>
-        <w:guid w:val="{F7F99CA0-9F4B-47D3-9E30-63402D7EB5E4}"/>
-      </w:docPartPr>
-      <w:docPartBody>
-        <w:p>
-          <w:pPr>
-            <w:pStyle w:val="421F2F427A4A41EB8CB36D39C12AF2C4"/>
-          </w:pPr>
-          <w:r>
-            <w:t>Romaine, grilled chicken, croutons, pine nuts, Parmesan cheese</w:t>
-          </w:r>
-        </w:p>
-      </w:docPartBody>
-    </w:docPart>
-    <w:docPart>
-      <w:docPartPr>
-        <w:name w:val="EC650A953BB443BEB1017264805C46C9"/>
-        <w:category>
-          <w:name w:val="General"/>
-          <w:gallery w:val="placeholder"/>
-        </w:category>
-        <w:types>
-          <w:type w:val="bbPlcHdr"/>
-        </w:types>
-        <w:behaviors>
-          <w:behavior w:val="content"/>
-        </w:behaviors>
-        <w:guid w:val="{48EB2F7C-A7B2-4909-9CC7-733E2C0F8B00}"/>
-      </w:docPartPr>
-      <w:docPartBody>
-        <w:p>
-          <w:pPr>
-            <w:pStyle w:val="EC650A953BB443BEB1017264805C46C9"/>
-          </w:pPr>
-          <w:r>
-            <w:t>G</w:t>
-          </w:r>
-          <w:r>
-            <w:t>reek -</w:t>
-          </w:r>
-          <w:r>
-            <w:t xml:space="preserve"> </w:t>
-          </w:r>
-          <w:r>
-            <w:t>12</w:t>
-          </w:r>
-        </w:p>
-      </w:docPartBody>
-    </w:docPart>
-    <w:docPart>
-      <w:docPartPr>
-        <w:name w:val="E62829E064FF4403B3A916AD3267791D"/>
-        <w:category>
-          <w:name w:val="General"/>
-          <w:gallery w:val="placeholder"/>
-        </w:category>
-        <w:types>
-          <w:type w:val="bbPlcHdr"/>
-        </w:types>
-        <w:behaviors>
-          <w:behavior w:val="content"/>
-        </w:behaviors>
-        <w:guid w:val="{3C6CBCCE-4BC4-488D-AF10-9179E798C197}"/>
-      </w:docPartPr>
-      <w:docPartBody>
-        <w:p>
-          <w:pPr>
-            <w:pStyle w:val="E62829E064FF4403B3A916AD3267791D"/>
-          </w:pPr>
-          <w:r>
-            <w:t>Iceberg, grape tomatoes, cucumbers, feta cheese, olives</w:t>
-          </w:r>
-          <w:r>
-            <w:t>, croutons</w:t>
-          </w:r>
-        </w:p>
-      </w:docPartBody>
-    </w:docPart>
-    <w:docPart>
-      <w:docPartPr>
-        <w:name w:val="B6C5D7BF4BDB45B58F369F75C6636597"/>
-        <w:category>
-          <w:name w:val="General"/>
-          <w:gallery w:val="placeholder"/>
-        </w:category>
-        <w:types>
-          <w:type w:val="bbPlcHdr"/>
-        </w:types>
-        <w:behaviors>
-          <w:behavior w:val="content"/>
-        </w:behaviors>
-        <w:guid w:val="{C1BC9FEE-4EE2-42D0-BD9B-30DDECDA0F1E}"/>
-      </w:docPartPr>
-      <w:docPartBody>
-        <w:p>
-          <w:pPr>
-            <w:pStyle w:val="B6C5D7BF4BDB45B58F369F75C6636597"/>
-          </w:pPr>
-          <w:r>
-            <w:t>SODA – 3</w:t>
-          </w:r>
-        </w:p>
-      </w:docPartBody>
-    </w:docPart>
-    <w:docPart>
-      <w:docPartPr>
-        <w:name w:val="1CD63B401A7E4BDF8EF52F8CDA1883FB"/>
-        <w:category>
-          <w:name w:val="General"/>
-          <w:gallery w:val="placeholder"/>
-        </w:category>
-        <w:types>
-          <w:type w:val="bbPlcHdr"/>
-        </w:types>
-        <w:behaviors>
-          <w:behavior w:val="content"/>
-        </w:behaviors>
-        <w:guid w:val="{4FF947B0-171E-46E1-B6A0-37D020C376D5}"/>
-      </w:docPartPr>
-      <w:docPartBody>
-        <w:p>
-          <w:pPr>
-            <w:pStyle w:val="1CD63B401A7E4BDF8EF52F8CDA1883FB"/>
-          </w:pPr>
-          <w:r>
-            <w:t>Cola, Lemon-Lime, Orange, Grape, Strawberry</w:t>
-          </w:r>
-        </w:p>
-      </w:docPartBody>
-    </w:docPart>
-    <w:docPart>
-      <w:docPartPr>
-        <w:name w:val="A595D63FFAF34C3C8DFC50B479280DE2"/>
-        <w:category>
-          <w:name w:val="General"/>
-          <w:gallery w:val="placeholder"/>
-        </w:category>
-        <w:types>
-          <w:type w:val="bbPlcHdr"/>
-        </w:types>
-        <w:behaviors>
-          <w:behavior w:val="content"/>
-        </w:behaviors>
-        <w:guid w:val="{90FD3437-C4BB-4758-8CCE-CD64A774B6EE}"/>
-      </w:docPartPr>
-      <w:docPartBody>
-        <w:p>
-          <w:pPr>
-            <w:pStyle w:val="A595D63FFAF34C3C8DFC50B479280DE2"/>
-          </w:pPr>
-          <w:r>
-            <w:t>LEMONADE – 3</w:t>
-          </w:r>
-        </w:p>
-      </w:docPartBody>
-    </w:docPart>
-    <w:docPart>
-      <w:docPartPr>
-        <w:name w:val="ECFAA3E147B347389EEFAABE8243A148"/>
-        <w:category>
-          <w:name w:val="General"/>
-          <w:gallery w:val="placeholder"/>
-        </w:category>
-        <w:types>
-          <w:type w:val="bbPlcHdr"/>
-        </w:types>
-        <w:behaviors>
-          <w:behavior w:val="content"/>
-        </w:behaviors>
-        <w:guid w:val="{6FD6EF3B-C81E-44E2-ADCC-F159ECBD769A}"/>
-      </w:docPartPr>
-      <w:docPartBody>
-        <w:p>
-          <w:pPr>
-            <w:pStyle w:val="ECFAA3E147B347389EEFAABE8243A148"/>
-          </w:pPr>
-          <w:r>
-            <w:t>Strawberry, Mint, Blueberry, Mango, Peach</w:t>
-          </w:r>
-        </w:p>
-      </w:docPartBody>
-    </w:docPart>
-    <w:docPart>
-      <w:docPartPr>
-        <w:name w:val="64DDE183952246B69E0A8D7E7F403A1B"/>
-        <w:category>
-          <w:name w:val="General"/>
-          <w:gallery w:val="placeholder"/>
-        </w:category>
-        <w:types>
-          <w:type w:val="bbPlcHdr"/>
-        </w:types>
-        <w:behaviors>
-          <w:behavior w:val="content"/>
-        </w:behaviors>
-        <w:guid w:val="{09C7CE9D-C631-49A6-BC84-9658EAA15D07}"/>
-      </w:docPartPr>
-      <w:docPartBody>
-        <w:p>
-          <w:pPr>
-            <w:pStyle w:val="64DDE183952246B69E0A8D7E7F403A1B"/>
-          </w:pPr>
-          <w:r>
-            <w:t>TEA – 2</w:t>
-          </w:r>
-        </w:p>
-      </w:docPartBody>
-    </w:docPart>
-    <w:docPart>
-      <w:docPartPr>
-        <w:name w:val="932DDA3EAD56486F98A3C064720360F2"/>
-        <w:category>
-          <w:name w:val="General"/>
-          <w:gallery w:val="placeholder"/>
-        </w:category>
-        <w:types>
-          <w:type w:val="bbPlcHdr"/>
-        </w:types>
-        <w:behaviors>
-          <w:behavior w:val="content"/>
-        </w:behaviors>
-        <w:guid w:val="{4359B6F2-66AA-4705-A4B8-07E7FEF06455}"/>
-      </w:docPartPr>
-      <w:docPartBody>
-        <w:p>
-          <w:pPr>
-            <w:pStyle w:val="932DDA3EAD56486F98A3C064720360F2"/>
-          </w:pPr>
-          <w:r>
-            <w:t>Chamomile, Black, Earl Grey, Matcha, Jasmine, Chai, Fruit blend</w:t>
-          </w:r>
-        </w:p>
-      </w:docPartBody>
-    </w:docPart>
-    <w:docPart>
-      <w:docPartPr>
-        <w:name w:val="B2785EEDBA8A4EFBB944A72A2FCB5D9A"/>
-        <w:category>
-          <w:name w:val="General"/>
-          <w:gallery w:val="placeholder"/>
-        </w:category>
-        <w:types>
-          <w:type w:val="bbPlcHdr"/>
-        </w:types>
-        <w:behaviors>
-          <w:behavior w:val="content"/>
-        </w:behaviors>
-        <w:guid w:val="{14E4B08A-C644-41F4-BA15-617B977C1028}"/>
-      </w:docPartPr>
-      <w:docPartBody>
-        <w:p>
-          <w:pPr>
-            <w:pStyle w:val="B2785EEDBA8A4EFBB944A72A2FCB5D9A"/>
-          </w:pPr>
-          <w:r>
-            <w:t>COFFEE</w:t>
-          </w:r>
-          <w:r>
-            <w:t xml:space="preserve"> </w:t>
-          </w:r>
-          <w:r>
-            <w:t>- 2</w:t>
-          </w:r>
-        </w:p>
-      </w:docPartBody>
-    </w:docPart>
-    <w:docPart>
-      <w:docPartPr>
-        <w:name w:val="AF047F20227B485DAD6D63261844A246"/>
-        <w:category>
-          <w:name w:val="General"/>
-          <w:gallery w:val="placeholder"/>
-        </w:category>
-        <w:types>
-          <w:type w:val="bbPlcHdr"/>
-        </w:types>
-        <w:behaviors>
-          <w:behavior w:val="content"/>
-        </w:behaviors>
-        <w:guid w:val="{BA03D26A-7AF0-496F-9EBE-7D1372C27A74}"/>
-      </w:docPartPr>
-      <w:docPartBody>
-        <w:p>
-          <w:pPr>
-            <w:pStyle w:val="AF047F20227B485DAD6D63261844A246"/>
-          </w:pPr>
-          <w:r>
-            <w:t>Dark roast, Blonde, Medium, French</w:t>
-          </w:r>
-        </w:p>
-      </w:docPartBody>
-    </w:docPart>
-    <w:docPart>
-      <w:docPartPr>
-        <w:name w:val="A4A9383BC6FC48789A85D908A5082BA7"/>
-        <w:category>
-          <w:name w:val="General"/>
-          <w:gallery w:val="placeholder"/>
-        </w:category>
-        <w:types>
-          <w:type w:val="bbPlcHdr"/>
-        </w:types>
-        <w:behaviors>
-          <w:behavior w:val="content"/>
-        </w:behaviors>
-        <w:guid w:val="{A6178542-E319-45AA-B322-9DACAB79FDB8}"/>
-      </w:docPartPr>
-      <w:docPartBody>
-        <w:p>
-          <w:r>
-            <w:t>JUICE – 2</w:t>
-          </w:r>
-        </w:p>
-      </w:docPartBody>
-    </w:docPart>
-    <w:docPart>
-      <w:docPartPr>
-        <w:name w:val="A67BB17D919345059567D2ED55A932E5"/>
-        <w:category>
-          <w:name w:val="General"/>
-          <w:gallery w:val="placeholder"/>
-        </w:category>
-        <w:types>
-          <w:type w:val="bbPlcHdr"/>
-        </w:types>
-        <w:behaviors>
-          <w:behavior w:val="content"/>
-        </w:behaviors>
-        <w:guid w:val="{CA8AE7DE-E18F-4C09-B0A6-A880429307E0}"/>
-      </w:docPartPr>
-      <w:docPartBody>
-        <w:p>
-          <w:r>
-            <w:t>Orange, Grapefruit, Apple, Grape</w:t>
-          </w:r>
-        </w:p>
-      </w:docPartBody>
-    </w:docPart>
-    <w:docPart>
-      <w:docPartPr>
-        <w:name w:val="F0F506D8B8364BDBAC809E24E5E14C53"/>
-        <w:category>
-          <w:name w:val="General"/>
-          <w:gallery w:val="placeholder"/>
-        </w:category>
-        <w:types>
-          <w:type w:val="bbPlcHdr"/>
-        </w:types>
-        <w:behaviors>
-          <w:behavior w:val="content"/>
-        </w:behaviors>
-        <w:guid w:val="{C481FB21-E0AB-4288-9A18-928A495E6EFE}"/>
-      </w:docPartPr>
-      <w:docPartBody>
-        <w:p>
-          <w:r>
-            <w:t>CAPPUCCINO - 4</w:t>
-          </w:r>
-        </w:p>
-      </w:docPartBody>
-    </w:docPart>
-    <w:docPart>
-      <w:docPartPr>
-        <w:name w:val="40E7B62066114935AEC0727B3F188AD6"/>
-        <w:category>
-          <w:name w:val="General"/>
-          <w:gallery w:val="placeholder"/>
-        </w:category>
-        <w:types>
-          <w:type w:val="bbPlcHdr"/>
-        </w:types>
-        <w:behaviors>
-          <w:behavior w:val="content"/>
-        </w:behaviors>
-        <w:guid w:val="{7A87605D-682D-4B54-8E9E-C7A4878EF9AA}"/>
-      </w:docPartPr>
-      <w:docPartBody>
-        <w:p>
-          <w:r>
-            <w:t>Dark, rich espresso with a layer of thick milk foam</w:t>
-          </w:r>
-        </w:p>
-      </w:docPartBody>
-    </w:docPart>
-    <w:docPart>
-      <w:docPartPr>
-        <w:name w:val="76B1D3313C2F428CB770ED909D6C06B6"/>
-        <w:category>
-          <w:name w:val="General"/>
-          <w:gallery w:val="placeholder"/>
-        </w:category>
-        <w:types>
-          <w:type w:val="bbPlcHdr"/>
-        </w:types>
-        <w:behaviors>
-          <w:behavior w:val="content"/>
-        </w:behaviors>
-        <w:guid w:val="{A0EA60AE-E6A7-4518-941A-6B80058D9A15}"/>
-      </w:docPartPr>
-      <w:docPartBody>
-        <w:p>
-          <w:r>
-            <w:t>Espresso - 3</w:t>
-          </w:r>
-        </w:p>
-      </w:docPartBody>
-    </w:docPart>
-    <w:docPart>
-      <w:docPartPr>
-        <w:name w:val="22A424C4C76C430D9BE71833F1F14EDA"/>
-        <w:category>
-          <w:name w:val="General"/>
-          <w:gallery w:val="placeholder"/>
-        </w:category>
-        <w:types>
-          <w:type w:val="bbPlcHdr"/>
-        </w:types>
-        <w:behaviors>
-          <w:behavior w:val="content"/>
-        </w:behaviors>
-        <w:guid w:val="{A53B9FA4-638D-4F67-84BC-17CF88625FA8}"/>
-      </w:docPartPr>
-      <w:docPartBody>
-        <w:p>
-          <w:r>
-            <w:t>Espresso roast with rich flavor and caramelly undertones</w:t>
-          </w:r>
-        </w:p>
-      </w:docPartBody>
-    </w:docPart>
-    <w:docPart>
-      <w:docPartPr>
-        <w:name w:val="C6FC41E915354EE3A96398CDE70254A9"/>
-        <w:category>
-          <w:name w:val="General"/>
-          <w:gallery w:val="placeholder"/>
-        </w:category>
-        <w:types>
-          <w:type w:val="bbPlcHdr"/>
-        </w:types>
-        <w:behaviors>
-          <w:behavior w:val="content"/>
-        </w:behaviors>
-        <w:guid w:val="{5193607E-D041-4605-8550-5DD9C6F7C958}"/>
-      </w:docPartPr>
-      <w:docPartBody>
-        <w:p>
-          <w:r>
-            <w:t xml:space="preserve">Flat white </w:t>
-          </w:r>
-          <w:r>
-            <w:t>–</w:t>
-          </w:r>
-          <w:r>
-            <w:t xml:space="preserve"> 4</w:t>
-          </w:r>
-        </w:p>
-      </w:docPartBody>
-    </w:docPart>
-    <w:docPart>
-      <w:docPartPr>
-        <w:name w:val="49150EE46FB044908F0200F8D0F0EDFE"/>
-        <w:category>
-          <w:name w:val="General"/>
-          <w:gallery w:val="placeholder"/>
-        </w:category>
-        <w:types>
-          <w:type w:val="bbPlcHdr"/>
-        </w:types>
-        <w:behaviors>
-          <w:behavior w:val="content"/>
-        </w:behaviors>
-        <w:guid w:val="{A6CC98F2-4FE1-469C-85F8-9D72B5DC2ADD}"/>
-      </w:docPartPr>
-      <w:docPartBody>
-        <w:p>
-          <w:r>
-            <w:t>Espresso with the perfect amount of steamed whole milk</w:t>
-          </w:r>
-        </w:p>
-      </w:docPartBody>
-    </w:docPart>
-    <w:docPart>
-      <w:docPartPr>
-        <w:name w:val="92F27EC1B179475CB506ED4AF690B92F"/>
-        <w:category>
-          <w:name w:val="General"/>
-          <w:gallery w:val="placeholder"/>
-        </w:category>
-        <w:types>
-          <w:type w:val="bbPlcHdr"/>
-        </w:types>
-        <w:behaviors>
-          <w:behavior w:val="content"/>
-        </w:behaviors>
-        <w:guid w:val="{E9CCD80A-A9F1-4C99-87A6-473414F87658}"/>
-      </w:docPartPr>
-      <w:docPartBody>
-        <w:p>
-          <w:pPr>
-            <w:pStyle w:val="92F27EC1B179475CB506ED4AF690B92F"/>
-          </w:pPr>
-          <w:r>
-            <w:t>EST.</w:t>
-          </w:r>
-        </w:p>
-      </w:docPartBody>
-    </w:docPart>
-    <w:docPart>
-      <w:docPartPr>
-        <w:name w:val="B09F563EB3834B8C8EF6F30E0AEBEF17"/>
-        <w:category>
-          <w:name w:val="General"/>
-          <w:gallery w:val="placeholder"/>
-        </w:category>
-        <w:types>
-          <w:type w:val="bbPlcHdr"/>
-        </w:types>
-        <w:behaviors>
-          <w:behavior w:val="content"/>
-        </w:behaviors>
-        <w:guid w:val="{1F5A613E-0E33-44A7-8292-39A0E3FC797B}"/>
-      </w:docPartPr>
-      <w:docPartBody>
-        <w:p>
-          <w:pPr>
-            <w:pStyle w:val="B09F563EB3834B8C8EF6F30E0AEBEF17"/>
-          </w:pPr>
-          <w:r>
-            <w:t>2020</w:t>
-          </w:r>
-        </w:p>
-      </w:docPartBody>
-    </w:docPart>
-  </w:docParts>
-</w:glossaryDocument>
-</file>
-
-<file path=word/glossary/fontTable.xml><?xml version="1.0" encoding="utf-8"?>
-<w:fonts xmlns:mc="http://schemas.openxmlformats.org/markup-compatibility/2006" xmlns:r="http://schemas.openxmlformats.org/officeDocument/2006/relationships" xmlns:w="http://schemas.openxmlformats.org/wordprocessingml/2006/main" xmlns:w14="http://schemas.microsoft.com/office/word/2010/wordml" xmlns:w15="http://schemas.microsoft.com/office/word/2012/wordml" xmlns:w16cex="http://schemas.microsoft.com/office/word/2018/wordml/cex" xmlns:w16cid="http://schemas.microsoft.com/office/word/2016/wordml/cid" xmlns:w16="http://schemas.microsoft.com/office/word/2018/wordml" xmlns:w16du="http://schemas.microsoft.com/office/word/2023/wordml/word16du" xmlns:w16sdtdh="http://schemas.microsoft.com/office/word/2020/wordml/sdtdatahash" xmlns:w16se="http://schemas.microsoft.com/office/word/2015/wordml/symex" mc:Ignorable="w14 w15 w16se w16cid w16 w16cex w16sdtdh w16du">
-  <w:font w:name="Lucida Sans Typewriter">
-    <w:altName w:val="Quire Sans"/>
-    <w:panose1 w:val="020B0509030504030204"/>
-    <w:charset w:val="00"/>
-    <w:family w:val="modern"/>
-    <w:pitch w:val="fixed"/>
-    <w:sig w:usb0="00000003" w:usb1="00000000" w:usb2="00000000" w:usb3="00000000" w:csb0="00000001" w:csb1="00000000"/>
-  </w:font>
-  <w:font w:name="Times New Roman">
-    <w:panose1 w:val="02020603050405020304"/>
-    <w:charset w:val="00"/>
-    <w:family w:val="roman"/>
-    <w:pitch w:val="variable"/>
-    <w:sig w:usb0="E0002EFF" w:usb1="C000785B" w:usb2="00000009" w:usb3="00000000" w:csb0="000001FF" w:csb1="00000000"/>
-  </w:font>
-  <w:font w:name="Source Sans Pro Black">
-    <w:charset w:val="00"/>
-    <w:family w:val="swiss"/>
-    <w:pitch w:val="variable"/>
-    <w:sig w:usb0="600002F7" w:usb1="02000001" w:usb2="00000000" w:usb3="00000000" w:csb0="0000019F" w:csb1="00000000"/>
-  </w:font>
-  <w:font w:name="Posterama">
-    <w:charset w:val="00"/>
-    <w:family w:val="swiss"/>
-    <w:pitch w:val="variable"/>
-    <w:sig w:usb0="A11526FF" w:usb1="D000204B" w:usb2="00010000" w:usb3="00000000" w:csb0="0000019F" w:csb1="00000000"/>
-  </w:font>
-  <w:font w:name="MinionPro-Regular">
-    <w:altName w:val="Calibri"/>
-    <w:panose1 w:val="00000000000000000000"/>
-    <w:charset w:val="00"/>
-    <w:family w:val="auto"/>
-    <w:notTrueType/>
-    <w:pitch w:val="default"/>
-    <w:sig w:usb0="00000003" w:usb1="00000000" w:usb2="00000000" w:usb3="00000000" w:csb0="00000001" w:csb1="00000000"/>
-  </w:font>
-  <w:font w:name="Aptos">
-    <w:charset w:val="00"/>
-    <w:family w:val="swiss"/>
-    <w:pitch w:val="variable"/>
-    <w:sig w:usb0="20000287" w:usb1="00000003" w:usb2="00000000" w:usb3="00000000" w:csb0="0000019F" w:csb1="00000000"/>
-  </w:font>
-  <w:font w:name="Aptos Display">
-    <w:charset w:val="00"/>
-    <w:family w:val="swiss"/>
-    <w:pitch w:val="variable"/>
-    <w:sig w:usb0="20000287" w:usb1="00000003" w:usb2="00000000" w:usb3="00000000" w:csb0="0000019F" w:csb1="00000000"/>
-  </w:font>
-</w:fonts>
-</file>
-
-<file path=word/glossary/settings.xml><?xml version="1.0" encoding="utf-8"?>
-<w:settings xmlns:mc="http://schemas.openxmlformats.org/markup-compatibility/2006" xmlns:o="urn:schemas-microsoft-com:office:office" xmlns:r="http://schemas.openxmlformats.org/officeDocument/2006/relationships" xmlns:m="http://schemas.openxmlformats.org/officeDocument/2006/math" xmlns:v="urn:schemas-microsoft-com:vml" xmlns:w10="urn:schemas-microsoft-com:office:word" xmlns:w="http://schemas.openxmlformats.org/wordprocessingml/2006/main" xmlns:w14="http://schemas.microsoft.com/office/word/2010/wordml" xmlns:w15="http://schemas.microsoft.com/office/word/2012/wordml" xmlns:w16cex="http://schemas.microsoft.com/office/word/2018/wordml/cex" xmlns:w16cid="http://schemas.microsoft.com/office/word/2016/wordml/cid" xmlns:w16="http://schemas.microsoft.com/office/word/2018/wordml" xmlns:w16du="http://schemas.microsoft.com/office/word/2023/wordml/word16du" xmlns:w16sdtdh="http://schemas.microsoft.com/office/word/2020/wordml/sdtdatahash" xmlns:w16se="http://schemas.microsoft.com/office/word/2015/wordml/symex" xmlns:sl="http://schemas.openxmlformats.org/schemaLibrary/2006/main" mc:Ignorable="w14 w15 w16se w16cid w16 w16cex w16sdtdh w16du">
-  <w:view w:val="normal"/>
-  <w:defaultTabStop w:val="720"/>
-  <w:characterSpacingControl w:val="doNotCompress"/>
-  <w:compat>
-    <w:useFELayout/>
-    <w:compatSetting w:name="compatibilityMode" w:uri="http://schemas.microsoft.com/office/word" w:val="15"/>
-    <w:compatSetting w:name="overrideTableStyleFontSizeAndJustification" w:uri="http://schemas.microsoft.com/office/word" w:val="1"/>
-    <w:compatSetting w:name="enableOpenTypeFeatures" w:uri="http://schemas.microsoft.com/office/word" w:val="1"/>
-    <w:compatSetting w:name="doNotFlipMirrorIndents" w:uri="http://schemas.microsoft.com/office/word" w:val="1"/>
-    <w:compatSetting w:name="differentiateMultirowTableHeaders" w:uri="http://schemas.microsoft.com/office/word" w:val="1"/>
-    <w:compatSetting w:name="useWord2013TrackBottomHyphenation" w:uri="http://schemas.microsoft.com/office/word" w:val="1"/>
-  </w:compat>
-  <w:rsids>
-    <w:rsidRoot w:val="00DE7E57"/>
-    <w:rsid w:val="000434E9"/>
-    <w:rsid w:val="00060D7D"/>
-    <w:rsid w:val="00086468"/>
-    <w:rsid w:val="00141F8D"/>
-    <w:rsid w:val="002C1F58"/>
-    <w:rsid w:val="003762A3"/>
-    <w:rsid w:val="003D315A"/>
-    <w:rsid w:val="00414F59"/>
-    <w:rsid w:val="00482B7C"/>
-    <w:rsid w:val="004B74D4"/>
-    <w:rsid w:val="005C6D6C"/>
-    <w:rsid w:val="0060475F"/>
-    <w:rsid w:val="00633385"/>
-    <w:rsid w:val="00636A37"/>
-    <w:rsid w:val="00714C9A"/>
-    <w:rsid w:val="00876BEB"/>
-    <w:rsid w:val="00887974"/>
-    <w:rsid w:val="008A182D"/>
-    <w:rsid w:val="008E71E8"/>
-    <w:rsid w:val="009076B8"/>
-    <w:rsid w:val="00947006"/>
-    <w:rsid w:val="00A42390"/>
-    <w:rsid w:val="00AC0FAA"/>
-    <w:rsid w:val="00B0544B"/>
-    <w:rsid w:val="00B153BA"/>
-    <w:rsid w:val="00B91CB6"/>
-    <w:rsid w:val="00BF4664"/>
-    <w:rsid w:val="00C23846"/>
-    <w:rsid w:val="00C25B43"/>
-    <w:rsid w:val="00C41995"/>
-    <w:rsid w:val="00C4353D"/>
-    <w:rsid w:val="00DE7E57"/>
-    <w:rsid w:val="00F579D5"/>
-    <w:rsid w:val="00FC319C"/>
-  </w:rsids>
-  <m:mathPr>
-    <m:mathFont m:val="Cambria Math"/>
-    <m:brkBin m:val="before"/>
-    <m:brkBinSub m:val="--"/>
-    <m:smallFrac m:val="0"/>
-    <m:dispDef/>
-    <m:lMargin m:val="0"/>
-    <m:rMargin m:val="0"/>
-    <m:defJc m:val="centerGroup"/>
-    <m:wrapIndent m:val="1440"/>
-    <m:intLim m:val="subSup"/>
-    <m:naryLim m:val="undOvr"/>
-  </m:mathPr>
-  <w:themeFontLang w:val="en-US"/>
-  <w:clrSchemeMapping w:bg1="light1" w:t1="dark1" w:bg2="light2" w:t2="dark2" w:accent1="accent1" w:accent2="accent2" w:accent3="accent3" w:accent4="accent4" w:accent5="accent5" w:accent6="accent6" w:hyperlink="hyperlink" w:followedHyperlink="followedHyperlink"/>
-  <w:decimalSymbol w:val="."/>
-  <w:listSeparator w:val=","/>
-  <w15:chartTrackingRefBased/>
-</w:settings>
-</file>
-
-<file path=word/glossary/styles.xml><?xml version="1.0" encoding="utf-8"?>
-<w:styles xmlns:mc="http://schemas.openxmlformats.org/markup-compatibility/2006" xmlns:r="http://schemas.openxmlformats.org/officeDocument/2006/relationships" xmlns:w="http://schemas.openxmlformats.org/wordprocessingml/2006/main" xmlns:w14="http://schemas.microsoft.com/office/word/2010/wordml" xmlns:w15="http://schemas.microsoft.com/office/word/2012/wordml" xmlns:w16cex="http://schemas.microsoft.com/office/word/2018/wordml/cex" xmlns:w16cid="http://schemas.microsoft.com/office/word/2016/wordml/cid" xmlns:w16="http://schemas.microsoft.com/office/word/2018/wordml" xmlns:w16du="http://schemas.microsoft.com/office/word/2023/wordml/word16du" xmlns:w16sdtdh="http://schemas.microsoft.com/office/word/2020/wordml/sdtdatahash" xmlns:w16se="http://schemas.microsoft.com/office/word/2015/wordml/symex" mc:Ignorable="w14 w15 w16se w16cid w16 w16cex w16sdtdh w16du">
-  <w:docDefaults>
-    <w:rPrDefault>
-      <w:rPr>
-        <w:rFonts w:asciiTheme="minorHAnsi" w:eastAsiaTheme="minorEastAsia" w:hAnsiTheme="minorHAnsi" w:cstheme="minorBidi"/>
-        <w:sz w:val="22"/>
-        <w:szCs w:val="22"/>
-        <w:lang w:val="en-US" w:eastAsia="en-US" w:bidi="ar-SA"/>
-      </w:rPr>
-    </w:rPrDefault>
-    <w:pPrDefault>
-      <w:pPr>
-        <w:spacing w:after="160" w:line="259" w:lineRule="auto"/>
-      </w:pPr>
-    </w:pPrDefault>
-  </w:docDefaults>
-  <w:latentStyles w:defLockedState="0" w:defUIPriority="99" w:defSemiHidden="0" w:defUnhideWhenUsed="0" w:defQFormat="0" w:count="376">
-    <w:lsdException w:name="Normal" w:uiPriority="0" w:qFormat="1"/>
-    <w:lsdException w:name="heading 1" w:uiPriority="9" w:qFormat="1"/>
-    <w:lsdException w:name="heading 2" w:semiHidden="1" w:uiPriority="9" w:unhideWhenUsed="1" w:qFormat="1"/>
-    <w:lsdException w:name="heading 3" w:semiHidden="1" w:uiPriority="9" w:unhideWhenUsed="1" w:qFormat="1"/>
-    <w:lsdException w:name="heading 4" w:semiHidden="1" w:uiPriority="9" w:unhideWhenUsed="1" w:qFormat="1"/>
-    <w:lsdException w:name="heading 5" w:semiHidden="1" w:uiPriority="9" w:unhideWhenUsed="1" w:qFormat="1"/>
-    <w:lsdException w:name="heading 6" w:semiHidden="1" w:uiPriority="9" w:unhideWhenUsed="1" w:qFormat="1"/>
-    <w:lsdException w:name="heading 7" w:semiHidden="1" w:uiPriority="9" w:unhideWhenUsed="1" w:qFormat="1"/>
-    <w:lsdException w:name="heading 8" w:semiHidden="1" w:uiPriority="9" w:unhideWhenUsed="1" w:qFormat="1"/>
-    <w:lsdException w:name="heading 9" w:semiHidden="1" w:uiPriority="9" w:unhideWhenUsed="1" w:qFormat="1"/>
-    <w:lsdException w:name="index 1" w:semiHidden="1" w:unhideWhenUsed="1"/>
-    <w:lsdException w:name="index 2" w:semiHidden="1" w:unhideWhenUsed="1"/>
-    <w:lsdException w:name="index 3" w:semiHidden="1" w:unhideWhenUsed="1"/>
-    <w:lsdException w:name="index 4" w:semiHidden="1" w:unhideWhenUsed="1"/>
-    <w:lsdException w:name="index 5" w:semiHidden="1" w:unhideWhenUsed="1"/>
-    <w:lsdException w:name="index 6" w:semiHidden="1" w:unhideWhenUsed="1"/>
-    <w:lsdException w:name="index 7" w:semiHidden="1" w:unhideWhenUsed="1"/>
-    <w:lsdException w:name="index 8" w:semiHidden="1" w:unhideWhenUsed="1"/>
-    <w:lsdException w:name="index 9" w:semiHidden="1" w:unhideWhenUsed="1"/>
-    <w:lsdException w:name="toc 1" w:semiHidden="1" w:uiPriority="39" w:unhideWhenUsed="1"/>
-    <w:lsdException w:name="toc 2" w:semiHidden="1" w:uiPriority="39" w:unhideWhenUsed="1"/>
-    <w:lsdException w:name="toc 3" w:semiHidden="1" w:uiPriority="39" w:unhideWhenUsed="1"/>
-    <w:lsdException w:name="toc 4" w:semiHidden="1" w:uiPriority="39" w:unhideWhenUsed="1"/>
-    <w:lsdException w:name="toc 5" w:semiHidden="1" w:uiPriority="39" w:unhideWhenUsed="1"/>
-    <w:lsdException w:name="toc 6" w:semiHidden="1" w:uiPriority="39" w:unhideWhenUsed="1"/>
-    <w:lsdException w:name="toc 7" w:semiHidden="1" w:uiPriority="39" w:unhideWhenUsed="1"/>
-    <w:lsdException w:name="toc 8" w:semiHidden="1" w:uiPriority="39" w:unhideWhenUsed="1"/>
-    <w:lsdException w:name="toc 9" w:semiHidden="1" w:uiPriority="39" w:unhideWhenUsed="1"/>
-    <w:lsdException w:name="Normal Indent" w:semiHidden="1" w:unhideWhenUsed="1"/>
-    <w:lsdException w:name="footnote text" w:semiHidden="1" w:unhideWhenUsed="1"/>
-    <w:lsdException w:name="annotation text" w:semiHidden="1" w:unhideWhenUsed="1"/>
-    <w:lsdException w:name="header" w:semiHidden="1" w:unhideWhenUsed="1"/>
-    <w:lsdException w:name="footer" w:semiHidden="1" w:unhideWhenUsed="1"/>
-    <w:lsdException w:name="index heading" w:semiHidden="1" w:unhideWhenUsed="1"/>
-    <w:lsdException w:name="caption" w:semiHidden="1" w:uiPriority="35" w:unhideWhenUsed="1" w:qFormat="1"/>
-    <w:lsdException w:name="table of figures" w:semiHidden="1" w:unhideWhenUsed="1"/>
-    <w:lsdException w:name="envelope address" w:semiHidden="1" w:unhideWhenUsed="1"/>
-    <w:lsdException w:name="envelope return" w:semiHidden="1" w:unhideWhenUsed="1"/>
-    <w:lsdException w:name="footnote reference" w:semiHidden="1" w:unhideWhenUsed="1"/>
-    <w:lsdException w:name="annotation reference" w:semiHidden="1" w:unhideWhenUsed="1"/>
-    <w:lsdException w:name="line number" w:semiHidden="1" w:unhideWhenUsed="1"/>
-    <w:lsdException w:name="page number" w:semiHidden="1" w:unhideWhenUsed="1"/>
-    <w:lsdException w:name="endnote reference" w:semiHidden="1" w:unhideWhenUsed="1"/>
-    <w:lsdException w:name="endnote text" w:semiHidden="1" w:unhideWhenUsed="1"/>
-    <w:lsdException w:name="table of authorities" w:semiHidden="1" w:unhideWhenUsed="1"/>
-    <w:lsdException w:name="macro" w:semiHidden="1" w:unhideWhenUsed="1"/>
-    <w:lsdException w:name="toa heading" w:semiHidden="1" w:unhideWhenUsed="1"/>
-    <w:lsdException w:name="List" w:semiHidden="1" w:unhideWhenUsed="1"/>
-    <w:lsdException w:name="List Bullet" w:semiHidden="1" w:unhideWhenUsed="1"/>
-    <w:lsdException w:name="List Number" w:semiHidden="1" w:unhideWhenUsed="1"/>
-    <w:lsdException w:name="List 2" w:semiHidden="1" w:unhideWhenUsed="1"/>
-    <w:lsdException w:name="List 3" w:semiHidden="1" w:unhideWhenUsed="1"/>
-    <w:lsdException w:name="List 4" w:semiHidden="1" w:unhideWhenUsed="1"/>
-    <w:lsdException w:name="List 5" w:semiHidden="1" w:unhideWhenUsed="1"/>
-    <w:lsdException w:name="List Bullet 2" w:semiHidden="1" w:unhideWhenUsed="1"/>
-    <w:lsdException w:name="List Bullet 3" w:semiHidden="1" w:unhideWhenUsed="1"/>
-    <w:lsdException w:name="List Bullet 4" w:semiHidden="1" w:unhideWhenUsed="1"/>
-    <w:lsdException w:name="List Bullet 5" w:semiHidden="1" w:unhideWhenUsed="1"/>
-    <w:lsdException w:name="List Number 2" w:semiHidden="1" w:unhideWhenUsed="1"/>
-    <w:lsdException w:name="List Number 3" w:semiHidden="1" w:unhideWhenUsed="1"/>
-    <w:lsdException w:name="List Number 4" w:semiHidden="1" w:unhideWhenUsed="1"/>
-    <w:lsdException w:name="List Number 5" w:semiHidden="1" w:unhideWhenUsed="1"/>
-    <w:lsdException w:name="Title" w:uiPriority="10" w:qFormat="1"/>
-    <w:lsdException w:name="Closing" w:semiHidden="1" w:unhideWhenUsed="1"/>
-    <w:lsdException w:name="Signature" w:semiHidden="1" w:unhideWhenUsed="1"/>
-    <w:lsdException w:name="Default Paragraph Font" w:semiHidden="1" w:uiPriority="1" w:unhideWhenUsed="1"/>
-    <w:lsdException w:name="Body Text" w:semiHidden="1" w:unhideWhenUsed="1"/>
-    <w:lsdException w:name="Body Text Indent" w:semiHidden="1" w:unhideWhenUsed="1"/>
-    <w:lsdException w:name="List Continue" w:semiHidden="1" w:unhideWhenUsed="1"/>
-    <w:lsdException w:name="List Continue 2" w:semiHidden="1" w:unhideWhenUsed="1"/>
-    <w:lsdException w:name="List Continue 3" w:semiHidden="1" w:unhideWhenUsed="1"/>
-    <w:lsdException w:name="List Continue 4" w:semiHidden="1" w:unhideWhenUsed="1"/>
-    <w:lsdException w:name="List Continue 5" w:semiHidden="1" w:unhideWhenUsed="1"/>
-    <w:lsdException w:name="Message Header" w:semiHidden="1" w:unhideWhenUsed="1"/>
-    <w:lsdException w:name="Subtitle" w:uiPriority="11" w:qFormat="1"/>
-    <w:lsdException w:name="Salutation" w:semiHidden="1" w:unhideWhenUsed="1"/>
-    <w:lsdException w:name="Date" w:semiHidden="1" w:unhideWhenUsed="1"/>
-    <w:lsdException w:name="Body Text First Indent" w:semiHidden="1" w:unhideWhenUsed="1"/>
-    <w:lsdException w:name="Body Text First Indent 2" w:semiHidden="1" w:unhideWhenUsed="1"/>
-    <w:lsdException w:name="Note Heading" w:semiHidden="1" w:unhideWhenUsed="1"/>
-    <w:lsdException w:name="Body Text 2" w:semiHidden="1" w:unhideWhenUsed="1"/>
-    <w:lsdException w:name="Body Text 3" w:semiHidden="1" w:unhideWhenUsed="1"/>
-    <w:lsdException w:name="Body Text Indent 2" w:semiHidden="1" w:unhideWhenUsed="1"/>
-    <w:lsdException w:name="Body Text Indent 3" w:semiHidden="1" w:unhideWhenUsed="1"/>
-    <w:lsdException w:name="Block Text" w:semiHidden="1" w:unhideWhenUsed="1"/>
-    <w:lsdException w:name="Hyperlink" w:semiHidden="1" w:unhideWhenUsed="1"/>
-    <w:lsdException w:name="FollowedHyperlink" w:semiHidden="1" w:unhideWhenUsed="1"/>
-    <w:lsdException w:name="Strong" w:uiPriority="22" w:qFormat="1"/>
-    <w:lsdException w:name="Emphasis" w:uiPriority="20" w:qFormat="1"/>
-    <w:lsdException w:name="Document Map" w:semiHidden="1" w:unhideWhenUsed="1"/>
-    <w:lsdException w:name="Plain Text" w:semiHidden="1" w:unhideWhenUsed="1"/>
-    <w:lsdException w:name="E-mail Signature" w:semiHidden="1" w:unhideWhenUsed="1"/>
-    <w:lsdException w:name="HTML Top of Form" w:semiHidden="1" w:unhideWhenUsed="1"/>
-    <w:lsdException w:name="HTML Bottom of Form" w:semiHidden="1" w:unhideWhenUsed="1"/>
-    <w:lsdException w:name="Normal (Web)" w:semiHidden="1" w:unhideWhenUsed="1"/>
-    <w:lsdException w:name="HTML Acronym" w:semiHidden="1" w:unhideWhenUsed="1"/>
-    <w:lsdException w:name="HTML Address" w:semiHidden="1" w:unhideWhenUsed="1"/>
-    <w:lsdException w:name="HTML Cite" w:semiHidden="1" w:unhideWhenUsed="1"/>
-    <w:lsdException w:name="HTML Code" w:semiHidden="1" w:unhideWhenUsed="1"/>
-    <w:lsdException w:name="HTML Definition" w:semiHidden="1" w:unhideWhenUsed="1"/>
-    <w:lsdException w:name="HTML Keyboard" w:semiHidden="1" w:unhideWhenUsed="1"/>
-    <w:lsdException w:name="HTML Preformatted" w:semiHidden="1" w:unhideWhenUsed="1"/>
-    <w:lsdException w:name="HTML Sample" w:semiHidden="1" w:unhideWhenUsed="1"/>
-    <w:lsdException w:name="HTML Typewriter" w:semiHidden="1" w:unhideWhenUsed="1"/>
-    <w:lsdException w:name="HTML Variable" w:semiHidden="1" w:unhideWhenUsed="1"/>
-    <w:lsdException w:name="Normal Table" w:semiHidden="1" w:unhideWhenUsed="1"/>
-    <w:lsdException w:name="annotation subject" w:semiHidden="1" w:unhideWhenUsed="1"/>
-    <w:lsdException w:name="No List" w:semiHidden="1" w:unhideWhenUsed="1"/>
-    <w:lsdException w:name="Outline List 1" w:semiHidden="1" w:unhideWhenUsed="1"/>
-    <w:lsdException w:name="Outline List 2" w:semiHidden="1" w:unhideWhenUsed="1"/>
-    <w:lsdException w:name="Outline List 3" w:semiHidden="1" w:unhideWhenUsed="1"/>
-    <w:lsdException w:name="Table Simple 1" w:semiHidden="1" w:unhideWhenUsed="1"/>
-    <w:lsdException w:name="Table Simple 2" w:semiHidden="1" w:unhideWhenUsed="1"/>
-    <w:lsdException w:name="Table Simple 3" w:semiHidden="1" w:unhideWhenUsed="1"/>
-    <w:lsdException w:name="Table Classic 1" w:semiHidden="1" w:unhideWhenUsed="1"/>
-    <w:lsdException w:name="Table Classic 2" w:semiHidden="1" w:unhideWhenUsed="1"/>
-    <w:lsdException w:name="Table Classic 3" w:semiHidden="1" w:unhideWhenUsed="1"/>
-    <w:lsdException w:name="Table Classic 4" w:semiHidden="1" w:unhideWhenUsed="1"/>
-    <w:lsdException w:name="Table Colorful 1" w:semiHidden="1" w:unhideWhenUsed="1"/>
-    <w:lsdException w:name="Table Colorful 2" w:semiHidden="1" w:unhideWhenUsed="1"/>
-    <w:lsdException w:name="Table Colorful 3" w:semiHidden="1" w:unhideWhenUsed="1"/>
-    <w:lsdException w:name="Table Columns 1" w:semiHidden="1" w:unhideWhenUsed="1"/>
-    <w:lsdException w:name="Table Columns 2" w:semiHidden="1" w:unhideWhenUsed="1"/>
-    <w:lsdException w:name="Table Columns 3" w:semiHidden="1" w:unhideWhenUsed="1"/>
-    <w:lsdException w:name="Table Columns 4" w:semiHidden="1" w:unhideWhenUsed="1"/>
-    <w:lsdException w:name="Table Columns 5" w:semiHidden="1" w:unhideWhenUsed="1"/>
-    <w:lsdException w:name="Table Grid 1" w:semiHidden="1" w:unhideWhenUsed="1"/>
-    <w:lsdException w:name="Table Grid 2" w:semiHidden="1" w:unhideWhenUsed="1"/>
-    <w:lsdException w:name="Table Grid 3" w:semiHidden="1" w:unhideWhenUsed="1"/>
-    <w:lsdException w:name="Table Grid 4" w:semiHidden="1" w:unhideWhenUsed="1"/>
-    <w:lsdException w:name="Table Grid 5" w:semiHidden="1" w:unhideWhenUsed="1"/>
-    <w:lsdException w:name="Table Grid 6" w:semiHidden="1" w:unhideWhenUsed="1"/>
-    <w:lsdException w:name="Table Grid 7" w:semiHidden="1" w:unhideWhenUsed="1"/>
-    <w:lsdException w:name="Table Grid 8" w:semiHidden="1" w:unhideWhenUsed="1"/>
-    <w:lsdException w:name="Table List 1" w:semiHidden="1" w:unhideWhenUsed="1"/>
-    <w:lsdException w:name="Table List 2" w:semiHidden="1" w:unhideWhenUsed="1"/>
-    <w:lsdException w:name="Table List 3" w:semiHidden="1" w:unhideWhenUsed="1"/>
-    <w:lsdException w:name="Table List 4" w:semiHidden="1" w:unhideWhenUsed="1"/>
-    <w:lsdException w:name="Table List 5" w:semiHidden="1" w:unhideWhenUsed="1"/>
-    <w:lsdException w:name="Table List 6" w:semiHidden="1" w:unhideWhenUsed="1"/>
-    <w:lsdException w:name="Table List 7" w:semiHidden="1" w:unhideWhenUsed="1"/>
-    <w:lsdException w:name="Table List 8" w:semiHidden="1" w:unhideWhenUsed="1"/>
-    <w:lsdException w:name="Table 3D effects 1" w:semiHidden="1" w:unhideWhenUsed="1"/>
-    <w:lsdException w:name="Table 3D effects 2" w:semiHidden="1" w:unhideWhenUsed="1"/>
-    <w:lsdException w:name="Table 3D effects 3" w:semiHidden="1" w:unhideWhenUsed="1"/>
-    <w:lsdException w:name="Table Contemporary" w:semiHidden="1" w:unhideWhenUsed="1"/>
-    <w:lsdException w:name="Table Elegant" w:semiHidden="1" w:unhideWhenUsed="1"/>
-    <w:lsdException w:name="Table Professional" w:semiHidden="1" w:unhideWhenUsed="1"/>
-    <w:lsdException w:name="Table Subtle 1" w:semiHidden="1" w:unhideWhenUsed="1"/>
-    <w:lsdException w:name="Table Subtle 2" w:semiHidden="1" w:unhideWhenUsed="1"/>
-    <w:lsdException w:name="Table Web 1" w:semiHidden="1" w:unhideWhenUsed="1"/>
-    <w:lsdException w:name="Table Web 2" w:semiHidden="1" w:unhideWhenUsed="1"/>
-    <w:lsdException w:name="Table Web 3" w:semiHidden="1" w:unhideWhenUsed="1"/>
-    <w:lsdException w:name="Balloon Text" w:semiHidden="1" w:unhideWhenUsed="1"/>
-    <w:lsdException w:name="Table Grid" w:uiPriority="39"/>
-    <w:lsdException w:name="Table Theme" w:semiHidden="1" w:unhideWhenUsed="1"/>
-    <w:lsdException w:name="Placeholder Text" w:semiHidden="1"/>
-    <w:lsdException w:name="No Spacing" w:uiPriority="1" w:qFormat="1"/>
-    <w:lsdException w:name="Light Shading" w:uiPriority="60"/>
-    <w:lsdException w:name="Light List" w:uiPriority="61"/>
-    <w:lsdException w:name="Light Grid" w:uiPriority="62"/>
-    <w:lsdException w:name="Medium Shading 1" w:uiPriority="63"/>
-    <w:lsdException w:name="Medium Shading 2" w:uiPriority="64"/>
-    <w:lsdException w:name="Medium List 1" w:uiPriority="65"/>
-    <w:lsdException w:name="Medium List 2" w:uiPriority="66"/>
-    <w:lsdException w:name="Medium Grid 1" w:uiPriority="67"/>
-    <w:lsdException w:name="Medium Grid 2" w:uiPriority="68"/>
-    <w:lsdException w:name="Medium Grid 3" w:uiPriority="69"/>
-    <w:lsdException w:name="Dark List" w:uiPriority="70"/>
-    <w:lsdException w:name="Colorful Shading" w:uiPriority="71"/>
-    <w:lsdException w:name="Colorful List" w:uiPriority="72"/>
-    <w:lsdException w:name="Colorful Grid" w:uiPriority="73"/>
-    <w:lsdException w:name="Light Shading Accent 1" w:uiPriority="60"/>
-    <w:lsdException w:name="Light List Accent 1" w:uiPriority="61"/>
-    <w:lsdException w:name="Light Grid Accent 1" w:uiPriority="62"/>
-    <w:lsdException w:name="Medium Shading 1 Accent 1" w:uiPriority="63"/>
-    <w:lsdException w:name="Medium Shading 2 Accent 1" w:uiPriority="64"/>
-    <w:lsdException w:name="Medium List 1 Accent 1" w:uiPriority="65"/>
-    <w:lsdException w:name="Revision" w:semiHidden="1"/>
-    <w:lsdException w:name="List Paragraph" w:uiPriority="34" w:qFormat="1"/>
-    <w:lsdException w:name="Quote" w:uiPriority="29" w:qFormat="1"/>
-    <w:lsdException w:name="Intense Quote" w:uiPriority="30" w:qFormat="1"/>
-    <w:lsdException w:name="Medium List 2 Accent 1" w:uiPriority="66"/>
-    <w:lsdException w:name="Medium Grid 1 Accent 1" w:uiPriority="67"/>
-    <w:lsdException w:name="Medium Grid 2 Accent 1" w:uiPriority="68"/>
-    <w:lsdException w:name="Medium Grid 3 Accent 1" w:uiPriority="69"/>
-    <w:lsdException w:name="Dark List Accent 1" w:uiPriority="70"/>
-    <w:lsdException w:name="Colorful Shading Accent 1" w:uiPriority="71"/>
-    <w:lsdException w:name="Colorful List Accent 1" w:uiPriority="72"/>
-    <w:lsdException w:name="Colorful Grid Accent 1" w:uiPriority="73"/>
-    <w:lsdException w:name="Light Shading Accent 2" w:uiPriority="60"/>
-    <w:lsdException w:name="Light List Accent 2" w:uiPriority="61"/>
-    <w:lsdException w:name="Light Grid Accent 2" w:uiPriority="62"/>
-    <w:lsdException w:name="Medium Shading 1 Accent 2" w:uiPriority="63"/>
-    <w:lsdException w:name="Medium Shading 2 Accent 2" w:uiPriority="64"/>
-    <w:lsdException w:name="Medium List 1 Accent 2" w:uiPriority="65"/>
-    <w:lsdException w:name="Medium List 2 Accent 2" w:uiPriority="66"/>
-    <w:lsdException w:name="Medium Grid 1 Accent 2" w:uiPriority="67"/>
-    <w:lsdException w:name="Medium Grid 2 Accent 2" w:uiPriority="68"/>
-    <w:lsdException w:name="Medium Grid 3 Accent 2" w:uiPriority="69"/>
-    <w:lsdException w:name="Dark List Accent 2" w:uiPriority="70"/>
-    <w:lsdException w:name="Colorful Shading Accent 2" w:uiPriority="71"/>
-    <w:lsdException w:name="Colorful List Accent 2" w:uiPriority="72"/>
-    <w:lsdException w:name="Colorful Grid Accent 2" w:uiPriority="73"/>
-    <w:lsdException w:name="Light Shading Accent 3" w:uiPriority="60"/>
-    <w:lsdException w:name="Light List Accent 3" w:uiPriority="61"/>
-    <w:lsdException w:name="Light Grid Accent 3" w:uiPriority="62"/>
-    <w:lsdException w:name="Medium Shading 1 Accent 3" w:uiPriority="63"/>
-    <w:lsdException w:name="Medium Shading 2 Accent 3" w:uiPriority="64"/>
-    <w:lsdException w:name="Medium List 1 Accent 3" w:uiPriority="65"/>
-    <w:lsdException w:name="Medium List 2 Accent 3" w:uiPriority="66"/>
-    <w:lsdException w:name="Medium Grid 1 Accent 3" w:uiPriority="67"/>
-    <w:lsdException w:name="Medium Grid 2 Accent 3" w:uiPriority="68"/>
-    <w:lsdException w:name="Medium Grid 3 Accent 3" w:uiPriority="69"/>
-    <w:lsdException w:name="Dark List Accent 3" w:uiPriority="70"/>
-    <w:lsdException w:name="Colorful Shading Accent 3" w:uiPriority="71"/>
-    <w:lsdException w:name="Colorful List Accent 3" w:uiPriority="72"/>
-    <w:lsdException w:name="Colorful Grid Accent 3" w:uiPriority="73"/>
-    <w:lsdException w:name="Light Shading Accent 4" w:uiPriority="60"/>
-    <w:lsdException w:name="Light List Accent 4" w:uiPriority="61"/>
-    <w:lsdException w:name="Light Grid Accent 4" w:uiPriority="62"/>
-    <w:lsdException w:name="Medium Shading 1 Accent 4" w:uiPriority="63"/>
-    <w:lsdException w:name="Medium Shading 2 Accent 4" w:uiPriority="64"/>
-    <w:lsdException w:name="Medium List 1 Accent 4" w:uiPriority="65"/>
-    <w:lsdException w:name="Medium List 2 Accent 4" w:uiPriority="66"/>
-    <w:lsdException w:name="Medium Grid 1 Accent 4" w:uiPriority="67"/>
-    <w:lsdException w:name="Medium Grid 2 Accent 4" w:uiPriority="68"/>
-    <w:lsdException w:name="Medium Grid 3 Accent 4" w:uiPriority="69"/>
-    <w:lsdException w:name="Dark List Accent 4" w:uiPriority="70"/>
-    <w:lsdException w:name="Colorful Shading Accent 4" w:uiPriority="71"/>
-    <w:lsdException w:name="Colorful List Accent 4" w:uiPriority="72"/>
-    <w:lsdException w:name="Colorful Grid Accent 4" w:uiPriority="73"/>
-    <w:lsdException w:name="Light Shading Accent 5" w:uiPriority="60"/>
-    <w:lsdException w:name="Light List Accent 5" w:uiPriority="61"/>
-    <w:lsdException w:name="Light Grid Accent 5" w:uiPriority="62"/>
-    <w:lsdException w:name="Medium Shading 1 Accent 5" w:uiPriority="63"/>
-    <w:lsdException w:name="Medium Shading 2 Accent 5" w:uiPriority="64"/>
-    <w:lsdException w:name="Medium List 1 Accent 5" w:uiPriority="65"/>
-    <w:lsdException w:name="Medium List 2 Accent 5" w:uiPriority="66"/>
-    <w:lsdException w:name="Medium Grid 1 Accent 5" w:uiPriority="67"/>
-    <w:lsdException w:name="Medium Grid 2 Accent 5" w:uiPriority="68"/>
-    <w:lsdException w:name="Medium Grid 3 Accent 5" w:uiPriority="69"/>
-    <w:lsdException w:name="Dark List Accent 5" w:uiPriority="70"/>
-    <w:lsdException w:name="Colorful Shading Accent 5" w:uiPriority="71"/>
-    <w:lsdException w:name="Colorful List Accent 5" w:uiPriority="72"/>
-    <w:lsdException w:name="Colorful Grid Accent 5" w:uiPriority="73"/>
-    <w:lsdException w:name="Light Shading Accent 6" w:uiPriority="60"/>
-    <w:lsdException w:name="Light List Accent 6" w:uiPriority="61"/>
-    <w:lsdException w:name="Light Grid Accent 6" w:uiPriority="62"/>
-    <w:lsdException w:name="Medium Shading 1 Accent 6" w:uiPriority="63"/>
-    <w:lsdException w:name="Medium Shading 2 Accent 6" w:uiPriority="64"/>
-    <w:lsdException w:name="Medium List 1 Accent 6" w:uiPriority="65"/>
-    <w:lsdException w:name="Medium List 2 Accent 6" w:uiPriority="66"/>
-    <w:lsdException w:name="Medium Grid 1 Accent 6" w:uiPriority="67"/>
-    <w:lsdException w:name="Medium Grid 2 Accent 6" w:uiPriority="68"/>
-    <w:lsdException w:name="Medium Grid 3 Accent 6" w:uiPriority="69"/>
-    <w:lsdException w:name="Dark List Accent 6" w:uiPriority="70"/>
-    <w:lsdException w:name="Colorful Shading Accent 6" w:uiPriority="71"/>
-    <w:lsdException w:name="Colorful List Accent 6" w:uiPriority="72"/>
-    <w:lsdException w:name="Colorful Grid Accent 6" w:uiPriority="73"/>
-    <w:lsdException w:name="Subtle Emphasis" w:uiPriority="19" w:qFormat="1"/>
-    <w:lsdException w:name="Intense Emphasis" w:uiPriority="21" w:qFormat="1"/>
-    <w:lsdException w:name="Subtle Reference" w:uiPriority="31" w:qFormat="1"/>
-    <w:lsdException w:name="Intense Reference" w:uiPriority="32" w:qFormat="1"/>
-    <w:lsdException w:name="Book Title" w:uiPriority="33" w:qFormat="1"/>
-    <w:lsdException w:name="Bibliography" w:semiHidden="1" w:uiPriority="37" w:unhideWhenUsed="1"/>
-    <w:lsdException w:name="TOC Heading" w:semiHidden="1" w:uiPriority="39" w:unhideWhenUsed="1" w:qFormat="1"/>
-    <w:lsdException w:name="Plain Table 1" w:uiPriority="41"/>
-    <w:lsdException w:name="Plain Table 2" w:uiPriority="42"/>
-    <w:lsdException w:name="Plain Table 3" w:uiPriority="43"/>
-    <w:lsdException w:name="Plain Table 4" w:uiPriority="44"/>
-    <w:lsdException w:name="Plain Table 5" w:uiPriority="45"/>
-    <w:lsdException w:name="Grid Table Light" w:uiPriority="40"/>
-    <w:lsdException w:name="Grid Table 1 Light" w:uiPriority="46"/>
-    <w:lsdException w:name="Grid Table 2" w:uiPriority="47"/>
-    <w:lsdException w:name="Grid Table 3" w:uiPriority="48"/>
-    <w:lsdException w:name="Grid Table 4" w:uiPriority="49"/>
-    <w:lsdException w:name="Grid Table 5 Dark" w:uiPriority="50"/>
-    <w:lsdException w:name="Grid Table 6 Colorful" w:uiPriority="51"/>
-    <w:lsdException w:name="Grid Table 7 Colorful" w:uiPriority="52"/>
-    <w:lsdException w:name="Grid Table 1 Light Accent 1" w:uiPriority="46"/>
-    <w:lsdException w:name="Grid Table 2 Accent 1" w:uiPriority="47"/>
-    <w:lsdException w:name="Grid Table 3 Accent 1" w:uiPriority="48"/>
-    <w:lsdException w:name="Grid Table 4 Accent 1" w:uiPriority="49"/>
-    <w:lsdException w:name="Grid Table 5 Dark Accent 1" w:uiPriority="50"/>
-    <w:lsdException w:name="Grid Table 6 Colorful Accent 1" w:uiPriority="51"/>
-    <w:lsdException w:name="Grid Table 7 Colorful Accent 1" w:uiPriority="52"/>
-    <w:lsdException w:name="Grid Table 1 Light Accent 2" w:uiPriority="46"/>
-    <w:lsdException w:name="Grid Table 2 Accent 2" w:uiPriority="47"/>
-    <w:lsdException w:name="Grid Table 3 Accent 2" w:uiPriority="48"/>
-    <w:lsdException w:name="Grid Table 4 Accent 2" w:uiPriority="49"/>
-    <w:lsdException w:name="Grid Table 5 Dark Accent 2" w:uiPriority="50"/>
-    <w:lsdException w:name="Grid Table 6 Colorful Accent 2" w:uiPriority="51"/>
-    <w:lsdException w:name="Grid Table 7 Colorful Accent 2" w:uiPriority="52"/>
-    <w:lsdException w:name="Grid Table 1 Light Accent 3" w:uiPriority="46"/>
-    <w:lsdException w:name="Grid Table 2 Accent 3" w:uiPriority="47"/>
-    <w:lsdException w:name="Grid Table 3 Accent 3" w:uiPriority="48"/>
-    <w:lsdException w:name="Grid Table 4 Accent 3" w:uiPriority="49"/>
-    <w:lsdException w:name="Grid Table 5 Dark Accent 3" w:uiPriority="50"/>
-    <w:lsdException w:name="Grid Table 6 Colorful Accent 3" w:uiPriority="51"/>
-    <w:lsdException w:name="Grid Table 7 Colorful Accent 3" w:uiPriority="52"/>
-    <w:lsdException w:name="Grid Table 1 Light Accent 4" w:uiPriority="46"/>
-    <w:lsdException w:name="Grid Table 2 Accent 4" w:uiPriority="47"/>
-    <w:lsdException w:name="Grid Table 3 Accent 4" w:uiPriority="48"/>
-    <w:lsdException w:name="Grid Table 4 Accent 4" w:uiPriority="49"/>
-    <w:lsdException w:name="Grid Table 5 Dark Accent 4" w:uiPriority="50"/>
-    <w:lsdException w:name="Grid Table 6 Colorful Accent 4" w:uiPriority="51"/>
-    <w:lsdException w:name="Grid Table 7 Colorful Accent 4" w:uiPriority="52"/>
-    <w:lsdException w:name="Grid Table 1 Light Accent 5" w:uiPriority="46"/>
-    <w:lsdException w:name="Grid Table 2 Accent 5" w:uiPriority="47"/>
-    <w:lsdException w:name="Grid Table 3 Accent 5" w:uiPriority="48"/>
-    <w:lsdException w:name="Grid Table 4 Accent 5" w:uiPriority="49"/>
-    <w:lsdException w:name="Grid Table 5 Dark Accent 5" w:uiPriority="50"/>
-    <w:lsdException w:name="Grid Table 6 Colorful Accent 5" w:uiPriority="51"/>
-    <w:lsdException w:name="Grid Table 7 Colorful Accent 5" w:uiPriority="52"/>
-    <w:lsdException w:name="Grid Table 1 Light Accent 6" w:uiPriority="46"/>
-    <w:lsdException w:name="Grid Table 2 Accent 6" w:uiPriority="47"/>
-    <w:lsdException w:name="Grid Table 3 Accent 6" w:uiPriority="48"/>
-    <w:lsdException w:name="Grid Table 4 Accent 6" w:uiPriority="49"/>
-    <w:lsdException w:name="Grid Table 5 Dark Accent 6" w:uiPriority="50"/>
-    <w:lsdException w:name="Grid Table 6 Colorful Accent 6" w:uiPriority="51"/>
-    <w:lsdException w:name="Grid Table 7 Colorful Accent 6" w:uiPriority="52"/>
-    <w:lsdException w:name="List Table 1 Light" w:uiPriority="46"/>
-    <w:lsdException w:name="List Table 2" w:uiPriority="47"/>
-    <w:lsdException w:name="List Table 3" w:uiPriority="48"/>
-    <w:lsdException w:name="List Table 4" w:uiPriority="49"/>
-    <w:lsdException w:name="List Table 5 Dark" w:uiPriority="50"/>
-    <w:lsdException w:name="List Table 6 Colorful" w:uiPriority="51"/>
-    <w:lsdException w:name="List Table 7 Colorful" w:uiPriority="52"/>
-    <w:lsdException w:name="List Table 1 Light Accent 1" w:uiPriority="46"/>
-    <w:lsdException w:name="List Table 2 Accent 1" w:uiPriority="47"/>
-    <w:lsdException w:name="List Table 3 Accent 1" w:uiPriority="48"/>
-    <w:lsdException w:name="List Table 4 Accent 1" w:uiPriority="49"/>
-    <w:lsdException w:name="List Table 5 Dark Accent 1" w:uiPriority="50"/>
-    <w:lsdException w:name="List Table 6 Colorful Accent 1" w:uiPriority="51"/>
-    <w:lsdException w:name="List Table 7 Colorful Accent 1" w:uiPriority="52"/>
-    <w:lsdException w:name="List Table 1 Light Accent 2" w:uiPriority="46"/>
-    <w:lsdException w:name="List Table 2 Accent 2" w:uiPriority="47"/>
-    <w:lsdException w:name="List Table 3 Accent 2" w:uiPriority="48"/>
-    <w:lsdException w:name="List Table 4 Accent 2" w:uiPriority="49"/>
-    <w:lsdException w:name="List Table 5 Dark Accent 2" w:uiPriority="50"/>
-    <w:lsdException w:name="List Table 6 Colorful Accent 2" w:uiPriority="51"/>
-    <w:lsdException w:name="List Table 7 Colorful Accent 2" w:uiPriority="52"/>
-    <w:lsdException w:name="List Table 1 Light Accent 3" w:uiPriority="46"/>
-    <w:lsdException w:name="List Table 2 Accent 3" w:uiPriority="47"/>
-    <w:lsdException w:name="List Table 3 Accent 3" w:uiPriority="48"/>
-    <w:lsdException w:name="List Table 4 Accent 3" w:uiPriority="49"/>
-    <w:lsdException w:name="List Table 5 Dark Accent 3" w:uiPriority="50"/>
-    <w:lsdException w:name="List Table 6 Colorful Accent 3" w:uiPriority="51"/>
-    <w:lsdException w:name="List Table 7 Colorful Accent 3" w:uiPriority="52"/>
-    <w:lsdException w:name="List Table 1 Light Accent 4" w:uiPriority="46"/>
-    <w:lsdException w:name="List Table 2 Accent 4" w:uiPriority="47"/>
-    <w:lsdException w:name="List Table 3 Accent 4" w:uiPriority="48"/>
-    <w:lsdException w:name="List Table 4 Accent 4" w:uiPriority="49"/>
-    <w:lsdException w:name="List Table 5 Dark Accent 4" w:uiPriority="50"/>
-    <w:lsdException w:name="List Table 6 Colorful Accent 4" w:uiPriority="51"/>
-    <w:lsdException w:name="List Table 7 Colorful Accent 4" w:uiPriority="52"/>
-    <w:lsdException w:name="List Table 1 Light Accent 5" w:uiPriority="46"/>
-    <w:lsdException w:name="List Table 2 Accent 5" w:uiPriority="47"/>
-    <w:lsdException w:name="List Table 3 Accent 5" w:uiPriority="48"/>
-    <w:lsdException w:name="List Table 4 Accent 5" w:uiPriority="49"/>
-    <w:lsdException w:name="List Table 5 Dark Accent 5" w:uiPriority="50"/>
-    <w:lsdException w:name="List Table 6 Colorful Accent 5" w:uiPriority="51"/>
-    <w:lsdException w:name="List Table 7 Colorful Accent 5" w:uiPriority="52"/>
-    <w:lsdException w:name="List Table 1 Light Accent 6" w:uiPriority="46"/>
-    <w:lsdException w:name="List Table 2 Accent 6" w:uiPriority="47"/>
-    <w:lsdException w:name="List Table 3 Accent 6" w:uiPriority="48"/>
-    <w:lsdException w:name="List Table 4 Accent 6" w:uiPriority="49"/>
-    <w:lsdException w:name="List Table 5 Dark Accent 6" w:uiPriority="50"/>
-    <w:lsdException w:name="List Table 6 Colorful Accent 6" w:uiPriority="51"/>
-    <w:lsdException w:name="List Table 7 Colorful Accent 6" w:uiPriority="52"/>
-    <w:lsdException w:name="Mention" w:semiHidden="1" w:unhideWhenUsed="1"/>
-    <w:lsdException w:name="Smart Hyperlink" w:semiHidden="1" w:unhideWhenUsed="1"/>
-    <w:lsdException w:name="Hashtag" w:semiHidden="1" w:unhideWhenUsed="1"/>
-    <w:lsdException w:name="Unresolved Mention" w:semiHidden="1" w:unhideWhenUsed="1"/>
-    <w:lsdException w:name="Smart Link" w:semiHidden="1" w:unhideWhenUsed="1"/>
-  </w:latentStyles>
-  <w:style w:type="paragraph" w:default="1" w:styleId="Normal">
-    <w:name w:val="Normal"/>
-    <w:qFormat/>
-  </w:style>
-  <w:style w:type="character" w:default="1" w:styleId="DefaultParagraphFont">
-    <w:name w:val="Default Paragraph Font"/>
-    <w:uiPriority w:val="1"/>
-    <w:semiHidden/>
-    <w:unhideWhenUsed/>
-  </w:style>
-  <w:style w:type="table" w:default="1" w:styleId="TableNormal">
-    <w:name w:val="Normal Table"/>
-    <w:uiPriority w:val="99"/>
-    <w:semiHidden/>
-    <w:unhideWhenUsed/>
-    <w:tblPr>
-      <w:tblInd w:w="0" w:type="dxa"/>
-      <w:tblCellMar>
-        <w:top w:w="0" w:type="dxa"/>
-        <w:left w:w="108" w:type="dxa"/>
-        <w:bottom w:w="0" w:type="dxa"/>
-        <w:right w:w="108" w:type="dxa"/>
-      </w:tblCellMar>
-    </w:tblPr>
-  </w:style>
-  <w:style w:type="numbering" w:default="1" w:styleId="NoList">
-    <w:name w:val="No List"/>
-    <w:uiPriority w:val="99"/>
-    <w:semiHidden/>
-    <w:unhideWhenUsed/>
-  </w:style>
-  <w:style w:type="character" w:styleId="PlaceholderText">
-    <w:name w:val="Placeholder Text"/>
-    <w:basedOn w:val="DefaultParagraphFont"/>
-    <w:uiPriority w:val="99"/>
-    <w:semiHidden/>
-    <w:rsid w:val="00A42390"/>
-    <w:rPr>
-      <w:color w:val="808080"/>
-    </w:rPr>
-  </w:style>
-  <w:style w:type="paragraph" w:customStyle="1" w:styleId="06284AEA372F4339984E7D0C3FC7D146">
-    <w:name w:val="06284AEA372F4339984E7D0C3FC7D146"/>
-    <w:rsid w:val="000434E9"/>
-  </w:style>
-  <w:style w:type="paragraph" w:customStyle="1" w:styleId="9A17374E4EB34DB092B2E726A88A1841">
-    <w:name w:val="9A17374E4EB34DB092B2E726A88A1841"/>
-    <w:rsid w:val="00DE7E57"/>
-    <w:pPr>
-      <w:spacing w:after="0" w:line="288" w:lineRule="auto"/>
-    </w:pPr>
-    <w:rPr>
-      <w:rFonts w:eastAsiaTheme="minorHAnsi"/>
-      <w:sz w:val="14"/>
-    </w:rPr>
-  </w:style>
-  <w:style w:type="paragraph" w:customStyle="1" w:styleId="F0CADA2EBC11427A897B8BEA2D067C0A">
-    <w:name w:val="F0CADA2EBC11427A897B8BEA2D067C0A"/>
-    <w:rsid w:val="00DE7E57"/>
-    <w:pPr>
-      <w:spacing w:after="0" w:line="288" w:lineRule="auto"/>
-    </w:pPr>
-    <w:rPr>
-      <w:rFonts w:eastAsiaTheme="minorHAnsi"/>
-      <w:sz w:val="14"/>
-    </w:rPr>
-  </w:style>
-  <w:style w:type="paragraph" w:customStyle="1" w:styleId="3D404C33969D461DAF00C30BD2CD016E">
-    <w:name w:val="3D404C33969D461DAF00C30BD2CD016E"/>
-    <w:rsid w:val="00DE7E57"/>
-  </w:style>
-  <w:style w:type="paragraph" w:customStyle="1" w:styleId="B27E8E9552AF4B54B600CF98FAC16CE6">
-    <w:name w:val="B27E8E9552AF4B54B600CF98FAC16CE6"/>
-    <w:rsid w:val="00DE7E57"/>
-  </w:style>
-  <w:style w:type="paragraph" w:customStyle="1" w:styleId="0E92CC656352498A8758AA061653B256">
-    <w:name w:val="0E92CC656352498A8758AA061653B256"/>
-    <w:rsid w:val="00DE7E57"/>
-  </w:style>
-  <w:style w:type="paragraph" w:customStyle="1" w:styleId="8C1EF2557B0948CDA2A7DED32DC57766">
-    <w:name w:val="8C1EF2557B0948CDA2A7DED32DC57766"/>
-    <w:rsid w:val="00DE7E57"/>
-  </w:style>
-  <w:style w:type="paragraph" w:customStyle="1" w:styleId="BE98A1D847924F3795EEAD10D630FFC0">
-    <w:name w:val="BE98A1D847924F3795EEAD10D630FFC0"/>
-    <w:rsid w:val="00DE7E57"/>
-  </w:style>
-  <w:style w:type="paragraph" w:customStyle="1" w:styleId="04FE58E0CD0240BAAD312D57BBE4A289">
-    <w:name w:val="04FE58E0CD0240BAAD312D57BBE4A289"/>
-    <w:rsid w:val="00DE7E57"/>
-  </w:style>
-  <w:style w:type="paragraph" w:customStyle="1" w:styleId="2CF2F653D3CA4AF89C5C0FAA152AD9C6">
-    <w:name w:val="2CF2F653D3CA4AF89C5C0FAA152AD9C6"/>
-    <w:rsid w:val="00DE7E57"/>
-  </w:style>
-  <w:style w:type="paragraph" w:customStyle="1" w:styleId="051D19C116A04CE5B028BD702D2D4FD3">
-    <w:name w:val="051D19C116A04CE5B028BD702D2D4FD3"/>
-    <w:rsid w:val="00DE7E57"/>
-  </w:style>
-  <w:style w:type="paragraph" w:customStyle="1" w:styleId="9D2DE68BE914439A96054BA50447D0A2">
-    <w:name w:val="9D2DE68BE914439A96054BA50447D0A2"/>
-    <w:rsid w:val="00DE7E57"/>
-  </w:style>
-  <w:style w:type="paragraph" w:customStyle="1" w:styleId="E6CC6377AFB74152A6C527B5976AD2D8">
-    <w:name w:val="E6CC6377AFB74152A6C527B5976AD2D8"/>
-    <w:rsid w:val="00DE7E57"/>
-  </w:style>
-  <w:style w:type="paragraph" w:customStyle="1" w:styleId="72AE1E04483A4113AC5D4B2137FC1A38">
-    <w:name w:val="72AE1E04483A4113AC5D4B2137FC1A38"/>
-    <w:rsid w:val="00DE7E57"/>
-  </w:style>
-  <w:style w:type="paragraph" w:customStyle="1" w:styleId="087E975D54BB4C7BA7E854B84879787E">
-    <w:name w:val="087E975D54BB4C7BA7E854B84879787E"/>
-    <w:rsid w:val="00DE7E57"/>
-  </w:style>
-  <w:style w:type="paragraph" w:customStyle="1" w:styleId="D442FAFCCD83443FAA4C3D6869CC01DC">
-    <w:name w:val="D442FAFCCD83443FAA4C3D6869CC01DC"/>
-    <w:rsid w:val="00DE7E57"/>
-  </w:style>
-  <w:style w:type="paragraph" w:customStyle="1" w:styleId="6DA9C20CEE6447AAB47DC00CA833790A4">
-    <w:name w:val="6DA9C20CEE6447AAB47DC00CA833790A4"/>
-    <w:rsid w:val="00DE7E57"/>
-    <w:pPr>
-      <w:spacing w:after="0" w:line="288" w:lineRule="auto"/>
-      <w:outlineLvl w:val="0"/>
-    </w:pPr>
-    <w:rPr>
-      <w:rFonts w:asciiTheme="majorHAnsi" w:eastAsiaTheme="minorHAnsi" w:hAnsiTheme="majorHAnsi"/>
-      <w:caps/>
-      <w:color w:val="E97132" w:themeColor="accent2"/>
-      <w:spacing w:val="40"/>
-      <w:sz w:val="24"/>
-      <w:szCs w:val="24"/>
-    </w:rPr>
-  </w:style>
-  <w:style w:type="paragraph" w:customStyle="1" w:styleId="D61EF45BFA4142ABA0550A44DC10EF174">
-    <w:name w:val="D61EF45BFA4142ABA0550A44DC10EF174"/>
-    <w:rsid w:val="00DE7E57"/>
-    <w:pPr>
-      <w:spacing w:after="0" w:line="288" w:lineRule="auto"/>
-      <w:outlineLvl w:val="0"/>
-    </w:pPr>
-    <w:rPr>
-      <w:rFonts w:asciiTheme="majorHAnsi" w:eastAsiaTheme="minorHAnsi" w:hAnsiTheme="majorHAnsi"/>
-      <w:caps/>
-      <w:color w:val="E97132" w:themeColor="accent2"/>
-      <w:spacing w:val="40"/>
-      <w:sz w:val="24"/>
-      <w:szCs w:val="24"/>
-    </w:rPr>
-  </w:style>
-  <w:style w:type="paragraph" w:customStyle="1" w:styleId="BE03F4D4917E492189C1C5E65D93D45C4">
-    <w:name w:val="BE03F4D4917E492189C1C5E65D93D45C4"/>
-    <w:rsid w:val="00DE7E57"/>
-    <w:pPr>
-      <w:spacing w:after="0" w:line="288" w:lineRule="auto"/>
-      <w:outlineLvl w:val="0"/>
-    </w:pPr>
-    <w:rPr>
-      <w:rFonts w:asciiTheme="majorHAnsi" w:eastAsiaTheme="minorHAnsi" w:hAnsiTheme="majorHAnsi"/>
-      <w:caps/>
-      <w:color w:val="E97132" w:themeColor="accent2"/>
-      <w:spacing w:val="40"/>
-      <w:sz w:val="24"/>
-      <w:szCs w:val="24"/>
-    </w:rPr>
-  </w:style>
-  <w:style w:type="paragraph" w:customStyle="1" w:styleId="FFE9B99FBC99487F8AD3632383158D973">
-    <w:name w:val="FFE9B99FBC99487F8AD3632383158D973"/>
-    <w:rsid w:val="00DE7E57"/>
-    <w:pPr>
-      <w:spacing w:after="0" w:line="288" w:lineRule="auto"/>
-      <w:outlineLvl w:val="0"/>
-    </w:pPr>
-    <w:rPr>
-      <w:rFonts w:asciiTheme="majorHAnsi" w:eastAsiaTheme="minorHAnsi" w:hAnsiTheme="majorHAnsi"/>
-      <w:caps/>
-      <w:color w:val="E97132" w:themeColor="accent2"/>
-      <w:spacing w:val="40"/>
-      <w:sz w:val="24"/>
-      <w:szCs w:val="24"/>
-    </w:rPr>
-  </w:style>
-  <w:style w:type="paragraph" w:customStyle="1" w:styleId="C59E1787FDF748AE8D5195C632CCE6912">
-    <w:name w:val="C59E1787FDF748AE8D5195C632CCE6912"/>
-    <w:rsid w:val="00DE7E57"/>
-    <w:pPr>
-      <w:spacing w:after="0" w:line="288" w:lineRule="auto"/>
-      <w:outlineLvl w:val="0"/>
-    </w:pPr>
-    <w:rPr>
-      <w:rFonts w:asciiTheme="majorHAnsi" w:eastAsiaTheme="minorHAnsi" w:hAnsiTheme="majorHAnsi"/>
-      <w:caps/>
-      <w:color w:val="E97132" w:themeColor="accent2"/>
-      <w:spacing w:val="40"/>
-      <w:sz w:val="24"/>
-      <w:szCs w:val="24"/>
-    </w:rPr>
-  </w:style>
-  <w:style w:type="paragraph" w:customStyle="1" w:styleId="D4827C13FE774E35BA873B0B53B268992">
-    <w:name w:val="D4827C13FE774E35BA873B0B53B268992"/>
-    <w:rsid w:val="00DE7E57"/>
-    <w:pPr>
-      <w:spacing w:after="0" w:line="288" w:lineRule="auto"/>
-      <w:outlineLvl w:val="0"/>
-    </w:pPr>
-    <w:rPr>
-      <w:rFonts w:asciiTheme="majorHAnsi" w:eastAsiaTheme="minorHAnsi" w:hAnsiTheme="majorHAnsi"/>
-      <w:caps/>
-      <w:color w:val="E97132" w:themeColor="accent2"/>
-      <w:spacing w:val="40"/>
-      <w:sz w:val="24"/>
-      <w:szCs w:val="24"/>
-    </w:rPr>
-  </w:style>
-  <w:style w:type="paragraph" w:customStyle="1" w:styleId="B43369869BEE421293883049938071A2">
-    <w:name w:val="B43369869BEE421293883049938071A2"/>
-    <w:rsid w:val="00B153BA"/>
-  </w:style>
-  <w:style w:type="paragraph" w:customStyle="1" w:styleId="52FE496B67FA4FA29D7F05172BF634F2">
-    <w:name w:val="52FE496B67FA4FA29D7F05172BF634F2"/>
-    <w:rsid w:val="00B153BA"/>
-  </w:style>
-  <w:style w:type="paragraph" w:customStyle="1" w:styleId="52215DD4EBCA49E79402FD9AFB1C5210">
-    <w:name w:val="52215DD4EBCA49E79402FD9AFB1C5210"/>
-    <w:rsid w:val="005C6D6C"/>
-  </w:style>
-  <w:style w:type="paragraph" w:customStyle="1" w:styleId="6A2E7CDECAAA478B8D5F6E17F1FD3419">
-    <w:name w:val="6A2E7CDECAAA478B8D5F6E17F1FD3419"/>
-    <w:rsid w:val="005C6D6C"/>
-  </w:style>
-  <w:style w:type="paragraph" w:customStyle="1" w:styleId="A7D91E9A3C3742E1B24125E667EC74C0">
-    <w:name w:val="A7D91E9A3C3742E1B24125E667EC74C0"/>
-    <w:rsid w:val="005C6D6C"/>
-  </w:style>
-  <w:style w:type="paragraph" w:customStyle="1" w:styleId="47A6416C53984030A689A623D95789E1">
-    <w:name w:val="47A6416C53984030A689A623D95789E1"/>
-    <w:rsid w:val="005C6D6C"/>
-  </w:style>
-  <w:style w:type="paragraph" w:customStyle="1" w:styleId="F35A16152B1F4731937642C8BC35DB39">
-    <w:name w:val="F35A16152B1F4731937642C8BC35DB39"/>
-    <w:rsid w:val="005C6D6C"/>
-  </w:style>
-  <w:style w:type="paragraph" w:customStyle="1" w:styleId="EC7A77E3DDE540D9BAD1730583DCC14F">
-    <w:name w:val="EC7A77E3DDE540D9BAD1730583DCC14F"/>
-    <w:rsid w:val="005C6D6C"/>
-  </w:style>
-  <w:style w:type="paragraph" w:customStyle="1" w:styleId="D887F6BF218949D7B69648254AC67C9C">
-    <w:name w:val="D887F6BF218949D7B69648254AC67C9C"/>
-    <w:rsid w:val="005C6D6C"/>
-  </w:style>
-  <w:style w:type="paragraph" w:customStyle="1" w:styleId="732FAF1C690749069073B55D0B6F5D0E">
-    <w:name w:val="732FAF1C690749069073B55D0B6F5D0E"/>
-    <w:rsid w:val="005C6D6C"/>
-  </w:style>
-  <w:style w:type="paragraph" w:customStyle="1" w:styleId="D2FCD65B0A3746BDB8FB60213D0EFC8E">
-    <w:name w:val="D2FCD65B0A3746BDB8FB60213D0EFC8E"/>
-    <w:rsid w:val="005C6D6C"/>
-  </w:style>
-  <w:style w:type="paragraph" w:customStyle="1" w:styleId="A602851637D64F1B94A196FBE80DCD51">
-    <w:name w:val="A602851637D64F1B94A196FBE80DCD51"/>
-    <w:rsid w:val="005C6D6C"/>
-  </w:style>
-  <w:style w:type="paragraph" w:customStyle="1" w:styleId="B37CA8E9AF964993AAC4EA8BCBCE19DC">
-    <w:name w:val="B37CA8E9AF964993AAC4EA8BCBCE19DC"/>
-    <w:rsid w:val="005C6D6C"/>
-  </w:style>
-  <w:style w:type="paragraph" w:customStyle="1" w:styleId="5935E92305CF4D36A62AE40268A99317">
-    <w:name w:val="5935E92305CF4D36A62AE40268A99317"/>
-    <w:rsid w:val="005C6D6C"/>
-  </w:style>
-  <w:style w:type="paragraph" w:customStyle="1" w:styleId="0AE3DABB638A4CC6899933E674D5A722">
-    <w:name w:val="0AE3DABB638A4CC6899933E674D5A722"/>
-    <w:rsid w:val="005C6D6C"/>
-  </w:style>
-  <w:style w:type="paragraph" w:customStyle="1" w:styleId="C9D327C9312E4F23BA9DE7FB647A3F60">
-    <w:name w:val="C9D327C9312E4F23BA9DE7FB647A3F60"/>
-    <w:rsid w:val="005C6D6C"/>
-  </w:style>
-  <w:style w:type="paragraph" w:customStyle="1" w:styleId="9DAC20A9E8DF4DB9A28034C66D35E6D0">
-    <w:name w:val="9DAC20A9E8DF4DB9A28034C66D35E6D0"/>
-    <w:rsid w:val="005C6D6C"/>
-  </w:style>
-  <w:style w:type="paragraph" w:customStyle="1" w:styleId="6A5E52C64BD94CE2A60EFE31D5B43653">
-    <w:name w:val="6A5E52C64BD94CE2A60EFE31D5B43653"/>
-    <w:rsid w:val="005C6D6C"/>
-  </w:style>
-  <w:style w:type="paragraph" w:customStyle="1" w:styleId="F3FC606EF9B54DB198CC27BDFAA377B2">
-    <w:name w:val="F3FC606EF9B54DB198CC27BDFAA377B2"/>
-    <w:rsid w:val="005C6D6C"/>
-  </w:style>
-  <w:style w:type="paragraph" w:customStyle="1" w:styleId="E0CEC502C6B041CC8E1BD585E6962987">
-    <w:name w:val="E0CEC502C6B041CC8E1BD585E6962987"/>
-    <w:rsid w:val="005C6D6C"/>
-  </w:style>
-  <w:style w:type="paragraph" w:customStyle="1" w:styleId="2409DB1EC6CA490A9F3D279875D18F14">
-    <w:name w:val="2409DB1EC6CA490A9F3D279875D18F14"/>
-    <w:rsid w:val="005C6D6C"/>
-  </w:style>
-  <w:style w:type="paragraph" w:customStyle="1" w:styleId="F05DDC3EFEDC4BDD9DF6D9F7A28B28F6">
-    <w:name w:val="F05DDC3EFEDC4BDD9DF6D9F7A28B28F6"/>
-    <w:rsid w:val="005C6D6C"/>
-  </w:style>
-  <w:style w:type="paragraph" w:customStyle="1" w:styleId="96FB4EF651C0434A84C4D04852BB805C">
-    <w:name w:val="96FB4EF651C0434A84C4D04852BB805C"/>
-    <w:rsid w:val="005C6D6C"/>
-  </w:style>
-  <w:style w:type="paragraph" w:customStyle="1" w:styleId="5EBB6D46C6954930BA3B0AEF441C6CC6">
-    <w:name w:val="5EBB6D46C6954930BA3B0AEF441C6CC6"/>
-    <w:rsid w:val="005C6D6C"/>
-  </w:style>
-  <w:style w:type="paragraph" w:customStyle="1" w:styleId="C8557781C38F4F9A8D63CC7EFE82F2D7">
-    <w:name w:val="C8557781C38F4F9A8D63CC7EFE82F2D7"/>
-    <w:rsid w:val="005C6D6C"/>
-  </w:style>
-  <w:style w:type="paragraph" w:customStyle="1" w:styleId="2FB00DD7A65C4847ACCB25DD2AEE26E2">
-    <w:name w:val="2FB00DD7A65C4847ACCB25DD2AEE26E2"/>
-    <w:rsid w:val="005C6D6C"/>
-  </w:style>
-  <w:style w:type="paragraph" w:customStyle="1" w:styleId="81CE7035653146D887B22DEC49F0873D">
-    <w:name w:val="81CE7035653146D887B22DEC49F0873D"/>
-    <w:rsid w:val="005C6D6C"/>
-  </w:style>
-  <w:style w:type="paragraph" w:customStyle="1" w:styleId="4CC914739A42478AA729C84A9FCF05E1">
-    <w:name w:val="4CC914739A42478AA729C84A9FCF05E1"/>
-    <w:rsid w:val="005C6D6C"/>
-  </w:style>
-  <w:style w:type="paragraph" w:customStyle="1" w:styleId="332FCC4ED9D844F4967008540517FBBF">
-    <w:name w:val="332FCC4ED9D844F4967008540517FBBF"/>
-    <w:rsid w:val="005C6D6C"/>
-  </w:style>
-  <w:style w:type="paragraph" w:customStyle="1" w:styleId="648942A6027748A8871A4567E0D80EFB">
-    <w:name w:val="648942A6027748A8871A4567E0D80EFB"/>
-    <w:rsid w:val="005C6D6C"/>
-  </w:style>
-  <w:style w:type="paragraph" w:customStyle="1" w:styleId="7BFC8F9464F44F1288281BC341AEEDF8">
-    <w:name w:val="7BFC8F9464F44F1288281BC341AEEDF8"/>
-    <w:rsid w:val="005C6D6C"/>
-  </w:style>
-  <w:style w:type="paragraph" w:customStyle="1" w:styleId="EF6AAA817199413DB57E3913597CC825">
-    <w:name w:val="EF6AAA817199413DB57E3913597CC825"/>
-    <w:rsid w:val="005C6D6C"/>
-  </w:style>
-  <w:style w:type="paragraph" w:customStyle="1" w:styleId="A98E5A08DE304186B997243E85D5EFD2">
-    <w:name w:val="A98E5A08DE304186B997243E85D5EFD2"/>
-    <w:rsid w:val="005C6D6C"/>
-  </w:style>
-  <w:style w:type="paragraph" w:customStyle="1" w:styleId="5B80ADBD6B2B417896BABFAB4E31DB6F">
-    <w:name w:val="5B80ADBD6B2B417896BABFAB4E31DB6F"/>
-    <w:rsid w:val="005C6D6C"/>
-  </w:style>
-  <w:style w:type="paragraph" w:customStyle="1" w:styleId="9AC9A0844BFC4CA8A280634E0E1AEAF6">
-    <w:name w:val="9AC9A0844BFC4CA8A280634E0E1AEAF6"/>
-    <w:rsid w:val="005C6D6C"/>
-  </w:style>
-  <w:style w:type="paragraph" w:customStyle="1" w:styleId="B8C58DF88E6A4BBABBDD0103CFE67477">
-    <w:name w:val="B8C58DF88E6A4BBABBDD0103CFE67477"/>
-    <w:rsid w:val="005C6D6C"/>
-  </w:style>
-  <w:style w:type="paragraph" w:customStyle="1" w:styleId="D37416E60BCD4897B59B8BEC185B5A30">
-    <w:name w:val="D37416E60BCD4897B59B8BEC185B5A30"/>
-    <w:rsid w:val="005C6D6C"/>
-  </w:style>
-  <w:style w:type="paragraph" w:customStyle="1" w:styleId="8592C1A22EAD4BADAB6CCE75D81A73F3">
-    <w:name w:val="8592C1A22EAD4BADAB6CCE75D81A73F3"/>
-    <w:rsid w:val="005C6D6C"/>
-  </w:style>
-  <w:style w:type="paragraph" w:customStyle="1" w:styleId="059F307643E74F36BA8DADBD35010EE3">
-    <w:name w:val="059F307643E74F36BA8DADBD35010EE3"/>
-    <w:rsid w:val="005C6D6C"/>
-  </w:style>
-  <w:style w:type="paragraph" w:customStyle="1" w:styleId="6C5684426E414318AF52BB09E19B65DF">
-    <w:name w:val="6C5684426E414318AF52BB09E19B65DF"/>
-    <w:rsid w:val="005C6D6C"/>
-  </w:style>
-  <w:style w:type="paragraph" w:customStyle="1" w:styleId="D4A83E63905A493E85CA6299831B3E55">
-    <w:name w:val="D4A83E63905A493E85CA6299831B3E55"/>
-    <w:rsid w:val="005C6D6C"/>
-  </w:style>
-  <w:style w:type="paragraph" w:customStyle="1" w:styleId="67E4624B1C9946C9B6AABB2D8E2FCA3A">
-    <w:name w:val="67E4624B1C9946C9B6AABB2D8E2FCA3A"/>
-    <w:rsid w:val="005C6D6C"/>
-  </w:style>
-  <w:style w:type="paragraph" w:customStyle="1" w:styleId="FB92EB799C264C76BE1EC1B99C1BFFC7">
-    <w:name w:val="FB92EB799C264C76BE1EC1B99C1BFFC7"/>
-    <w:rsid w:val="005C6D6C"/>
-  </w:style>
-  <w:style w:type="paragraph" w:customStyle="1" w:styleId="29E8CB2073184F20928E84C478930581">
-    <w:name w:val="29E8CB2073184F20928E84C478930581"/>
-    <w:rsid w:val="005C6D6C"/>
-  </w:style>
-  <w:style w:type="paragraph" w:customStyle="1" w:styleId="D7789223B2DB402FB879EA4863AEB9A1">
-    <w:name w:val="D7789223B2DB402FB879EA4863AEB9A1"/>
-    <w:rsid w:val="005C6D6C"/>
-  </w:style>
-  <w:style w:type="paragraph" w:customStyle="1" w:styleId="D04FAD6176544A4E9047BB5FBC4072DF">
-    <w:name w:val="D04FAD6176544A4E9047BB5FBC4072DF"/>
-    <w:rsid w:val="005C6D6C"/>
-  </w:style>
-  <w:style w:type="paragraph" w:customStyle="1" w:styleId="F59B5FC26BE84A729117DE6ECEB90997">
-    <w:name w:val="F59B5FC26BE84A729117DE6ECEB90997"/>
-    <w:rsid w:val="005C6D6C"/>
-  </w:style>
-  <w:style w:type="paragraph" w:customStyle="1" w:styleId="CBDA35DC60574864B6F5F086553C82AE">
-    <w:name w:val="CBDA35DC60574864B6F5F086553C82AE"/>
-    <w:rsid w:val="005C6D6C"/>
-  </w:style>
-  <w:style w:type="paragraph" w:customStyle="1" w:styleId="84E928E016064D58889EC600115A6CD9">
-    <w:name w:val="84E928E016064D58889EC600115A6CD9"/>
-    <w:rsid w:val="005C6D6C"/>
-  </w:style>
-  <w:style w:type="paragraph" w:customStyle="1" w:styleId="85C6B0B8C9DE4DB286FC68BB75016BC5">
-    <w:name w:val="85C6B0B8C9DE4DB286FC68BB75016BC5"/>
-    <w:rsid w:val="005C6D6C"/>
-  </w:style>
-  <w:style w:type="paragraph" w:customStyle="1" w:styleId="07DEDC1BFE4B4B53AA3307345AFE0D55">
-    <w:name w:val="07DEDC1BFE4B4B53AA3307345AFE0D55"/>
-    <w:rsid w:val="005C6D6C"/>
-  </w:style>
-  <w:style w:type="paragraph" w:customStyle="1" w:styleId="A84B06B7563E4FC6858A6E4045536E6A">
-    <w:name w:val="A84B06B7563E4FC6858A6E4045536E6A"/>
-    <w:rsid w:val="005C6D6C"/>
-  </w:style>
-  <w:style w:type="paragraph" w:customStyle="1" w:styleId="51BFDE3BC53E428BBD079259D7D4E5AC">
-    <w:name w:val="51BFDE3BC53E428BBD079259D7D4E5AC"/>
-    <w:rsid w:val="005C6D6C"/>
-  </w:style>
-  <w:style w:type="paragraph" w:customStyle="1" w:styleId="B2C8381EA34941898F9C5858AED3B205">
-    <w:name w:val="B2C8381EA34941898F9C5858AED3B205"/>
-    <w:rsid w:val="005C6D6C"/>
-  </w:style>
-  <w:style w:type="paragraph" w:customStyle="1" w:styleId="A1A33318981A48AF820C1AACE416821F">
-    <w:name w:val="A1A33318981A48AF820C1AACE416821F"/>
-    <w:rsid w:val="005C6D6C"/>
-  </w:style>
-  <w:style w:type="paragraph" w:customStyle="1" w:styleId="2C6AE40E9CF34BA0927F7F6152B94F79">
-    <w:name w:val="2C6AE40E9CF34BA0927F7F6152B94F79"/>
-    <w:rsid w:val="005C6D6C"/>
-  </w:style>
-  <w:style w:type="paragraph" w:customStyle="1" w:styleId="12BB18D1E055482B98DAF743A7430187">
-    <w:name w:val="12BB18D1E055482B98DAF743A7430187"/>
-    <w:rsid w:val="005C6D6C"/>
-  </w:style>
-  <w:style w:type="paragraph" w:customStyle="1" w:styleId="B2B04FFC88114AAEACB4340A18F0FC58">
-    <w:name w:val="B2B04FFC88114AAEACB4340A18F0FC58"/>
-    <w:rsid w:val="005C6D6C"/>
-  </w:style>
-  <w:style w:type="paragraph" w:customStyle="1" w:styleId="394C103C644F4F02860254A1758F6489">
-    <w:name w:val="394C103C644F4F02860254A1758F6489"/>
-    <w:rsid w:val="005C6D6C"/>
-  </w:style>
-  <w:style w:type="paragraph" w:customStyle="1" w:styleId="3756277AEF2D435BA570762D6F131B58">
-    <w:name w:val="3756277AEF2D435BA570762D6F131B58"/>
-    <w:rsid w:val="005C6D6C"/>
-  </w:style>
-  <w:style w:type="paragraph" w:customStyle="1" w:styleId="A1441E6FD30F4122B0469E08F201EA5C">
-    <w:name w:val="A1441E6FD30F4122B0469E08F201EA5C"/>
-    <w:rsid w:val="005C6D6C"/>
-  </w:style>
-  <w:style w:type="paragraph" w:customStyle="1" w:styleId="E3D0F6BE05D94629BFDF87003462345A">
-    <w:name w:val="E3D0F6BE05D94629BFDF87003462345A"/>
-    <w:rsid w:val="005C6D6C"/>
-  </w:style>
-  <w:style w:type="paragraph" w:customStyle="1" w:styleId="E3139FD7A98F43EF9B27D57021836F74">
-    <w:name w:val="E3139FD7A98F43EF9B27D57021836F74"/>
-    <w:rsid w:val="005C6D6C"/>
-  </w:style>
-  <w:style w:type="paragraph" w:customStyle="1" w:styleId="7E2C9A1AFB604840AD357F52A8FEA198">
-    <w:name w:val="7E2C9A1AFB604840AD357F52A8FEA198"/>
-    <w:rsid w:val="005C6D6C"/>
-  </w:style>
-  <w:style w:type="paragraph" w:customStyle="1" w:styleId="AB6D4867CA9A4469B69242CF1F1D042D">
-    <w:name w:val="AB6D4867CA9A4469B69242CF1F1D042D"/>
-    <w:rsid w:val="005C6D6C"/>
-  </w:style>
-  <w:style w:type="paragraph" w:customStyle="1" w:styleId="1405F2A74CBB440293494A40E6C7CDAB">
-    <w:name w:val="1405F2A74CBB440293494A40E6C7CDAB"/>
-    <w:rsid w:val="005C6D6C"/>
-  </w:style>
-  <w:style w:type="paragraph" w:customStyle="1" w:styleId="1B48396142C04A5B82E3493793B802E6">
-    <w:name w:val="1B48396142C04A5B82E3493793B802E6"/>
-    <w:rsid w:val="005C6D6C"/>
-  </w:style>
-  <w:style w:type="paragraph" w:customStyle="1" w:styleId="67200026A3AB42D49D6CA93C6B0587AC">
-    <w:name w:val="67200026A3AB42D49D6CA93C6B0587AC"/>
-    <w:rsid w:val="005C6D6C"/>
-  </w:style>
-  <w:style w:type="paragraph" w:customStyle="1" w:styleId="421F2F427A4A41EB8CB36D39C12AF2C4">
-    <w:name w:val="421F2F427A4A41EB8CB36D39C12AF2C4"/>
-    <w:rsid w:val="005C6D6C"/>
-  </w:style>
-  <w:style w:type="paragraph" w:customStyle="1" w:styleId="EC650A953BB443BEB1017264805C46C9">
-    <w:name w:val="EC650A953BB443BEB1017264805C46C9"/>
-    <w:rsid w:val="005C6D6C"/>
-  </w:style>
-  <w:style w:type="paragraph" w:customStyle="1" w:styleId="E62829E064FF4403B3A916AD3267791D">
-    <w:name w:val="E62829E064FF4403B3A916AD3267791D"/>
-    <w:rsid w:val="005C6D6C"/>
-  </w:style>
-  <w:style w:type="paragraph" w:customStyle="1" w:styleId="B6C5D7BF4BDB45B58F369F75C6636597">
-    <w:name w:val="B6C5D7BF4BDB45B58F369F75C6636597"/>
-    <w:rsid w:val="005C6D6C"/>
-  </w:style>
-  <w:style w:type="paragraph" w:customStyle="1" w:styleId="1CD63B401A7E4BDF8EF52F8CDA1883FB">
-    <w:name w:val="1CD63B401A7E4BDF8EF52F8CDA1883FB"/>
-    <w:rsid w:val="005C6D6C"/>
-  </w:style>
-  <w:style w:type="paragraph" w:customStyle="1" w:styleId="A595D63FFAF34C3C8DFC50B479280DE2">
-    <w:name w:val="A595D63FFAF34C3C8DFC50B479280DE2"/>
-    <w:rsid w:val="005C6D6C"/>
-  </w:style>
-  <w:style w:type="paragraph" w:customStyle="1" w:styleId="ECFAA3E147B347389EEFAABE8243A148">
-    <w:name w:val="ECFAA3E147B347389EEFAABE8243A148"/>
-    <w:rsid w:val="005C6D6C"/>
-  </w:style>
-  <w:style w:type="paragraph" w:customStyle="1" w:styleId="64DDE183952246B69E0A8D7E7F403A1B">
-    <w:name w:val="64DDE183952246B69E0A8D7E7F403A1B"/>
-    <w:rsid w:val="005C6D6C"/>
-  </w:style>
-  <w:style w:type="paragraph" w:customStyle="1" w:styleId="932DDA3EAD56486F98A3C064720360F2">
-    <w:name w:val="932DDA3EAD56486F98A3C064720360F2"/>
-    <w:rsid w:val="005C6D6C"/>
-  </w:style>
-  <w:style w:type="paragraph" w:customStyle="1" w:styleId="B2785EEDBA8A4EFBB944A72A2FCB5D9A">
-    <w:name w:val="B2785EEDBA8A4EFBB944A72A2FCB5D9A"/>
-    <w:rsid w:val="005C6D6C"/>
-  </w:style>
-  <w:style w:type="paragraph" w:customStyle="1" w:styleId="AF047F20227B485DAD6D63261844A246">
-    <w:name w:val="AF047F20227B485DAD6D63261844A246"/>
-    <w:rsid w:val="005C6D6C"/>
-  </w:style>
-  <w:style w:type="paragraph" w:customStyle="1" w:styleId="92F27EC1B179475CB506ED4AF690B92F">
-    <w:name w:val="92F27EC1B179475CB506ED4AF690B92F"/>
-    <w:rsid w:val="005C6D6C"/>
-  </w:style>
-  <w:style w:type="paragraph" w:customStyle="1" w:styleId="B09F563EB3834B8C8EF6F30E0AEBEF17">
-    <w:name w:val="B09F563EB3834B8C8EF6F30E0AEBEF17"/>
-    <w:rsid w:val="005C6D6C"/>
-  </w:style>
-  <w:style w:type="paragraph" w:customStyle="1" w:styleId="055750110E404CB89C56D3C912AF713D1">
-    <w:name w:val="055750110E404CB89C56D3C912AF713D1"/>
-    <w:rsid w:val="00B91CB6"/>
-    <w:pPr>
-      <w:spacing w:after="0" w:line="288" w:lineRule="auto"/>
-    </w:pPr>
-    <w:rPr>
-      <w:rFonts w:eastAsiaTheme="minorHAnsi" w:cs="Posterama"/>
-      <w:b/>
-      <w:caps/>
-      <w:spacing w:val="20"/>
-      <w:sz w:val="18"/>
-      <w:szCs w:val="17"/>
-    </w:rPr>
-  </w:style>
-  <w:style w:type="paragraph" w:customStyle="1" w:styleId="3DA4BB7E3A9049D783C19828E0B8EA391">
-    <w:name w:val="3DA4BB7E3A9049D783C19828E0B8EA391"/>
-    <w:rsid w:val="00B91CB6"/>
-    <w:pPr>
-      <w:spacing w:after="0" w:line="288" w:lineRule="auto"/>
-      <w:outlineLvl w:val="0"/>
-    </w:pPr>
-    <w:rPr>
-      <w:rFonts w:asciiTheme="majorHAnsi" w:eastAsiaTheme="minorHAnsi" w:hAnsiTheme="majorHAnsi"/>
-      <w:caps/>
-      <w:color w:val="E97132" w:themeColor="accent2"/>
-      <w:spacing w:val="40"/>
-      <w:sz w:val="24"/>
-      <w:szCs w:val="24"/>
-    </w:rPr>
-  </w:style>
-  <w:style w:type="paragraph" w:customStyle="1" w:styleId="EDAF25C47DC44564AC213753C57797CD1">
-    <w:name w:val="EDAF25C47DC44564AC213753C57797CD1"/>
-    <w:rsid w:val="00B91CB6"/>
-    <w:pPr>
-      <w:spacing w:after="0" w:line="288" w:lineRule="auto"/>
-      <w:outlineLvl w:val="0"/>
-    </w:pPr>
-    <w:rPr>
-      <w:rFonts w:asciiTheme="majorHAnsi" w:eastAsiaTheme="minorHAnsi" w:hAnsiTheme="majorHAnsi"/>
-      <w:caps/>
-      <w:color w:val="E97132" w:themeColor="accent2"/>
-      <w:spacing w:val="40"/>
-      <w:sz w:val="24"/>
-      <w:szCs w:val="24"/>
-    </w:rPr>
-  </w:style>
-  <w:style w:type="paragraph" w:customStyle="1" w:styleId="0AEABE956C594A709B8DBD69F410D9501">
-    <w:name w:val="0AEABE956C594A709B8DBD69F410D9501"/>
-    <w:rsid w:val="00B91CB6"/>
-    <w:pPr>
-      <w:spacing w:after="0" w:line="288" w:lineRule="auto"/>
-      <w:outlineLvl w:val="0"/>
-    </w:pPr>
-    <w:rPr>
-      <w:rFonts w:asciiTheme="majorHAnsi" w:eastAsiaTheme="minorHAnsi" w:hAnsiTheme="majorHAnsi"/>
-      <w:caps/>
-      <w:color w:val="E97132" w:themeColor="accent2"/>
-      <w:spacing w:val="40"/>
-      <w:sz w:val="24"/>
-      <w:szCs w:val="24"/>
-    </w:rPr>
-  </w:style>
-  <w:style w:type="paragraph" w:customStyle="1" w:styleId="F84848360578422D8BC2878817E3D5431">
-    <w:name w:val="F84848360578422D8BC2878817E3D5431"/>
-    <w:rsid w:val="00B91CB6"/>
-    <w:pPr>
-      <w:spacing w:after="0" w:line="288" w:lineRule="auto"/>
-      <w:outlineLvl w:val="0"/>
-    </w:pPr>
-    <w:rPr>
-      <w:rFonts w:asciiTheme="majorHAnsi" w:eastAsiaTheme="minorHAnsi" w:hAnsiTheme="majorHAnsi"/>
-      <w:color w:val="E97132" w:themeColor="accent2"/>
-      <w:spacing w:val="40"/>
-      <w:sz w:val="24"/>
-      <w:szCs w:val="24"/>
-    </w:rPr>
-  </w:style>
-  <w:style w:type="paragraph" w:customStyle="1" w:styleId="56A2F9CE1CD54717B25B61C8290CEE0D1">
-    <w:name w:val="56A2F9CE1CD54717B25B61C8290CEE0D1"/>
-    <w:rsid w:val="00B91CB6"/>
-    <w:pPr>
-      <w:spacing w:after="0" w:line="288" w:lineRule="auto"/>
-      <w:outlineLvl w:val="0"/>
-    </w:pPr>
-    <w:rPr>
-      <w:rFonts w:asciiTheme="majorHAnsi" w:eastAsiaTheme="minorHAnsi" w:hAnsiTheme="majorHAnsi"/>
-      <w:color w:val="E97132" w:themeColor="accent2"/>
-      <w:spacing w:val="40"/>
-      <w:sz w:val="24"/>
-      <w:szCs w:val="24"/>
-    </w:rPr>
-  </w:style>
-  <w:style w:type="paragraph" w:customStyle="1" w:styleId="055750110E404CB89C56D3C912AF713D">
-    <w:name w:val="055750110E404CB89C56D3C912AF713D"/>
-    <w:rsid w:val="00086468"/>
-    <w:pPr>
-      <w:spacing w:after="0" w:line="288" w:lineRule="auto"/>
-    </w:pPr>
-    <w:rPr>
-      <w:rFonts w:eastAsiaTheme="minorHAnsi" w:cs="Posterama"/>
-      <w:b/>
-      <w:caps/>
-      <w:spacing w:val="20"/>
-      <w:sz w:val="18"/>
-      <w:szCs w:val="17"/>
-    </w:rPr>
-  </w:style>
-  <w:style w:type="paragraph" w:customStyle="1" w:styleId="3DA4BB7E3A9049D783C19828E0B8EA39">
-    <w:name w:val="3DA4BB7E3A9049D783C19828E0B8EA39"/>
-    <w:rsid w:val="00086468"/>
-    <w:pPr>
-      <w:spacing w:after="0" w:line="288" w:lineRule="auto"/>
-      <w:outlineLvl w:val="0"/>
-    </w:pPr>
-    <w:rPr>
-      <w:rFonts w:asciiTheme="majorHAnsi" w:eastAsiaTheme="minorHAnsi" w:hAnsiTheme="majorHAnsi"/>
-      <w:caps/>
-      <w:color w:val="E97132" w:themeColor="accent2"/>
-      <w:spacing w:val="40"/>
-      <w:sz w:val="24"/>
-      <w:szCs w:val="24"/>
-    </w:rPr>
-  </w:style>
-  <w:style w:type="paragraph" w:customStyle="1" w:styleId="EDAF25C47DC44564AC213753C57797CD">
-    <w:name w:val="EDAF25C47DC44564AC213753C57797CD"/>
-    <w:rsid w:val="00086468"/>
-    <w:pPr>
-      <w:spacing w:after="0" w:line="288" w:lineRule="auto"/>
-      <w:outlineLvl w:val="0"/>
-    </w:pPr>
-    <w:rPr>
-      <w:rFonts w:asciiTheme="majorHAnsi" w:eastAsiaTheme="minorHAnsi" w:hAnsiTheme="majorHAnsi"/>
-      <w:caps/>
-      <w:color w:val="E97132" w:themeColor="accent2"/>
-      <w:spacing w:val="40"/>
-      <w:sz w:val="24"/>
-      <w:szCs w:val="24"/>
-    </w:rPr>
-  </w:style>
-  <w:style w:type="paragraph" w:customStyle="1" w:styleId="0AEABE956C594A709B8DBD69F410D950">
-    <w:name w:val="0AEABE956C594A709B8DBD69F410D950"/>
-    <w:rsid w:val="00086468"/>
-    <w:pPr>
-      <w:spacing w:after="0" w:line="288" w:lineRule="auto"/>
-      <w:outlineLvl w:val="0"/>
-    </w:pPr>
-    <w:rPr>
-      <w:rFonts w:asciiTheme="majorHAnsi" w:eastAsiaTheme="minorHAnsi" w:hAnsiTheme="majorHAnsi"/>
-      <w:caps/>
-      <w:color w:val="E97132" w:themeColor="accent2"/>
-      <w:spacing w:val="40"/>
-      <w:sz w:val="24"/>
-      <w:szCs w:val="24"/>
-    </w:rPr>
-  </w:style>
-  <w:style w:type="paragraph" w:customStyle="1" w:styleId="F84848360578422D8BC2878817E3D543">
-    <w:name w:val="F84848360578422D8BC2878817E3D543"/>
-    <w:rsid w:val="00086468"/>
-    <w:pPr>
-      <w:spacing w:after="0" w:line="288" w:lineRule="auto"/>
-      <w:outlineLvl w:val="0"/>
-    </w:pPr>
-    <w:rPr>
-      <w:rFonts w:asciiTheme="majorHAnsi" w:eastAsiaTheme="minorHAnsi" w:hAnsiTheme="majorHAnsi"/>
-      <w:color w:val="E97132" w:themeColor="accent2"/>
-      <w:spacing w:val="40"/>
-      <w:sz w:val="24"/>
-      <w:szCs w:val="24"/>
-    </w:rPr>
-  </w:style>
-  <w:style w:type="paragraph" w:customStyle="1" w:styleId="56A2F9CE1CD54717B25B61C8290CEE0D">
-    <w:name w:val="56A2F9CE1CD54717B25B61C8290CEE0D"/>
-    <w:rsid w:val="00086468"/>
-    <w:pPr>
-      <w:spacing w:after="0" w:line="288" w:lineRule="auto"/>
-      <w:outlineLvl w:val="0"/>
-    </w:pPr>
-    <w:rPr>
-      <w:rFonts w:asciiTheme="majorHAnsi" w:eastAsiaTheme="minorHAnsi" w:hAnsiTheme="majorHAnsi"/>
-      <w:color w:val="E97132" w:themeColor="accent2"/>
-      <w:spacing w:val="40"/>
-      <w:sz w:val="24"/>
-      <w:szCs w:val="24"/>
-    </w:rPr>
-  </w:style>
-  <w:style w:type="paragraph" w:customStyle="1" w:styleId="055750110E404CB89C56D3C912AF713D2">
-    <w:name w:val="055750110E404CB89C56D3C912AF713D2"/>
-    <w:rsid w:val="00086468"/>
-    <w:pPr>
-      <w:spacing w:after="0" w:line="288" w:lineRule="auto"/>
-    </w:pPr>
-    <w:rPr>
-      <w:rFonts w:eastAsiaTheme="minorHAnsi" w:cs="Posterama"/>
-      <w:b/>
-      <w:caps/>
-      <w:spacing w:val="20"/>
-      <w:sz w:val="18"/>
-      <w:szCs w:val="17"/>
-    </w:rPr>
-  </w:style>
-  <w:style w:type="paragraph" w:customStyle="1" w:styleId="3DA4BB7E3A9049D783C19828E0B8EA392">
-    <w:name w:val="3DA4BB7E3A9049D783C19828E0B8EA392"/>
-    <w:rsid w:val="00086468"/>
-    <w:pPr>
-      <w:spacing w:after="0" w:line="288" w:lineRule="auto"/>
-      <w:outlineLvl w:val="0"/>
-    </w:pPr>
-    <w:rPr>
-      <w:rFonts w:asciiTheme="majorHAnsi" w:eastAsiaTheme="minorHAnsi" w:hAnsiTheme="majorHAnsi"/>
-      <w:caps/>
-      <w:color w:val="E97132" w:themeColor="accent2"/>
-      <w:spacing w:val="40"/>
-      <w:sz w:val="24"/>
-      <w:szCs w:val="24"/>
-    </w:rPr>
-  </w:style>
-  <w:style w:type="paragraph" w:customStyle="1" w:styleId="EDAF25C47DC44564AC213753C57797CD2">
-    <w:name w:val="EDAF25C47DC44564AC213753C57797CD2"/>
-    <w:rsid w:val="00086468"/>
-    <w:pPr>
-      <w:spacing w:after="0" w:line="288" w:lineRule="auto"/>
-      <w:outlineLvl w:val="0"/>
-    </w:pPr>
-    <w:rPr>
-      <w:rFonts w:asciiTheme="majorHAnsi" w:eastAsiaTheme="minorHAnsi" w:hAnsiTheme="majorHAnsi"/>
-      <w:caps/>
-      <w:color w:val="E97132" w:themeColor="accent2"/>
-      <w:spacing w:val="40"/>
-      <w:sz w:val="24"/>
-      <w:szCs w:val="24"/>
-    </w:rPr>
-  </w:style>
-  <w:style w:type="paragraph" w:customStyle="1" w:styleId="0AEABE956C594A709B8DBD69F410D9502">
-    <w:name w:val="0AEABE956C594A709B8DBD69F410D9502"/>
-    <w:rsid w:val="00086468"/>
-    <w:pPr>
-      <w:spacing w:after="0" w:line="288" w:lineRule="auto"/>
-      <w:outlineLvl w:val="0"/>
-    </w:pPr>
-    <w:rPr>
-      <w:rFonts w:asciiTheme="majorHAnsi" w:eastAsiaTheme="minorHAnsi" w:hAnsiTheme="majorHAnsi"/>
-      <w:caps/>
-      <w:color w:val="E97132" w:themeColor="accent2"/>
-      <w:spacing w:val="40"/>
-      <w:sz w:val="24"/>
-      <w:szCs w:val="24"/>
-    </w:rPr>
-  </w:style>
-  <w:style w:type="paragraph" w:customStyle="1" w:styleId="F84848360578422D8BC2878817E3D5432">
-    <w:name w:val="F84848360578422D8BC2878817E3D5432"/>
-    <w:rsid w:val="00086468"/>
-    <w:pPr>
-      <w:spacing w:after="0" w:line="288" w:lineRule="auto"/>
-      <w:outlineLvl w:val="0"/>
-    </w:pPr>
-    <w:rPr>
-      <w:rFonts w:asciiTheme="majorHAnsi" w:eastAsiaTheme="minorHAnsi" w:hAnsiTheme="majorHAnsi"/>
-      <w:color w:val="E97132" w:themeColor="accent2"/>
-      <w:spacing w:val="40"/>
-      <w:sz w:val="24"/>
-      <w:szCs w:val="24"/>
-    </w:rPr>
-  </w:style>
-  <w:style w:type="paragraph" w:customStyle="1" w:styleId="56A2F9CE1CD54717B25B61C8290CEE0D2">
-    <w:name w:val="56A2F9CE1CD54717B25B61C8290CEE0D2"/>
-    <w:rsid w:val="00086468"/>
-    <w:pPr>
-      <w:spacing w:after="0" w:line="288" w:lineRule="auto"/>
-      <w:outlineLvl w:val="0"/>
-    </w:pPr>
-    <w:rPr>
-      <w:rFonts w:asciiTheme="majorHAnsi" w:eastAsiaTheme="minorHAnsi" w:hAnsiTheme="majorHAnsi"/>
-      <w:color w:val="E97132" w:themeColor="accent2"/>
-      <w:spacing w:val="40"/>
-      <w:sz w:val="24"/>
-      <w:szCs w:val="24"/>
-    </w:rPr>
-  </w:style>
-  <w:style w:type="paragraph" w:customStyle="1" w:styleId="055750110E404CB89C56D3C912AF713D3">
-    <w:name w:val="055750110E404CB89C56D3C912AF713D3"/>
-    <w:rsid w:val="00887974"/>
-    <w:pPr>
-      <w:spacing w:after="0" w:line="288" w:lineRule="auto"/>
-    </w:pPr>
-    <w:rPr>
-      <w:rFonts w:eastAsiaTheme="minorHAnsi" w:cs="Posterama"/>
-      <w:b/>
-      <w:caps/>
-      <w:spacing w:val="20"/>
-      <w:sz w:val="18"/>
-      <w:szCs w:val="17"/>
-    </w:rPr>
-  </w:style>
-  <w:style w:type="paragraph" w:customStyle="1" w:styleId="3DA4BB7E3A9049D783C19828E0B8EA393">
-    <w:name w:val="3DA4BB7E3A9049D783C19828E0B8EA393"/>
-    <w:rsid w:val="00887974"/>
-    <w:pPr>
-      <w:spacing w:after="0" w:line="288" w:lineRule="auto"/>
-      <w:outlineLvl w:val="0"/>
-    </w:pPr>
-    <w:rPr>
-      <w:rFonts w:asciiTheme="majorHAnsi" w:eastAsiaTheme="minorHAnsi" w:hAnsiTheme="majorHAnsi"/>
-      <w:caps/>
-      <w:color w:val="E97132" w:themeColor="accent2"/>
-      <w:spacing w:val="40"/>
-      <w:sz w:val="24"/>
-      <w:szCs w:val="24"/>
-    </w:rPr>
-  </w:style>
-  <w:style w:type="paragraph" w:customStyle="1" w:styleId="EDAF25C47DC44564AC213753C57797CD3">
-    <w:name w:val="EDAF25C47DC44564AC213753C57797CD3"/>
-    <w:rsid w:val="00887974"/>
-    <w:pPr>
-      <w:spacing w:after="0" w:line="288" w:lineRule="auto"/>
-      <w:outlineLvl w:val="0"/>
-    </w:pPr>
-    <w:rPr>
-      <w:rFonts w:asciiTheme="majorHAnsi" w:eastAsiaTheme="minorHAnsi" w:hAnsiTheme="majorHAnsi"/>
-      <w:caps/>
-      <w:color w:val="E97132" w:themeColor="accent2"/>
-      <w:spacing w:val="40"/>
-      <w:sz w:val="24"/>
-      <w:szCs w:val="24"/>
-    </w:rPr>
-  </w:style>
-  <w:style w:type="paragraph" w:customStyle="1" w:styleId="0AEABE956C594A709B8DBD69F410D9503">
-    <w:name w:val="0AEABE956C594A709B8DBD69F410D9503"/>
-    <w:rsid w:val="00887974"/>
-    <w:pPr>
-      <w:spacing w:after="0" w:line="288" w:lineRule="auto"/>
-      <w:outlineLvl w:val="0"/>
-    </w:pPr>
-    <w:rPr>
-      <w:rFonts w:asciiTheme="majorHAnsi" w:eastAsiaTheme="minorHAnsi" w:hAnsiTheme="majorHAnsi"/>
-      <w:caps/>
-      <w:color w:val="E97132" w:themeColor="accent2"/>
-      <w:spacing w:val="40"/>
-      <w:sz w:val="24"/>
-      <w:szCs w:val="24"/>
-    </w:rPr>
-  </w:style>
-  <w:style w:type="paragraph" w:customStyle="1" w:styleId="F84848360578422D8BC2878817E3D5433">
-    <w:name w:val="F84848360578422D8BC2878817E3D5433"/>
-    <w:rsid w:val="00887974"/>
-    <w:pPr>
-      <w:spacing w:after="0" w:line="288" w:lineRule="auto"/>
-      <w:outlineLvl w:val="0"/>
-    </w:pPr>
-    <w:rPr>
-      <w:rFonts w:asciiTheme="majorHAnsi" w:eastAsiaTheme="minorHAnsi" w:hAnsiTheme="majorHAnsi"/>
-      <w:color w:val="E97132" w:themeColor="accent2"/>
-      <w:spacing w:val="40"/>
-      <w:sz w:val="24"/>
-      <w:szCs w:val="24"/>
-    </w:rPr>
-  </w:style>
-  <w:style w:type="paragraph" w:customStyle="1" w:styleId="56A2F9CE1CD54717B25B61C8290CEE0D3">
-    <w:name w:val="56A2F9CE1CD54717B25B61C8290CEE0D3"/>
-    <w:rsid w:val="00887974"/>
-    <w:pPr>
-      <w:spacing w:after="0" w:line="288" w:lineRule="auto"/>
-      <w:outlineLvl w:val="0"/>
-    </w:pPr>
-    <w:rPr>
-      <w:rFonts w:asciiTheme="majorHAnsi" w:eastAsiaTheme="minorHAnsi" w:hAnsiTheme="majorHAnsi"/>
-      <w:color w:val="E97132" w:themeColor="accent2"/>
-      <w:spacing w:val="40"/>
-      <w:sz w:val="24"/>
-      <w:szCs w:val="24"/>
-    </w:rPr>
-  </w:style>
-  <w:style w:type="paragraph" w:customStyle="1" w:styleId="055750110E404CB89C56D3C912AF713D4">
-    <w:name w:val="055750110E404CB89C56D3C912AF713D4"/>
-    <w:rsid w:val="004B74D4"/>
-    <w:pPr>
-      <w:spacing w:after="0" w:line="288" w:lineRule="auto"/>
-    </w:pPr>
-    <w:rPr>
-      <w:rFonts w:eastAsiaTheme="minorHAnsi" w:cs="Posterama"/>
-      <w:b/>
-      <w:caps/>
-      <w:spacing w:val="20"/>
-      <w:sz w:val="18"/>
-      <w:szCs w:val="17"/>
-    </w:rPr>
-  </w:style>
-  <w:style w:type="paragraph" w:customStyle="1" w:styleId="055750110E404CB89C56D3C912AF713D5">
-    <w:name w:val="055750110E404CB89C56D3C912AF713D5"/>
-    <w:rsid w:val="00A42390"/>
-    <w:pPr>
-      <w:spacing w:after="0" w:line="288" w:lineRule="auto"/>
-    </w:pPr>
-    <w:rPr>
-      <w:rFonts w:eastAsiaTheme="minorHAnsi" w:cs="Posterama"/>
-      <w:b/>
-      <w:caps/>
-      <w:spacing w:val="20"/>
-      <w:sz w:val="18"/>
-      <w:szCs w:val="17"/>
-    </w:rPr>
-  </w:style>
-</w:styles>
-</file>
-
-<file path=word/glossary/webSettings.xml><?xml version="1.0" encoding="utf-8"?>
-<w:webSettings xmlns:mc="http://schemas.openxmlformats.org/markup-compatibility/2006" xmlns:r="http://schemas.openxmlformats.org/officeDocument/2006/relationships" xmlns:w="http://schemas.openxmlformats.org/wordprocessingml/2006/main" xmlns:w14="http://schemas.microsoft.com/office/word/2010/wordml" xmlns:w15="http://schemas.microsoft.com/office/word/2012/wordml" xmlns:w16cex="http://schemas.microsoft.com/office/word/2018/wordml/cex" xmlns:w16cid="http://schemas.microsoft.com/office/word/2016/wordml/cid" xmlns:w16="http://schemas.microsoft.com/office/word/2018/wordml" xmlns:w16du="http://schemas.microsoft.com/office/word/2023/wordml/word16du" xmlns:w16sdtdh="http://schemas.microsoft.com/office/word/2020/wordml/sdtdatahash" xmlns:w16se="http://schemas.microsoft.com/office/word/2015/wordml/symex" mc:Ignorable="w14 w15 w16se w16cid w16 w16cex w16sdtdh w16du">
-  <w:optimizeForBrowser/>
-  <w:allowPNG/>
-</w:webSettings>
-</file>
-
 <file path=word/theme/theme11.xml><?xml version="1.0" encoding="utf-8"?>
 <a:theme xmlns:a="http://schemas.openxmlformats.org/drawingml/2006/main" name="Office Theme">
   <a:themeElements>
@@ -13006,388 +7398,6 @@
 </a:theme>
 </file>
 
-<file path=customXml/item13.xml><?xml version="1.0" encoding="utf-8"?>
-<p:properties xmlns:p="http://schemas.microsoft.com/office/2006/metadata/properties" xmlns:xsi="http://www.w3.org/2001/XMLSchema-instance" xmlns:pc="http://schemas.microsoft.com/office/infopath/2007/PartnerControls">
-  <documentManagement>
-    <_ip_UnifiedCompliancePolicyUIAction xmlns="http://schemas.microsoft.com/sharepoint/v3" xsi:nil="true"/>
-    <Image xmlns="71af3243-3dd4-4a8d-8c0d-dd76da1f02a5">
-      <Url xsi:nil="true"/>
-      <Description xsi:nil="true"/>
-    </Image>
-    <Status xmlns="71af3243-3dd4-4a8d-8c0d-dd76da1f02a5">Not started</Status>
-    <Background xmlns="71af3243-3dd4-4a8d-8c0d-dd76da1f02a5">false</Background>
-    <_ip_UnifiedCompliancePolicyProperties xmlns="http://schemas.microsoft.com/sharepoint/v3" xsi:nil="true"/>
-    <ImageTagsTaxHTField xmlns="71af3243-3dd4-4a8d-8c0d-dd76da1f02a5">
-      <Terms xmlns="http://schemas.microsoft.com/office/infopath/2007/PartnerControls"/>
-    </ImageTagsTaxHTField>
-    <TaxCatchAll xmlns="230e9df3-be65-4c73-a93b-d1236ebd677e" xsi:nil="true"/>
-    <MediaServiceKeyPoints xmlns="71af3243-3dd4-4a8d-8c0d-dd76da1f02a5" xsi:nil="true"/>
-  </documentManagement>
-</p:properties>
-</file>
-
-<file path=customXml/item22.xml><?xml version="1.0" encoding="utf-8"?>
-<ct:contentTypeSchema xmlns:ct="http://schemas.microsoft.com/office/2006/metadata/contentType" xmlns:ma="http://schemas.microsoft.com/office/2006/metadata/properties/metaAttributes" ct:_="" ma:_="" ma:contentTypeName="Document" ma:contentTypeID="0x01010079F111ED35F8CC479449609E8A0923A6" ma:contentTypeVersion="28" ma:contentTypeDescription="Create a new document." ma:contentTypeScope="" ma:versionID="60f5a4f2d2b0abadcf532d48ebf9cb71">
-  <xsd:schema xmlns:xsd="http://www.w3.org/2001/XMLSchema" xmlns:xs="http://www.w3.org/2001/XMLSchema" xmlns:p="http://schemas.microsoft.com/office/2006/metadata/properties" xmlns:ns1="http://schemas.microsoft.com/sharepoint/v3" xmlns:ns2="71af3243-3dd4-4a8d-8c0d-dd76da1f02a5" xmlns:ns3="16c05727-aa75-4e4a-9b5f-8a80a1165891" xmlns:ns4="230e9df3-be65-4c73-a93b-d1236ebd677e" targetNamespace="http://schemas.microsoft.com/office/2006/metadata/properties" ma:root="true" ma:fieldsID="7dd78129e6a1811f84807ad11c651531" ns1:_="" ns2:_="" ns3:_="" ns4:_="">
-    <xsd:import namespace="http://schemas.microsoft.com/sharepoint/v3"/>
-    <xsd:import namespace="71af3243-3dd4-4a8d-8c0d-dd76da1f02a5"/>
-    <xsd:import namespace="16c05727-aa75-4e4a-9b5f-8a80a1165891"/>
-    <xsd:import namespace="230e9df3-be65-4c73-a93b-d1236ebd677e"/>
-    <xsd:element name="properties">
-      <xsd:complexType>
-        <xsd:sequence>
-          <xsd:element name="documentManagement">
-            <xsd:complexType>
-              <xsd:all>
-                <xsd:element ref="ns2:Status" minOccurs="0"/>
-                <xsd:element ref="ns2:Image" minOccurs="0"/>
-                <xsd:element ref="ns2:MediaServiceMetadata" minOccurs="0"/>
-                <xsd:element ref="ns2:MediaServiceFastMetadata" minOccurs="0"/>
-                <xsd:element ref="ns2:MediaServiceOCR" minOccurs="0"/>
-                <xsd:element ref="ns2:MediaServiceAutoTags" minOccurs="0"/>
-                <xsd:element ref="ns2:MediaServiceEventHashCode" minOccurs="0"/>
-                <xsd:element ref="ns2:MediaServiceGenerationTime" minOccurs="0"/>
-                <xsd:element ref="ns3:SharedWithUsers" minOccurs="0"/>
-                <xsd:element ref="ns3:SharedWithDetails" minOccurs="0"/>
-                <xsd:element ref="ns2:MediaServiceAutoKeyPoints" minOccurs="0"/>
-                <xsd:element ref="ns2:MediaServiceKeyPoints" minOccurs="0"/>
-                <xsd:element ref="ns2:MediaServiceDateTaken" minOccurs="0"/>
-                <xsd:element ref="ns1:_ip_UnifiedCompliancePolicyProperties" minOccurs="0"/>
-                <xsd:element ref="ns1:_ip_UnifiedCompliancePolicyUIAction" minOccurs="0"/>
-                <xsd:element ref="ns4:TaxCatchAll" minOccurs="0"/>
-                <xsd:element ref="ns2:ImageTagsTaxHTField" minOccurs="0"/>
-                <xsd:element ref="ns2:MediaServiceLocation" minOccurs="0"/>
-                <xsd:element ref="ns2:MediaLengthInSeconds" minOccurs="0"/>
-                <xsd:element ref="ns2:Background" minOccurs="0"/>
-                <xsd:element ref="ns2:MediaServiceSearchProperties" minOccurs="0"/>
-                <xsd:element ref="ns2:MediaServiceDocTags" minOccurs="0"/>
-                <xsd:element ref="ns2:MediaServiceObjectDetectorVersions" minOccurs="0"/>
-                <xsd:element ref="ns2:MediaServiceSystemTags" minOccurs="0"/>
-              </xsd:all>
-            </xsd:complexType>
-          </xsd:element>
-        </xsd:sequence>
-      </xsd:complexType>
-    </xsd:element>
-  </xsd:schema>
-  <xsd:schema xmlns:xsd="http://www.w3.org/2001/XMLSchema" xmlns:xs="http://www.w3.org/2001/XMLSchema" xmlns:dms="http://schemas.microsoft.com/office/2006/documentManagement/types" xmlns:pc="http://schemas.microsoft.com/office/infopath/2007/PartnerControls" targetNamespace="http://schemas.microsoft.com/sharepoint/v3" elementFormDefault="qualified">
-    <xsd:import namespace="http://schemas.microsoft.com/office/2006/documentManagement/types"/>
-    <xsd:import namespace="http://schemas.microsoft.com/office/infopath/2007/PartnerControls"/>
-    <xsd:element name="_ip_UnifiedCompliancePolicyProperties" ma:index="20" nillable="true" ma:displayName="Unified Compliance Policy Properties" ma:hidden="true" ma:internalName="_ip_UnifiedCompliancePolicyProperties" ma:readOnly="false">
-      <xsd:simpleType>
-        <xsd:restriction base="dms:Note"/>
-      </xsd:simpleType>
-    </xsd:element>
-    <xsd:element name="_ip_UnifiedCompliancePolicyUIAction" ma:index="21" nillable="true" ma:displayName="Unified Compliance Policy UI Action" ma:hidden="true" ma:internalName="_ip_UnifiedCompliancePolicyUIAction" ma:readOnly="false">
-      <xsd:simpleType>
-        <xsd:restriction base="dms:Text"/>
-      </xsd:simpleType>
-    </xsd:element>
-  </xsd:schema>
-  <xsd:schema xmlns:xsd="http://www.w3.org/2001/XMLSchema" xmlns:xs="http://www.w3.org/2001/XMLSchema" xmlns:dms="http://schemas.microsoft.com/office/2006/documentManagement/types" xmlns:pc="http://schemas.microsoft.com/office/infopath/2007/PartnerControls" targetNamespace="71af3243-3dd4-4a8d-8c0d-dd76da1f02a5" elementFormDefault="qualified">
-    <xsd:import namespace="http://schemas.microsoft.com/office/2006/documentManagement/types"/>
-    <xsd:import namespace="http://schemas.microsoft.com/office/infopath/2007/PartnerControls"/>
-    <xsd:element name="Status" ma:index="2" nillable="true" ma:displayName="Status" ma:default="Not started" ma:format="Dropdown" ma:internalName="Status" ma:readOnly="false">
-      <xsd:simpleType>
-        <xsd:restriction base="dms:Choice">
-          <xsd:enumeration value="Not started"/>
-          <xsd:enumeration value="In Progress"/>
-          <xsd:enumeration value="Completed"/>
-        </xsd:restriction>
-      </xsd:simpleType>
-    </xsd:element>
-    <xsd:element name="Image" ma:index="3" nillable="true" ma:displayName="Image" ma:format="Image" ma:internalName="Image" ma:readOnly="false">
-      <xsd:complexType>
-        <xsd:complexContent>
-          <xsd:extension base="dms:URL">
-            <xsd:sequence>
-              <xsd:element name="Url" type="dms:ValidUrl" minOccurs="0" nillable="true"/>
-              <xsd:element name="Description" type="xsd:string" nillable="true"/>
-            </xsd:sequence>
-          </xsd:extension>
-        </xsd:complexContent>
-      </xsd:complexType>
-    </xsd:element>
-    <xsd:element name="MediaServiceMetadata" ma:index="8" nillable="true" ma:displayName="MediaServiceMetadata" ma:hidden="true" ma:internalName="MediaServiceMetadata" ma:readOnly="true">
-      <xsd:simpleType>
-        <xsd:restriction base="dms:Note"/>
-      </xsd:simpleType>
-    </xsd:element>
-    <xsd:element name="MediaServiceFastMetadata" ma:index="9" nillable="true" ma:displayName="MediaServiceFastMetadata" ma:hidden="true" ma:internalName="MediaServiceFastMetadata" ma:readOnly="true">
-      <xsd:simpleType>
-        <xsd:restriction base="dms:Note"/>
-      </xsd:simpleType>
-    </xsd:element>
-    <xsd:element name="MediaServiceOCR" ma:index="10" nillable="true" ma:displayName="MediaServiceOCR" ma:hidden="true" ma:internalName="MediaServiceOCR" ma:readOnly="true">
-      <xsd:simpleType>
-        <xsd:restriction base="dms:Note"/>
-      </xsd:simpleType>
-    </xsd:element>
-    <xsd:element name="MediaServiceAutoTags" ma:index="11" nillable="true" ma:displayName="MediaServiceAutoTags" ma:hidden="true" ma:internalName="MediaServiceAutoTags" ma:readOnly="true">
-      <xsd:simpleType>
-        <xsd:restriction base="dms:Text"/>
-      </xsd:simpleType>
-    </xsd:element>
-    <xsd:element name="MediaServiceEventHashCode" ma:index="12" nillable="true" ma:displayName="MediaServiceEventHashCode" ma:hidden="true" ma:internalName="MediaServiceEventHashCode" ma:readOnly="true">
-      <xsd:simpleType>
-        <xsd:restriction base="dms:Text"/>
-      </xsd:simpleType>
-    </xsd:element>
-    <xsd:element name="MediaServiceGenerationTime" ma:index="13" nillable="true" ma:displayName="MediaServiceGenerationTime" ma:hidden="true" ma:internalName="MediaServiceGenerationTime" ma:readOnly="true">
-      <xsd:simpleType>
-        <xsd:restriction base="dms:Text"/>
-      </xsd:simpleType>
-    </xsd:element>
-    <xsd:element name="MediaServiceAutoKeyPoints" ma:index="16" nillable="true" ma:displayName="MediaServiceAutoKeyPoints" ma:hidden="true" ma:internalName="MediaServiceAutoKeyPoints" ma:readOnly="true">
-      <xsd:simpleType>
-        <xsd:restriction base="dms:Note"/>
-      </xsd:simpleType>
-    </xsd:element>
-    <xsd:element name="MediaServiceKeyPoints" ma:index="17" nillable="true" ma:displayName="KeyPoints" ma:hidden="true" ma:internalName="MediaServiceKeyPoints" ma:readOnly="false">
-      <xsd:simpleType>
-        <xsd:restriction base="dms:Note"/>
-      </xsd:simpleType>
-    </xsd:element>
-    <xsd:element name="MediaServiceDateTaken" ma:index="18" nillable="true" ma:displayName="MediaServiceDateTaken" ma:hidden="true" ma:internalName="MediaServiceDateTaken" ma:readOnly="true">
-      <xsd:simpleType>
-        <xsd:restriction base="dms:Text"/>
-      </xsd:simpleType>
-    </xsd:element>
-    <xsd:element name="ImageTagsTaxHTField" ma:index="25" nillable="true" ma:taxonomy="true" ma:internalName="ImageTagsTaxHTField" ma:taxonomyFieldName="MediaServiceImageTags" ma:displayName="Image Tags" ma:readOnly="false" ma:fieldId="{5cf76f15-5ced-4ddc-b409-7134ff3c332f}" ma:taxonomyMulti="true" ma:sspId="e385fb40-52d4-4fae-9c5b-3e8ff8a5878e" ma:termSetId="09814cd3-568e-fe90-9814-8d621ff8fb84" ma:anchorId="fba54fb3-c3e1-fe81-a776-ca4b69148c4d" ma:open="true" ma:isKeyword="false">
-      <xsd:complexType>
-        <xsd:sequence>
-          <xsd:element ref="pc:Terms" minOccurs="0" maxOccurs="1"/>
-        </xsd:sequence>
-      </xsd:complexType>
-    </xsd:element>
-    <xsd:element name="MediaServiceLocation" ma:index="26" nillable="true" ma:displayName="Location" ma:hidden="true" ma:internalName="MediaServiceLocation" ma:readOnly="true">
-      <xsd:simpleType>
-        <xsd:restriction base="dms:Text"/>
-      </xsd:simpleType>
-    </xsd:element>
-    <xsd:element name="MediaLengthInSeconds" ma:index="27" nillable="true" ma:displayName="MediaLengthInSeconds" ma:hidden="true" ma:internalName="MediaLengthInSeconds" ma:readOnly="true">
-      <xsd:simpleType>
-        <xsd:restriction base="dms:Unknown"/>
-      </xsd:simpleType>
-    </xsd:element>
-    <xsd:element name="Background" ma:index="28" nillable="true" ma:displayName="Background" ma:default="0" ma:format="Dropdown" ma:internalName="Background">
-      <xsd:simpleType>
-        <xsd:restriction base="dms:Boolean"/>
-      </xsd:simpleType>
-    </xsd:element>
-    <xsd:element name="MediaServiceSearchProperties" ma:index="29" nillable="true" ma:displayName="MediaServiceSearchProperties" ma:hidden="true" ma:internalName="MediaServiceSearchProperties" ma:readOnly="true">
-      <xsd:simpleType>
-        <xsd:restriction base="dms:Note"/>
-      </xsd:simpleType>
-    </xsd:element>
-    <xsd:element name="MediaServiceDocTags" ma:index="30" nillable="true" ma:displayName="MediaServiceDocTags" ma:hidden="true" ma:internalName="MediaServiceDocTags" ma:readOnly="true">
-      <xsd:simpleType>
-        <xsd:restriction base="dms:Note"/>
-      </xsd:simpleType>
-    </xsd:element>
-    <xsd:element name="MediaServiceObjectDetectorVersions" ma:index="31" nillable="true" ma:displayName="MediaServiceObjectDetectorVersions" ma:description="" ma:hidden="true" ma:indexed="true" ma:internalName="MediaServiceObjectDetectorVersions" ma:readOnly="true">
-      <xsd:simpleType>
-        <xsd:restriction base="dms:Text"/>
-      </xsd:simpleType>
-    </xsd:element>
-    <xsd:element name="MediaServiceSystemTags" ma:index="32" nillable="true" ma:displayName="MediaServiceSystemTags" ma:hidden="true" ma:internalName="MediaServiceSystemTags" ma:readOnly="true">
-      <xsd:simpleType>
-        <xsd:restriction base="dms:Note"/>
-      </xsd:simpleType>
-    </xsd:element>
-  </xsd:schema>
-  <xsd:schema xmlns:xsd="http://www.w3.org/2001/XMLSchema" xmlns:xs="http://www.w3.org/2001/XMLSchema" xmlns:dms="http://schemas.microsoft.com/office/2006/documentManagement/types" xmlns:pc="http://schemas.microsoft.com/office/infopath/2007/PartnerControls" targetNamespace="16c05727-aa75-4e4a-9b5f-8a80a1165891" elementFormDefault="qualified">
-    <xsd:import namespace="http://schemas.microsoft.com/office/2006/documentManagement/types"/>
-    <xsd:import namespace="http://schemas.microsoft.com/office/infopath/2007/PartnerControls"/>
-    <xsd:element name="SharedWithUsers" ma:index="14" nillable="true" ma:displayName="Shared With" ma:hidden="true" ma:internalName="SharedWithUsers" ma:readOnly="true">
-      <xsd:complexType>
-        <xsd:complexContent>
-          <xsd:extension base="dms:UserMulti">
-            <xsd:sequence>
-              <xsd:element name="UserInfo" minOccurs="0" maxOccurs="unbounded">
-                <xsd:complexType>
-                  <xsd:sequence>
-                    <xsd:element name="DisplayName" type="xsd:string" minOccurs="0"/>
-                    <xsd:element name="AccountId" type="dms:UserId" minOccurs="0" nillable="true"/>
-                    <xsd:element name="AccountType" type="xsd:string" minOccurs="0"/>
-                  </xsd:sequence>
-                </xsd:complexType>
-              </xsd:element>
-            </xsd:sequence>
-          </xsd:extension>
-        </xsd:complexContent>
-      </xsd:complexType>
-    </xsd:element>
-    <xsd:element name="SharedWithDetails" ma:index="15" nillable="true" ma:displayName="Shared With Details" ma:hidden="true" ma:internalName="SharedWithDetails" ma:readOnly="true">
-      <xsd:simpleType>
-        <xsd:restriction base="dms:Note"/>
-      </xsd:simpleType>
-    </xsd:element>
-  </xsd:schema>
-  <xsd:schema xmlns:xsd="http://www.w3.org/2001/XMLSchema" xmlns:xs="http://www.w3.org/2001/XMLSchema" xmlns:dms="http://schemas.microsoft.com/office/2006/documentManagement/types" xmlns:pc="http://schemas.microsoft.com/office/infopath/2007/PartnerControls" targetNamespace="230e9df3-be65-4c73-a93b-d1236ebd677e" elementFormDefault="qualified">
-    <xsd:import namespace="http://schemas.microsoft.com/office/2006/documentManagement/types"/>
-    <xsd:import namespace="http://schemas.microsoft.com/office/infopath/2007/PartnerControls"/>
-    <xsd:element name="TaxCatchAll" ma:index="23" nillable="true" ma:displayName="Taxonomy Catch All Column" ma:hidden="true" ma:list="{3f6bfcbc-3db3-4ae6-bd76-326f0798ad28}" ma:internalName="TaxCatchAll" ma:readOnly="false" ma:showField="CatchAllData" ma:web="16c05727-aa75-4e4a-9b5f-8a80a1165891">
-      <xsd:complexType>
-        <xsd:complexContent>
-          <xsd:extension base="dms:MultiChoiceLookup">
-            <xsd:sequence>
-              <xsd:element name="Value" type="dms:Lookup" maxOccurs="unbounded" minOccurs="0" nillable="true"/>
-            </xsd:sequence>
-          </xsd:extension>
-        </xsd:complexContent>
-      </xsd:complexType>
-    </xsd:element>
-  </xsd:schema>
-  <xsd:schema xmlns="http://schemas.openxmlformats.org/package/2006/metadata/core-properties" xmlns:xsd="http://www.w3.org/2001/XMLSchema" xmlns:xsi="http://www.w3.org/2001/XMLSchema-instance" xmlns:dc="http://purl.org/dc/elements/1.1/" xmlns:dcterms="http://purl.org/dc/terms/" xmlns:odoc="http://schemas.microsoft.com/internal/obd" targetNamespace="http://schemas.openxmlformats.org/package/2006/metadata/core-properties" elementFormDefault="qualified" attributeFormDefault="unqualified" blockDefault="#all">
-    <xsd:import namespace="http://purl.org/dc/elements/1.1/" schemaLocation="http://dublincore.org/schemas/xmls/qdc/2003/04/02/dc.xsd"/>
-    <xsd:import namespace="http://purl.org/dc/terms/" schemaLocation="http://dublincore.org/schemas/xmls/qdc/2003/04/02/dcterms.xsd"/>
-    <xsd:element name="coreProperties" type="CT_coreProperties"/>
-    <xsd:complexType name="CT_coreProperties">
-      <xsd:all>
-        <xsd:element ref="dc:creator" minOccurs="0" maxOccurs="1"/>
-        <xsd:element ref="dcterms:created" minOccurs="0" maxOccurs="1"/>
-        <xsd:element ref="dc:identifier" minOccurs="0" maxOccurs="1"/>
-        <xsd:element name="contentType" minOccurs="0" maxOccurs="1" type="xsd:string" ma:displayName="Content Type"/>
-        <xsd:element ref="dc:title" minOccurs="0" maxOccurs="1" ma:index="1" ma:displayName="Title"/>
-        <xsd:element ref="dc:subject" minOccurs="0" maxOccurs="1"/>
-        <xsd:element ref="dc:description" minOccurs="0" maxOccurs="1"/>
-        <xsd:element name="keywords" minOccurs="0" maxOccurs="1" type="xsd:string"/>
-        <xsd:element ref="dc:language" minOccurs="0" maxOccurs="1"/>
-        <xsd:element name="category" minOccurs="0" maxOccurs="1" type="xsd:string"/>
-        <xsd:element name="version" minOccurs="0" maxOccurs="1" type="xsd:string"/>
-        <xsd:element name="revision" minOccurs="0" maxOccurs="1" type="xsd:string">
-          <xsd:annotation>
-            <xsd:documentation>
-                        This value indicates the number of saves or revisions. The application is responsible for updating this value after each revision.
-                    </xsd:documentation>
-          </xsd:annotation>
-        </xsd:element>
-        <xsd:element name="lastModifiedBy" minOccurs="0" maxOccurs="1" type="xsd:string"/>
-        <xsd:element ref="dcterms:modified" minOccurs="0" maxOccurs="1"/>
-        <xsd:element name="contentStatus" minOccurs="0" maxOccurs="1" type="xsd:string"/>
-      </xsd:all>
-    </xsd:complexType>
-  </xsd:schema>
-  <xs:schema xmlns:pc="http://schemas.microsoft.com/office/infopath/2007/PartnerControls" xmlns:xs="http://www.w3.org/2001/XMLSchema" targetNamespace="http://schemas.microsoft.com/office/infopath/2007/PartnerControls" elementFormDefault="qualified" attributeFormDefault="unqualified">
-    <xs:element name="Person">
-      <xs:complexType>
-        <xs:sequence>
-          <xs:element ref="pc:DisplayName" minOccurs="0"/>
-          <xs:element ref="pc:AccountId" minOccurs="0"/>
-          <xs:element ref="pc:AccountType" minOccurs="0"/>
-        </xs:sequence>
-      </xs:complexType>
-    </xs:element>
-    <xs:element name="DisplayName" type="xs:string"/>
-    <xs:element name="AccountId" type="xs:string"/>
-    <xs:element name="AccountType" type="xs:string"/>
-    <xs:element name="BDCAssociatedEntity">
-      <xs:complexType>
-        <xs:sequence>
-          <xs:element ref="pc:BDCEntity" minOccurs="0" maxOccurs="unbounded"/>
-        </xs:sequence>
-        <xs:attribute ref="pc:EntityNamespace"/>
-        <xs:attribute ref="pc:EntityName"/>
-        <xs:attribute ref="pc:SystemInstanceName"/>
-        <xs:attribute ref="pc:AssociationName"/>
-      </xs:complexType>
-    </xs:element>
-    <xs:attribute name="EntityNamespace" type="xs:string"/>
-    <xs:attribute name="EntityName" type="xs:string"/>
-    <xs:attribute name="SystemInstanceName" type="xs:string"/>
-    <xs:attribute name="AssociationName" type="xs:string"/>
-    <xs:element name="BDCEntity">
-      <xs:complexType>
-        <xs:sequence>
-          <xs:element ref="pc:EntityDisplayName" minOccurs="0"/>
-          <xs:element ref="pc:EntityInstanceReference" minOccurs="0"/>
-          <xs:element ref="pc:EntityId1" minOccurs="0"/>
-          <xs:element ref="pc:EntityId2" minOccurs="0"/>
-          <xs:element ref="pc:EntityId3" minOccurs="0"/>
-          <xs:element ref="pc:EntityId4" minOccurs="0"/>
-          <xs:element ref="pc:EntityId5" minOccurs="0"/>
-        </xs:sequence>
-      </xs:complexType>
-    </xs:element>
-    <xs:element name="EntityDisplayName" type="xs:string"/>
-    <xs:element name="EntityInstanceReference" type="xs:string"/>
-    <xs:element name="EntityId1" type="xs:string"/>
-    <xs:element name="EntityId2" type="xs:string"/>
-    <xs:element name="EntityId3" type="xs:string"/>
-    <xs:element name="EntityId4" type="xs:string"/>
-    <xs:element name="EntityId5" type="xs:string"/>
-    <xs:element name="Terms">
-      <xs:complexType>
-        <xs:sequence>
-          <xs:element ref="pc:TermInfo" minOccurs="0" maxOccurs="unbounded"/>
-        </xs:sequence>
-      </xs:complexType>
-    </xs:element>
-    <xs:element name="TermInfo">
-      <xs:complexType>
-        <xs:sequence>
-          <xs:element ref="pc:TermName" minOccurs="0"/>
-          <xs:element ref="pc:TermId" minOccurs="0"/>
-        </xs:sequence>
-      </xs:complexType>
-    </xs:element>
-    <xs:element name="TermName" type="xs:string"/>
-    <xs:element name="TermId" type="xs:string"/>
-  </xs:schema>
-</ct:contentTypeSchema>
-</file>
-
-<file path=customXml/item3.xml><?xml version="1.0" encoding="utf-8"?>
-<?mso-contentType ?>
-<FormTemplates xmlns="http://schemas.microsoft.com/sharepoint/v3/contenttype/forms">
-  <Display>DocumentLibraryForm</Display>
-  <Edit>DocumentLibraryForm</Edit>
-  <New>DocumentLibraryForm</New>
-</FormTemplates>
-</file>
-
-<file path=customXml/itemProps13.xml><?xml version="1.0" encoding="utf-8"?>
-<ds:datastoreItem xmlns:ds="http://schemas.openxmlformats.org/officeDocument/2006/customXml" ds:itemID="{E15C1929-DE42-43E4-B2A7-3AF79E32EA72}">
-  <ds:schemaRefs>
-    <ds:schemaRef ds:uri="http://schemas.microsoft.com/office/2006/metadata/properties"/>
-    <ds:schemaRef ds:uri="http://schemas.microsoft.com/office/infopath/2007/PartnerControls"/>
-    <ds:schemaRef ds:uri="http://schemas.microsoft.com/sharepoint/v3"/>
-    <ds:schemaRef ds:uri="71af3243-3dd4-4a8d-8c0d-dd76da1f02a5"/>
-    <ds:schemaRef ds:uri="230e9df3-be65-4c73-a93b-d1236ebd677e"/>
-  </ds:schemaRefs>
-</ds:datastoreItem>
-</file>
-
-<file path=customXml/itemProps22.xml><?xml version="1.0" encoding="utf-8"?>
-<ds:datastoreItem xmlns:ds="http://schemas.openxmlformats.org/officeDocument/2006/customXml" ds:itemID="{0AC4720D-3B93-45C3-BAEA-71EBCC42F76B}">
-  <ds:schemaRefs>
-    <ds:schemaRef ds:uri="http://schemas.microsoft.com/office/2006/metadata/contentType"/>
-    <ds:schemaRef ds:uri="http://schemas.microsoft.com/office/2006/metadata/properties/metaAttributes"/>
-    <ds:schemaRef ds:uri="http://www.w3.org/2001/XMLSchema"/>
-    <ds:schemaRef ds:uri="http://schemas.microsoft.com/office/2006/metadata/properties"/>
-    <ds:schemaRef ds:uri="http://schemas.microsoft.com/sharepoint/v3"/>
-    <ds:schemaRef ds:uri="71af3243-3dd4-4a8d-8c0d-dd76da1f02a5"/>
-    <ds:schemaRef ds:uri="16c05727-aa75-4e4a-9b5f-8a80a1165891"/>
-    <ds:schemaRef ds:uri="230e9df3-be65-4c73-a93b-d1236ebd677e"/>
-    <ds:schemaRef ds:uri="http://schemas.microsoft.com/office/2006/documentManagement/types"/>
-    <ds:schemaRef ds:uri="http://schemas.microsoft.com/office/infopath/2007/PartnerControls"/>
-    <ds:schemaRef ds:uri="http://schemas.openxmlformats.org/package/2006/metadata/core-properties"/>
-    <ds:schemaRef ds:uri="http://purl.org/dc/elements/1.1/"/>
-    <ds:schemaRef ds:uri="http://purl.org/dc/terms/"/>
-    <ds:schemaRef ds:uri="http://schemas.microsoft.com/internal/obd"/>
-  </ds:schemaRefs>
-</ds:datastoreItem>
-</file>
-
-<file path=customXml/itemProps31.xml><?xml version="1.0" encoding="utf-8"?>
-<ds:datastoreItem xmlns:ds="http://schemas.openxmlformats.org/officeDocument/2006/customXml" ds:itemID="{F887D284-603F-4F91-8C48-43BD5A324D85}">
-  <ds:schemaRefs>
-    <ds:schemaRef ds:uri="http://schemas.microsoft.com/sharepoint/v3/contenttype/forms"/>
-  </ds:schemaRefs>
-</ds:datastoreItem>
-</file>
-
 <file path=docMetadata/LabelInfo.xml><?xml version="1.0" encoding="utf-8"?>
 <clbl:labelList xmlns:clbl="http://schemas.microsoft.com/office/2020/mipLabelMetadata"/>
 </file>